--- a/EE - Series/Power_and_Energy_Book6.docx
+++ b/EE - Series/Power_and_Energy_Book6.docx
@@ -89,7 +89,7 @@
         <w:rPr>
           <w:i w:val="0"/>
         </w:rPr>
-        <w:t>This book is about converting electrical energy from the form in which it arrives to the form a load needs, with as little waste as possible. Chapter 1 sets out the formula that runs through the whole book, waste = P(1/η − 1), and applies it to the AI data center, where conversion losses are now measured in megawatts. Chapters 2 to 5 cover the converters: the linear regulator, the buck, the boost and buck-boost with their control loops, and the isolated flyback, forward, and LLC converters. Chapter 6 covers the magnetic components in four families, called shelves. Chapter 7 connects converters to the grid, and Chapter 8 treats high voltage and pulsed power. Chapters 9 to 14 go deeper: where the watts go inside a switching converter, compensating the control loop, light load and discontinuous conduction, batteries and chargers, inverters and motor drives, the data-center power chain from the utility to the processor, uninterruptible power and hold-up, grid codes for inverter-based resources, distribution transformers and fault current, the multiphase regulator, gate drivers and isolation, charging supplies and solid-state pulsed power, solar maximum-power-point tracking, and wireless power transfer.</w:t>
+        <w:t>This book is about converting electrical energy from the form in which it arrives to the form a load needs, with as little waste as possible. Chapter 1 sets out the formula that runs through the whole book, waste = P(1/η − 1), and applies it to the AI data center, where conversion losses are now measured in megawatts. Part I, Chapters 1 to 8, builds the converters. Chapters 2 to 5 cover them: the linear regulator, the buck, the boost and buck-boost with their control loops, and the isolated flyback, forward, and LLC converters. Chapter 6 covers the magnetic components in four families, called shelves. Chapter 7 connects converters to the grid, and Chapter 8 treats high voltage and pulsed power. Parts II to IV go deeper, inside the converter (Chapters 9 to 13), out to the facility and the grid (Chapters 14 to 17), and into specialized converters (Chapters 18 to 22): where the watts go inside a switching converter, compensating the control loop, light load and discontinuous conduction, batteries and chargers, inverters and motor drives, the data-center power chain from the utility to the processor, uninterruptible power and hold-up, grid codes for inverter-based resources, distribution transformers and fault current, the multiphase regulator, gate drivers and isolation, charging supplies and solid-state pulsed power, solar maximum-power-point tracking, and wireless power transfer.</w:t>
       </w:r>
     </w:p>
     <w:p>
@@ -111,6 +111,15 @@
       </w:r>
     </w:p>
     <w:p>
+      <w:pPr/>
+      <w:r>
+        <w:rPr>
+          <w:i w:val="0"/>
+        </w:rPr>
+        <w:t>Every chapter works its ideas through with real numbers and, where it helps, real standards and parts: 80 PLUS Titanium, IEC 61000-3-2, IEC 60664-1, IEEE C57.91, SAE J2954, and Qi2; the TL431, LT3045, DSP-class controllers, SiC and GaN switches, and the multicell battery monitors. Each chapter closes by naming the question the next one answers, and the practice problems at the end of every chapter have their answers in Appendix B.</w:t>
+      </w:r>
+    </w:p>
+    <w:p>
       <w:pPr>
         <w:pStyle w:val="Heading1"/>
       </w:pPr>
@@ -127,6 +136,15 @@
         <w:rPr>
           <w:i w:val="0"/>
         </w:rPr>
+        <w:t>Part I. The Converters</w:t>
+      </w:r>
+    </w:p>
+    <w:p>
+      <w:pPr/>
+      <w:r>
+        <w:rPr>
+          <w:i w:val="0"/>
+        </w:rPr>
         <w:t>Chapter 1. Efficiency and Waste</w:t>
       </w:r>
     </w:p>
@@ -199,6 +217,15 @@
         <w:rPr>
           <w:i w:val="0"/>
         </w:rPr>
+        <w:t>Part II. Inside the Converter</w:t>
+      </w:r>
+    </w:p>
+    <w:p>
+      <w:pPr/>
+      <w:r>
+        <w:rPr>
+          <w:i w:val="0"/>
+        </w:rPr>
         <w:t>Chapter 9. Where the Watts Go: Loss in a Switching Converter</w:t>
       </w:r>
     </w:p>
@@ -244,6 +271,15 @@
         <w:rPr>
           <w:i w:val="0"/>
         </w:rPr>
+        <w:t>Part III. The Facility and the Grid</w:t>
+      </w:r>
+    </w:p>
+    <w:p>
+      <w:pPr/>
+      <w:r>
+        <w:rPr>
+          <w:i w:val="0"/>
+        </w:rPr>
         <w:t>Chapter 14. The Data-Center Power Chain</w:t>
       </w:r>
     </w:p>
@@ -280,6 +316,15 @@
         <w:rPr>
           <w:i w:val="0"/>
         </w:rPr>
+        <w:t>Part IV. Specialized Converters</w:t>
+      </w:r>
+    </w:p>
+    <w:p>
+      <w:pPr/>
+      <w:r>
+        <w:rPr>
+          <w:i w:val="0"/>
+        </w:rPr>
         <w:t>Chapter 18. The Multiphase Regulator</w:t>
       </w:r>
     </w:p>
@@ -354,6 +399,26 @@
         <w:rPr>
           <w:i w:val="0"/>
         </w:rPr>
+        <w:t>Part I. The Converters</w:t>
+      </w:r>
+    </w:p>
+    <w:p>
+      <w:pPr/>
+      <w:r>
+        <w:rPr>
+          <w:i w:val="0"/>
+        </w:rPr>
+        <w:t>Part I builds the converters and their parts: the efficiency arithmetic that runs through the book, the linear regulator, the buck, boost, and buck-boost with their control loops, the isolated flyback, forward, and LLC converters, the magnetic components, the connection to the grid through rectifiers and power-factor correction, and the insulation and stored energy of high voltage.</w:t>
+      </w:r>
+    </w:p>
+    <w:p>
+      <w:pPr>
+        <w:pStyle w:val="Heading1"/>
+      </w:pPr>
+      <w:r>
+        <w:rPr>
+          <w:i w:val="0"/>
+        </w:rPr>
         <w:t>Chapter 1. Efficiency and Waste</w:t>
       </w:r>
     </w:p>
@@ -542,7 +607,201 @@
         <w:rPr>
           <w:i w:val="0"/>
         </w:rPr>
-        <w:t>1.4 What the rest of the book does</w:t>
+        <w:t>1.4 Efficiency is a curve, not a number</w:t>
+      </w:r>
+    </w:p>
+    <w:p>
+      <w:pPr/>
+      <w:r>
+        <w:rPr>
+          <w:i w:val="0"/>
+        </w:rPr>
+        <w:t>A data sheet's headline efficiency is measured at one load, usually the best one. Real converters spend much of their lives elsewhere. At light load the fixed losses, gate drive, controller bias, magnetizing current, and the switching loss that does not shrink with current, are a large share of a small output, and efficiency collapses; at full load the conduction losses, which grow with current squared, take over. The curve therefore rises steeply, peaks somewhere between 30 and 60 % of rated load, and sags gently toward full load. The 80 PLUS Titanium standard for 230 V server supplies writes that shape into a requirement: at least 90 % at 10 % load, 94 % at 20 %, 96 % at 50 %, and 91 % at 100 %. A designer chooses where to put the peak by sizing the switches, and puts it where the product will actually run: near half load for a redundant server supply, whose two units share the load, and near light load for a phone charger that spends most of its life trickle-charging a full battery.</w:t>
+      </w:r>
+    </w:p>
+    <w:p>
+      <w:pPr>
+        <w:pStyle w:val="Heading2"/>
+      </w:pPr>
+      <w:r>
+        <w:rPr>
+          <w:i w:val="0"/>
+        </w:rPr>
+        <w:t>1.5 Efficiencies multiply</w:t>
+      </w:r>
+    </w:p>
+    <w:p>
+      <w:pPr/>
+      <w:r>
+        <w:rPr>
+          <w:i w:val="0"/>
+        </w:rPr>
+        <w:t>Power reaches a load through a chain of conversions, and the efficiency of the chain is the product of the stage efficiencies. Each stage also passes on the losses of the stages after it, because the upstream stage must deliver the downstream loss too. A chain of four stages at 98.5, 97.5, 96, and 90 % is only 83 % efficient overall, and the last stage, the least efficient, is also the one whose losses are amplified by every stage before it. This is why the most valuable efficiency improvement is usually at the point of load, and why removing a stage entirely, as the 48 V rack of Chapter 14 does, beats polishing any single one.</w:t>
+      </w:r>
+    </w:p>
+    <w:p>
+      <w:pPr>
+        <w:jc w:val="center"/>
+      </w:pPr>
+      <w:r>
+        <w:rPr>
+          <w:i w:val="0"/>
+        </w:rPr>
+        <w:t>η_chain = η₁ × η₂ × … × ηₙ</w:t>
+      </w:r>
+    </w:p>
+    <w:p>
+      <w:pPr>
+        <w:pStyle w:val="Heading2"/>
+      </w:pPr>
+      <w:r>
+        <w:rPr>
+          <w:i w:val="0"/>
+        </w:rPr>
+        <w:t>Worked Example 1.3</w:t>
+      </w:r>
+    </w:p>
+    <w:p>
+      <w:pPr/>
+      <w:r>
+        <w:rPr>
+          <w:b/>
+        </w:rPr>
+        <w:t xml:space="preserve">Problem. </w:t>
+      </w:r>
+      <w:r>
+        <w:rPr>
+          <w:i w:val="0"/>
+        </w:rPr>
+        <w:t>Power reaches a processor through a transformer at 98.5 %, a rectifier and power-factor stage at 97.5 %, an isolated DC-DC stage at 96 %, and a point-of-load regulator at 90 %. Find the overall efficiency and the input power and waste for 1 kW delivered to the processor.</w:t>
+      </w:r>
+    </w:p>
+    <w:p>
+      <w:pPr/>
+      <w:r>
+        <w:rPr>
+          <w:b/>
+        </w:rPr>
+        <w:t xml:space="preserve">Solution. </w:t>
+      </w:r>
+      <w:r>
+        <w:rPr>
+          <w:i w:val="0"/>
+        </w:rPr>
+        <w:t>The product is 0.985 × 0.975 × 0.96 × 0.90 = 0.830. The input is 1000/0.830 = 1205 W, and the waste, by the book's formula, is 1000 × (1/0.830 − 1) = 205 W. Improving the last stage from 90 % to 93 % alone raises the chain to 0.857 and cuts the waste to 167 W, a saving of 38 W, twice the 18 W that a perfect, lossless transformer would bring.</w:t>
+      </w:r>
+    </w:p>
+    <w:p>
+      <w:pPr>
+        <w:pStyle w:val="Heading2"/>
+      </w:pPr>
+      <w:r>
+        <w:rPr>
+          <w:i w:val="0"/>
+        </w:rPr>
+        <w:t>Worked Example 1.4</w:t>
+      </w:r>
+    </w:p>
+    <w:p>
+      <w:pPr/>
+      <w:r>
+        <w:rPr>
+          <w:b/>
+        </w:rPr>
+        <w:t xml:space="preserve">Problem. </w:t>
+      </w:r>
+      <w:r>
+        <w:rPr>
+          <w:i w:val="0"/>
+        </w:rPr>
+        <w:t>A 3 kW Titanium-rated server supply runs at 50 % load, where it is 96 % efficient. Its replacement is a Platinum unit at 94 %. Find the waste of each, and the yearly energy difference for a supply that runs continuously.</w:t>
+      </w:r>
+    </w:p>
+    <w:p>
+      <w:pPr/>
+      <w:r>
+        <w:rPr>
+          <w:b/>
+        </w:rPr>
+        <w:t xml:space="preserve">Solution. </w:t>
+      </w:r>
+      <w:r>
+        <w:rPr>
+          <w:i w:val="0"/>
+        </w:rPr>
+        <w:t>At 1.5 kW out, the Titanium unit wastes 1500 × (1/0.96 − 1) = 62.5 W and the Platinum unit 1500 × (1/0.94 − 1) = 95.7 W, a difference of 33.2 W. Over 8760 hours that is 291 kWh per supply per year, before the cooling energy needed to remove it. A hall of 10 000 such supplies saves 2.9 GWh a year.</w:t>
+      </w:r>
+    </w:p>
+    <w:p>
+      <w:pPr>
+        <w:pStyle w:val="Heading2"/>
+      </w:pPr>
+      <w:r>
+        <w:rPr>
+          <w:i w:val="0"/>
+        </w:rPr>
+        <w:t>1.6 What a wasted watt costs</w:t>
+      </w:r>
+    </w:p>
+    <w:p>
+      <w:pPr/>
+      <w:r>
+        <w:rPr>
+          <w:i w:val="0"/>
+        </w:rPr>
+        <w:t>A watt of loss costs money twice. The utility charges for the energy, and the facility spends more energy removing the heat, which power usage effectiveness, Chapter 14, captures: at a PUE of 1.3, every watt lost inside a server costs 1.3 W at the meter. Over the five-year life of a server, a watt wasted continuously is 43.8 kWh, or 57 kWh at the meter. That is why server buyers evaluate supplies by total cost of ownership rather than price, and why a percentage point of efficiency on a 3 kW supply, 30 W, justifies a considerable premium.</w:t>
+      </w:r>
+    </w:p>
+    <w:p>
+      <w:pPr>
+        <w:pStyle w:val="Heading2"/>
+      </w:pPr>
+      <w:r>
+        <w:rPr>
+          <w:i w:val="0"/>
+        </w:rPr>
+        <w:t>Worked Example 1.5</w:t>
+      </w:r>
+    </w:p>
+    <w:p>
+      <w:pPr/>
+      <w:r>
+        <w:rPr>
+          <w:b/>
+        </w:rPr>
+        <w:t xml:space="preserve">Problem. </w:t>
+      </w:r>
+      <w:r>
+        <w:rPr>
+          <w:i w:val="0"/>
+        </w:rPr>
+        <w:t>Find the five-year cost of 1 W wasted continuously in a data center with a PUE of 1.3, at $0.12 per kWh. What is a 30 W saving per supply worth across 10 000 supplies?</w:t>
+      </w:r>
+    </w:p>
+    <w:p>
+      <w:pPr/>
+      <w:r>
+        <w:rPr>
+          <w:b/>
+        </w:rPr>
+        <w:t xml:space="preserve">Solution. </w:t>
+      </w:r>
+      <w:r>
+        <w:rPr>
+          <w:i w:val="0"/>
+        </w:rPr>
+        <w:t>1 W × 8766 h × 5 = 43.8 kWh, times 1.3 is 57.0 kWh, costing $6.84. Thirty watts per supply is worth $205 over five years, and $2.05 million across 10 000 supplies, before counting the cooling and electrical capacity that the lower loss frees for more servers.</w:t>
+      </w:r>
+    </w:p>
+    <w:p>
+      <w:pPr>
+        <w:pStyle w:val="Heading2"/>
+      </w:pPr>
+      <w:r>
+        <w:rPr>
+          <w:i w:val="0"/>
+        </w:rPr>
+        <w:t>1.7 What the rest of the book does</w:t>
       </w:r>
     </w:p>
     <w:p>
@@ -555,6 +814,15 @@
       </w:r>
     </w:p>
     <w:p>
+      <w:pPr/>
+      <w:r>
+        <w:rPr>
+          <w:i w:val="0"/>
+        </w:rPr>
+        <w:t>Waste, multiplied by the number of conversions and the hours they run, is the quantity this book tries to shrink. The simplest converter of all, and the most wasteful when misapplied, is the linear regulator of Chapter 2.</w:t>
+      </w:r>
+    </w:p>
+    <w:p>
       <w:pPr>
         <w:pStyle w:val="Heading2"/>
       </w:pPr>
@@ -656,6 +924,51 @@
       </w:r>
     </w:p>
     <w:p>
+      <w:pPr/>
+      <w:r>
+        <w:rPr>
+          <w:b/>
+        </w:rPr>
+        <w:t xml:space="preserve">7. </w:t>
+      </w:r>
+      <w:r>
+        <w:rPr>
+          <w:i w:val="0"/>
+        </w:rPr>
+        <w:t>Find the efficiency of a chain of three stages at 97 %, 95 %, and 92 %.</w:t>
+      </w:r>
+    </w:p>
+    <w:p>
+      <w:pPr/>
+      <w:r>
+        <w:rPr>
+          <w:b/>
+        </w:rPr>
+        <w:t xml:space="preserve">8. </w:t>
+      </w:r>
+      <w:r>
+        <w:rPr>
+          <w:i w:val="0"/>
+        </w:rPr>
+        <w:t>A supply delivers 500 W at 92 % efficiency. How much power does it waste, and how much would it waste at 95 %?</w:t>
+      </w:r>
+    </w:p>
+    <w:p>
+      <w:pPr/>
+      <w:r>
+        <w:rPr>
+          <w:b/>
+        </w:rPr>
+        <w:t xml:space="preserve">9. </w:t>
+      </w:r>
+      <w:r>
+        <w:rPr>
+          <w:i w:val="0"/>
+        </w:rPr>
+        <w:t>What is the yearly cost of 10 W wasted continuously at $0.20 per kWh with no cooling overhead?</w:t>
+      </w:r>
+    </w:p>
+    <w:p>
       <w:pPr>
         <w:pStyle w:val="Heading1"/>
       </w:pPr>
@@ -923,6 +1236,220 @@
         <w:rPr>
           <w:i w:val="0"/>
         </w:rPr>
+        <w:t>2.5 Thermal design</w:t>
+      </w:r>
+    </w:p>
+    <w:p>
+      <w:pPr/>
+      <w:r>
+        <w:rPr>
+          <w:i w:val="0"/>
+        </w:rPr>
+        <w:t>A linear regulator's loss is easy to compute and hard to get rid of: (Vin − Vout) × Iout, plus a small ground-current term, all dissipated in a few square millimeters. The junction temperature is the ambient plus the power times the thermal resistance from junction to ambient, θJA, which depends far more on the board than on the package. A SOT-223 regulator on a minimal footprint might show 100 °C/W; on a square inch of 2-ounce copper with thermal vias, about 50 to 60 °C/W. The maximum junction temperature is usually 125 °C, and good practice keeps it below about 105 °C for life. A regulator that needs more dissipation than that needs a different package, a heatsink, a pre-regulator to reduce Vin, or a switching converter.</w:t>
+      </w:r>
+    </w:p>
+    <w:p>
+      <w:pPr>
+        <w:jc w:val="center"/>
+      </w:pPr>
+      <w:r>
+        <w:rPr>
+          <w:i w:val="0"/>
+        </w:rPr>
+        <w:t>TJ = TA + (Vin − Vout) Iout θJA</w:t>
+      </w:r>
+    </w:p>
+    <w:p>
+      <w:pPr>
+        <w:pStyle w:val="Heading2"/>
+      </w:pPr>
+      <w:r>
+        <w:rPr>
+          <w:i w:val="0"/>
+        </w:rPr>
+        <w:t>2.6 The LDO after the switcher</w:t>
+      </w:r>
+    </w:p>
+    <w:p>
+      <w:pPr/>
+      <w:r>
+        <w:rPr>
+          <w:i w:val="0"/>
+        </w:rPr>
+        <w:t>The most common modern use of a linear regulator is to clean up the output of a switching converter for a noise-sensitive load: a clock synthesizer, an ADC reference, an RF front end. The quantity that matters is the power-supply rejection at the switching frequency, not at 120 Hz. A good conventional LDO rejects 60 to 70 dB at 1 kHz and only 20 to 40 dB at 1 MHz, where its loop gain has run out. Ultra-low-noise parts such as the Analog Devices LT3045 and the TI TPS7A94 use a current-reference architecture to keep 70 dB or more out to a megahertz, with output noise below 1 µV RMS from 10 Hz to 100 kHz. The rejection also falls as the dropout shrinks, so the headroom between the switcher's output and the LDO's must be chosen from the PSRR curve at the actual headroom, typically 300 to 500 mV, not from the headline number.</w:t>
+      </w:r>
+    </w:p>
+    <w:p>
+      <w:pPr>
+        <w:pStyle w:val="Heading2"/>
+      </w:pPr>
+      <w:r>
+        <w:rPr>
+          <w:i w:val="0"/>
+        </w:rPr>
+        <w:t>Worked Example 2.4</w:t>
+      </w:r>
+    </w:p>
+    <w:p>
+      <w:pPr/>
+      <w:r>
+        <w:rPr>
+          <w:b/>
+        </w:rPr>
+        <w:t xml:space="preserve">Problem. </w:t>
+      </w:r>
+      <w:r>
+        <w:rPr>
+          <w:i w:val="0"/>
+        </w:rPr>
+        <w:t>A 5 V rail feeds a 3.3 V LDO in a SOT-223 that supplies 500 mA. The board gives θJA = 60 °C/W, and the ambient is 55 °C. Find the dissipation and the junction temperature.</w:t>
+      </w:r>
+    </w:p>
+    <w:p>
+      <w:pPr/>
+      <w:r>
+        <w:rPr>
+          <w:b/>
+        </w:rPr>
+        <w:t xml:space="preserve">Solution. </w:t>
+      </w:r>
+      <w:r>
+        <w:rPr>
+          <w:i w:val="0"/>
+        </w:rPr>
+        <w:t>P = (5 − 3.3) × 0.5 = 0.85 W, and TJ = 55 + 0.85 × 60 = 106 °C, right at the limit for long life. Feeding the LDO from a 3.8 V switcher output instead of 5 V cuts the loss to 0.25 W and the junction to 70 °C.</w:t>
+      </w:r>
+    </w:p>
+    <w:p>
+      <w:pPr>
+        <w:pStyle w:val="Heading2"/>
+      </w:pPr>
+      <w:r>
+        <w:rPr>
+          <w:i w:val="0"/>
+        </w:rPr>
+        <w:t>Worked Example 2.5</w:t>
+      </w:r>
+    </w:p>
+    <w:p>
+      <w:pPr/>
+      <w:r>
+        <w:rPr>
+          <w:b/>
+        </w:rPr>
+        <w:t xml:space="preserve">Problem. </w:t>
+      </w:r>
+      <w:r>
+        <w:rPr>
+          <w:i w:val="0"/>
+        </w:rPr>
+        <w:t>A buck converter's 3.6 V output has 20 mV peak-to-peak ripple at 1 MHz. It feeds an LDO with 70 dB of rejection at 1 MHz at the chosen headroom. Find the ripple at the LDO's output, and repeat for a conventional LDO with 30 dB.</w:t>
+      </w:r>
+    </w:p>
+    <w:p>
+      <w:pPr/>
+      <w:r>
+        <w:rPr>
+          <w:b/>
+        </w:rPr>
+        <w:t xml:space="preserve">Solution. </w:t>
+      </w:r>
+      <w:r>
+        <w:rPr>
+          <w:i w:val="0"/>
+        </w:rPr>
+        <w:t>70 dB is a factor of 3162, so the ripple falls to 20 mV/3162 = 6.3 µV peak to peak, below the LDO's own noise. With 30 dB, a factor of 31.6, the ripple is 0.63 mV, enough to show up as spurs at ±1 MHz on a synthesizer's output. A small LC filter before the LDO, with its resonance well below 1 MHz, would add the missing rejection.</w:t>
+      </w:r>
+    </w:p>
+    <w:p>
+      <w:pPr>
+        <w:pStyle w:val="Heading2"/>
+      </w:pPr>
+      <w:r>
+        <w:rPr>
+          <w:i w:val="0"/>
+        </w:rPr>
+        <w:t>2.7 The shunt regulator and the TL431</w:t>
+      </w:r>
+    </w:p>
+    <w:p>
+      <w:pPr/>
+      <w:r>
+        <w:rPr>
+          <w:i w:val="0"/>
+        </w:rPr>
+        <w:t>Not every regulator stands in series with the load. A shunt regulator sits across it and draws whatever current is needed to hold the voltage, with a series resistor dropping the rest; a Zener diode is the simplest example. The TL431, introduced by Texas Instruments in the 1970s and still made by the hundreds of millions, is an adjustable shunt regulator with a 2.495 V internal reference and an amplifier: it conducts as much current as needed to hold its reference pin at 2.495 V, so a divider sets the output to 2.495(1 + R1/R2). Its most common job today is not regulation but feedback: on the secondary of almost every offline flyback, it drives the LED of an optocoupler, which carries the error signal across the isolation barrier to the primary-side controller.</w:t>
+      </w:r>
+    </w:p>
+    <w:p>
+      <w:pPr>
+        <w:jc w:val="center"/>
+      </w:pPr>
+      <w:r>
+        <w:rPr>
+          <w:i w:val="0"/>
+        </w:rPr>
+        <w:t>Vout = 2.495 V × (1 + R1/R2)</w:t>
+      </w:r>
+    </w:p>
+    <w:p>
+      <w:pPr>
+        <w:pStyle w:val="Heading2"/>
+      </w:pPr>
+      <w:r>
+        <w:rPr>
+          <w:i w:val="0"/>
+        </w:rPr>
+        <w:t>Worked Example 2.6</w:t>
+      </w:r>
+    </w:p>
+    <w:p>
+      <w:pPr/>
+      <w:r>
+        <w:rPr>
+          <w:b/>
+        </w:rPr>
+        <w:t xml:space="preserve">Problem. </w:t>
+      </w:r>
+      <w:r>
+        <w:rPr>
+          <w:i w:val="0"/>
+        </w:rPr>
+        <w:t>A TL431 must hold the feedback point of a 12 V flyback output. With R2 = 10 kΩ, find R1, and the divider current.</w:t>
+      </w:r>
+    </w:p>
+    <w:p>
+      <w:pPr/>
+      <w:r>
+        <w:rPr>
+          <w:b/>
+        </w:rPr>
+        <w:t xml:space="preserve">Solution. </w:t>
+      </w:r>
+      <w:r>
+        <w:rPr>
+          <w:i w:val="0"/>
+        </w:rPr>
+        <w:t>R1 = R2(12/2.495 − 1) = 10 kΩ × 3.81 = 38.1 kΩ, and the divider draws 2.495 V/10 kΩ = 0.25 mA. The TL431 itself needs at least 1 mA of cathode current to regulate, which the optocoupler's LED path and a bias resistor provide, a detail that sets part of the converter's no-load power.</w:t>
+      </w:r>
+    </w:p>
+    <w:p>
+      <w:pPr/>
+      <w:r>
+        <w:rPr>
+          <w:i w:val="0"/>
+        </w:rPr>
+        <w:t>The linear regulator is quiet and simple, and its waste is set by the voltage it drops. Chapter 3 removes that waste by never letting the transistor sit between fully on and fully off.</w:t>
+      </w:r>
+    </w:p>
+    <w:p>
+      <w:pPr>
+        <w:pStyle w:val="Heading2"/>
+      </w:pPr>
+      <w:r>
+        <w:rPr>
+          <w:i w:val="0"/>
+        </w:rPr>
         <w:t>Practice</w:t>
       </w:r>
     </w:p>
@@ -1017,6 +1544,51 @@
       </w:r>
     </w:p>
     <w:p>
+      <w:pPr/>
+      <w:r>
+        <w:rPr>
+          <w:b/>
+        </w:rPr>
+        <w:t xml:space="preserve">7. </w:t>
+      </w:r>
+      <w:r>
+        <w:rPr>
+          <w:i w:val="0"/>
+        </w:rPr>
+        <w:t>An LDO drops 12 V to 5 V at 100 mA with θJA = 80 °C/W at 40 °C ambient. Find the junction temperature.</w:t>
+      </w:r>
+    </w:p>
+    <w:p>
+      <w:pPr/>
+      <w:r>
+        <w:rPr>
+          <w:b/>
+        </w:rPr>
+        <w:t xml:space="preserve">8. </w:t>
+      </w:r>
+      <w:r>
+        <w:rPr>
+          <w:i w:val="0"/>
+        </w:rPr>
+        <w:t>How much rejection is needed to reduce 50 mV of ripple to 10 µV?</w:t>
+      </w:r>
+    </w:p>
+    <w:p>
+      <w:pPr/>
+      <w:r>
+        <w:rPr>
+          <w:b/>
+        </w:rPr>
+        <w:t xml:space="preserve">9. </w:t>
+      </w:r>
+      <w:r>
+        <w:rPr>
+          <w:i w:val="0"/>
+        </w:rPr>
+        <w:t>Find the output of a TL431 regulator with R1 = 15 kΩ and R2 = 10 kΩ.</w:t>
+      </w:r>
+    </w:p>
+    <w:p>
       <w:pPr>
         <w:pStyle w:val="Heading1"/>
       </w:pPr>
@@ -1232,6 +1804,209 @@
         <w:rPr>
           <w:i w:val="0"/>
         </w:rPr>
+        <w:t>3.5 Choosing the inductor and the capacitors</w:t>
+      </w:r>
+    </w:p>
+    <w:p>
+      <w:pPr/>
+      <w:r>
+        <w:rPr>
+          <w:i w:val="0"/>
+        </w:rPr>
+        <w:t>The inductor is chosen for three currents. Its inductance sets the ripple, usually 20 to 40 % of the full-load current. Its saturation current must exceed the peak, the load current plus half the ripple plus margin for transients and current-limit overshoot, because a saturating inductor's current rises almost without limit. Its RMS rating, set by temperature rise, must exceed the RMS current. Molded powder inductors such as Coilcraft's XAL family saturate softly and suit most bucks; ferrite parts saturate abruptly but have lower core loss at high frequency. The output capacitor sets the ripple and the transient response, and ceramic capacitors lose much of their capacitance under DC bias, a 22 µF 6.3 V X5R part in 0805 may keep only 10 µF at 3.3 V, so the data sheet's DC-bias curve, not the nominal value, goes into the calculation.</w:t>
+      </w:r>
+    </w:p>
+    <w:p>
+      <w:pPr/>
+      <w:r>
+        <w:rPr>
+          <w:i w:val="0"/>
+        </w:rPr>
+        <w:t>The input capacitor is chosen for its RMS current, which is the most frequently overlooked stress in a buck. The input current is a pulse train of height Iout for a fraction D of the time, so the capacitor carries an RMS current of Iout√(D(1 − D)), at most half the load current at D = 0.5. Ceramic capacitors carry it easily; aluminum electrolytics overheat if they are sized for capacitance alone.</w:t>
+      </w:r>
+    </w:p>
+    <w:p>
+      <w:pPr>
+        <w:jc w:val="center"/>
+      </w:pPr>
+      <w:r>
+        <w:rPr>
+          <w:i w:val="0"/>
+        </w:rPr>
+        <w:t>Icin,rms = Iout √(D(1 − D))</w:t>
+      </w:r>
+    </w:p>
+    <w:p>
+      <w:pPr>
+        <w:pStyle w:val="Heading2"/>
+      </w:pPr>
+      <w:r>
+        <w:rPr>
+          <w:i w:val="0"/>
+        </w:rPr>
+        <w:t>Worked Example 3.3</w:t>
+      </w:r>
+    </w:p>
+    <w:p>
+      <w:pPr/>
+      <w:r>
+        <w:rPr>
+          <w:b/>
+        </w:rPr>
+        <w:t xml:space="preserve">Problem. </w:t>
+      </w:r>
+      <w:r>
+        <w:rPr>
+          <w:i w:val="0"/>
+        </w:rPr>
+        <w:t>Design the power stage of a 12 V to 3.3 V, 5 A buck at 500 kHz with 30 % ripple and 20 mV of capacitive output ripple. Find L, the inductor peak and saturation requirement, the output capacitance, and the input capacitor's RMS current.</w:t>
+      </w:r>
+    </w:p>
+    <w:p>
+      <w:pPr/>
+      <w:r>
+        <w:rPr>
+          <w:b/>
+        </w:rPr>
+        <w:t xml:space="preserve">Solution. </w:t>
+      </w:r>
+      <w:r>
+        <w:rPr>
+          <w:i w:val="0"/>
+        </w:rPr>
+        <w:t>D = 3.3/12 = 0.275 and ΔI = 1.5 A, so L = (12 − 3.3) × 0.275/(500 × 10³ × 1.5) = 3.19 µH; choose 3.3 µH. The peak current is 5 + 0.75 = 5.75 A; with margin for transients, specify a saturation current of at least 7 to 8 A. For 20 mV, C = ΔI/(8 fsw ΔV) = 1.5/(8 × 500 × 10³ × 0.02) = 18.8 µF of effective capacitance, so three 22 µF ceramics that each keep about 10 µF at 3.3 V. The input capacitor carries 5 × √(0.275 × 0.725) = 2.23 A RMS, which two 10 µF 25 V ceramics share comfortably.</w:t>
+      </w:r>
+    </w:p>
+    <w:p>
+      <w:pPr>
+        <w:pStyle w:val="Heading2"/>
+      </w:pPr>
+      <w:r>
+        <w:rPr>
+          <w:i w:val="0"/>
+        </w:rPr>
+        <w:t>Worked Example 3.4</w:t>
+      </w:r>
+    </w:p>
+    <w:p>
+      <w:pPr/>
+      <w:r>
+        <w:rPr>
+          <w:b/>
+        </w:rPr>
+        <w:t xml:space="preserve">Problem. </w:t>
+      </w:r>
+      <w:r>
+        <w:rPr>
+          <w:i w:val="0"/>
+        </w:rPr>
+        <w:t>A buck runs at D = 0.5 with a 10 A load. Find the input capacitor's RMS current, and compare it with D = 0.1.</w:t>
+      </w:r>
+    </w:p>
+    <w:p>
+      <w:pPr/>
+      <w:r>
+        <w:rPr>
+          <w:b/>
+        </w:rPr>
+        <w:t xml:space="preserve">Solution. </w:t>
+      </w:r>
+      <w:r>
+        <w:rPr>
+          <w:i w:val="0"/>
+        </w:rPr>
+        <w:t>At D = 0.5, Icin = 10 × √0.25 = 5.0 A, the worst case. At D = 0.1, 10 × √0.09 = 3.0 A. A converter that operates over a wide input range must be checked at the duty cycle nearest 0.5.</w:t>
+      </w:r>
+    </w:p>
+    <w:p>
+      <w:pPr>
+        <w:pStyle w:val="Heading2"/>
+      </w:pPr>
+      <w:r>
+        <w:rPr>
+          <w:i w:val="0"/>
+        </w:rPr>
+        <w:t>3.6 Minimum on-time and the limits of step-down</w:t>
+      </w:r>
+    </w:p>
+    <w:p>
+      <w:pPr/>
+      <w:r>
+        <w:rPr>
+          <w:i w:val="0"/>
+        </w:rPr>
+        <w:t>A buck controller cannot turn its high-side switch on for less than a minimum time, set by the driver delays, the current-sense blanking, and the switches' own transitions: typically 40 to 100 ns for a silicon controller, 10 to 30 ns for some GaN designs. The duty cycle D = Vout/Vin therefore has a floor of ton,min × fsw, and a converter asked for less either skips pulses or regulates poorly. High step-down ratios at high frequency are where it bites: 48 V to 1 V is a duty cycle of 2 %, which at 1 MHz is a 21 ns on-time. Designers respond by lowering the frequency, using two stages, or choosing topologies with a transformer or switched capacitors that divide the voltage before the buck.</w:t>
+      </w:r>
+    </w:p>
+    <w:p>
+      <w:pPr>
+        <w:jc w:val="center"/>
+      </w:pPr>
+      <w:r>
+        <w:rPr>
+          <w:i w:val="0"/>
+        </w:rPr>
+        <w:t>Vout,min = Vin × ton,min × fsw</w:t>
+      </w:r>
+    </w:p>
+    <w:p>
+      <w:pPr>
+        <w:pStyle w:val="Heading2"/>
+      </w:pPr>
+      <w:r>
+        <w:rPr>
+          <w:i w:val="0"/>
+        </w:rPr>
+        <w:t>Worked Example 3.5</w:t>
+      </w:r>
+    </w:p>
+    <w:p>
+      <w:pPr/>
+      <w:r>
+        <w:rPr>
+          <w:b/>
+        </w:rPr>
+        <w:t xml:space="preserve">Problem. </w:t>
+      </w:r>
+      <w:r>
+        <w:rPr>
+          <w:i w:val="0"/>
+        </w:rPr>
+        <w:t>A controller has a minimum on-time of 50 ns. What is the lowest output it can regulate from 48 V at 2 MHz and at 400 kHz?</w:t>
+      </w:r>
+    </w:p>
+    <w:p>
+      <w:pPr/>
+      <w:r>
+        <w:rPr>
+          <w:b/>
+        </w:rPr>
+        <w:t xml:space="preserve">Solution. </w:t>
+      </w:r>
+      <w:r>
+        <w:rPr>
+          <w:i w:val="0"/>
+        </w:rPr>
+        <w:t>At 2 MHz, Dmin = 50 ns × 2 MHz = 0.10, so Vout,min = 4.8 V: a 3.3 V output is impossible. At 400 kHz, Dmin = 0.02 and Vout,min = 0.96 V, so 3.3 V works, at the price of a larger inductor and capacitor.</w:t>
+      </w:r>
+    </w:p>
+    <w:p>
+      <w:pPr/>
+      <w:r>
+        <w:rPr>
+          <w:i w:val="0"/>
+        </w:rPr>
+        <w:t>The buck steps voltage down. Chapter 4 rearranges the same switch, diode, and inductor to step it up or invert it, and then closes the loop that holds the output steady.</w:t>
+      </w:r>
+    </w:p>
+    <w:p>
+      <w:pPr>
+        <w:pStyle w:val="Heading2"/>
+      </w:pPr>
+      <w:r>
+        <w:rPr>
+          <w:i w:val="0"/>
+        </w:rPr>
         <w:t>Practice</w:t>
       </w:r>
     </w:p>
@@ -1326,6 +2101,51 @@
       </w:r>
     </w:p>
     <w:p>
+      <w:pPr/>
+      <w:r>
+        <w:rPr>
+          <w:b/>
+        </w:rPr>
+        <w:t xml:space="preserve">7. </w:t>
+      </w:r>
+      <w:r>
+        <w:rPr>
+          <w:i w:val="0"/>
+        </w:rPr>
+        <w:t>Find the input capacitor RMS current of a 48 V to 12 V, 20 A buck.</w:t>
+      </w:r>
+    </w:p>
+    <w:p>
+      <w:pPr/>
+      <w:r>
+        <w:rPr>
+          <w:b/>
+        </w:rPr>
+        <w:t xml:space="preserve">8. </w:t>
+      </w:r>
+      <w:r>
+        <w:rPr>
+          <w:i w:val="0"/>
+        </w:rPr>
+        <w:t>A 4.7 µH inductor carries a 6 A load with 2 A of ripple. What saturation current would you specify?</w:t>
+      </w:r>
+    </w:p>
+    <w:p>
+      <w:pPr/>
+      <w:r>
+        <w:rPr>
+          <w:b/>
+        </w:rPr>
+        <w:t xml:space="preserve">9. </w:t>
+      </w:r>
+      <w:r>
+        <w:rPr>
+          <w:i w:val="0"/>
+        </w:rPr>
+        <w:t>Find the highest switching frequency at which a 60 ns minimum on-time still allows 12 V to 1 V conversion.</w:t>
+      </w:r>
+    </w:p>
+    <w:p>
       <w:pPr>
         <w:pStyle w:val="Heading1"/>
       </w:pPr>
@@ -1624,6 +2444,231 @@
         <w:rPr>
           <w:i w:val="0"/>
         </w:rPr>
+        <w:t>4.6 The boost's real gain</w:t>
+      </w:r>
+    </w:p>
+    <w:p>
+      <w:pPr/>
+      <w:r>
+        <w:rPr>
+          <w:i w:val="0"/>
+        </w:rPr>
+        <w:t>The ideal boost gain, 1/(1 − D), grows without limit as D approaches 1. Real boosts stop far short of that, because the inductor's resistance RL carries the input current, which is the output current divided by (1 − D). As D rises, the input current and its loss grow so quickly that the output voltage reaches a maximum and then falls. Including only RL, the gain is the ideal gain divided by 1 + RL/(R(1 − D)²), where R is the load resistance, and the peak gain is about 1/(2√(RL/R)). In practice boosts are designed for gains up to about 5 or 6; beyond that a coupled-inductor boost, a transformer, or two stages do better.</w:t>
+      </w:r>
+    </w:p>
+    <w:p>
+      <w:pPr>
+        <w:jc w:val="center"/>
+      </w:pPr>
+      <w:r>
+        <w:rPr>
+          <w:i w:val="0"/>
+        </w:rPr>
+        <w:t>M = [1/(1 − D)] × 1/[1 + RL/(R(1 − D)²)]</w:t>
+      </w:r>
+    </w:p>
+    <w:p>
+      <w:pPr>
+        <w:pStyle w:val="Heading2"/>
+      </w:pPr>
+      <w:r>
+        <w:rPr>
+          <w:i w:val="0"/>
+        </w:rPr>
+        <w:t>4.7 Peak current-mode control and slope compensation</w:t>
+      </w:r>
+    </w:p>
+    <w:p>
+      <w:pPr/>
+      <w:r>
+        <w:rPr>
+          <w:i w:val="0"/>
+        </w:rPr>
+        <w:t>Most modern converters control the peak inductor current every cycle rather than the duty cycle directly. The error amplifier sets a current threshold; the switch turns on with the clock and off when the sensed current reaches the threshold. The inductor drops out of the outer loop at low frequencies, which reduces the power stage to a single pole and makes compensation easy, and the controller gets cycle-by-cycle current limiting for free. The price is an instability: above D = 0.5, a small disturbance in the inductor current grows from one cycle to the next, and the current alternates between large and small pulses at half the switching frequency, subharmonic oscillation. Adding an artificial ramp to the sensed current cures it. The classic rule makes the compensating ramp's slope at least half the inductor current's down-slope, which keeps the loop stable at any duty cycle.</w:t>
+      </w:r>
+    </w:p>
+    <w:p>
+      <w:pPr>
+        <w:jc w:val="center"/>
+      </w:pPr>
+      <w:r>
+        <w:rPr>
+          <w:i w:val="0"/>
+        </w:rPr>
+        <w:t>Se ≥ Sf / 2,   Sf = down-slope of the inductor current</w:t>
+      </w:r>
+    </w:p>
+    <w:p>
+      <w:pPr>
+        <w:pStyle w:val="Heading2"/>
+      </w:pPr>
+      <w:r>
+        <w:rPr>
+          <w:i w:val="0"/>
+        </w:rPr>
+        <w:t>Worked Example 4.4</w:t>
+      </w:r>
+    </w:p>
+    <w:p>
+      <w:pPr/>
+      <w:r>
+        <w:rPr>
+          <w:b/>
+        </w:rPr>
+        <w:t xml:space="preserve">Problem. </w:t>
+      </w:r>
+      <w:r>
+        <w:rPr>
+          <w:i w:val="0"/>
+        </w:rPr>
+        <w:t>A boost steps 5 V to a nominal 24 V at 1 A, so D = 0.792 ideally. Its inductor has RL = 50 mΩ. Find the actual output voltage at that duty cycle, and the maximum gain the converter can reach.</w:t>
+      </w:r>
+    </w:p>
+    <w:p>
+      <w:pPr/>
+      <w:r>
+        <w:rPr>
+          <w:b/>
+        </w:rPr>
+        <w:t xml:space="preserve">Solution. </w:t>
+      </w:r>
+      <w:r>
+        <w:rPr>
+          <w:i w:val="0"/>
+        </w:rPr>
+        <w:t>R = 24 Ω and (1 − D)² = 0.0434, so RL/(R(1 − D)²) = 0.05/(24 × 0.0434) = 0.048 and the output is 24/1.048 = 22.9 V. The loop must raise D to recover the missing 1.1 V. The maximum gain is 1/(2√(0.05/24)) = 11, so 55 V is the absolute ceiling from 5 V at this load, and the efficiency there would be only 50 %.</w:t>
+      </w:r>
+    </w:p>
+    <w:p>
+      <w:pPr>
+        <w:pStyle w:val="Heading2"/>
+      </w:pPr>
+      <w:r>
+        <w:rPr>
+          <w:i w:val="0"/>
+        </w:rPr>
+        <w:t>Worked Example 4.5</w:t>
+      </w:r>
+    </w:p>
+    <w:p>
+      <w:pPr/>
+      <w:r>
+        <w:rPr>
+          <w:b/>
+        </w:rPr>
+        <w:t xml:space="preserve">Problem. </w:t>
+      </w:r>
+      <w:r>
+        <w:rPr>
+          <w:i w:val="0"/>
+        </w:rPr>
+        <w:t>A current-mode boost from 12 V to 24 V uses a 10 µH inductor. Find the inductor's down-slope and the minimum compensating ramp, in amperes per microsecond.</w:t>
+      </w:r>
+    </w:p>
+    <w:p>
+      <w:pPr/>
+      <w:r>
+        <w:rPr>
+          <w:b/>
+        </w:rPr>
+        <w:t xml:space="preserve">Solution. </w:t>
+      </w:r>
+      <w:r>
+        <w:rPr>
+          <w:i w:val="0"/>
+        </w:rPr>
+        <w:t>During the off-time the inductor sees Vout − Vin = 12 V, so Sf = 12/10 µH = 1.2 A/µs. The compensating ramp must be at least 0.6 A/µs, referred to the sensed current. Too large a ramp turns the converter back into voltage-mode control, so designers stay near 0.5 to 1 times Sf.</w:t>
+      </w:r>
+    </w:p>
+    <w:p>
+      <w:pPr>
+        <w:pStyle w:val="Heading2"/>
+      </w:pPr>
+      <w:r>
+        <w:rPr>
+          <w:i w:val="0"/>
+        </w:rPr>
+        <w:t>4.8 The SEPIC</w:t>
+      </w:r>
+    </w:p>
+    <w:p>
+      <w:pPr/>
+      <w:r>
+        <w:rPr>
+          <w:i w:val="0"/>
+        </w:rPr>
+        <w:t>A battery whose voltage sweeps above and below the output, a 12 V lead-acid battery that ranges from 9 V when cranking an engine to 16 V when charging, needs a converter that can step both up and down without inverting the output. The single-ended primary-inductor converter, SEPIC, does it with two inductors, often coupled on one core, and a series coupling capacitor that also blocks DC from input to output. Its gain is D/(1 − D), the same as the buck-boost's, but positive. The coupling capacitor carries the full input current in one direction and the output current in the other, so its RMS current rating, not its capacitance, chooses it; multilayer ceramics are the usual answer. The four-switch buck-boost, which runs as a buck or a boost as needed, has largely displaced the SEPIC above about 50 W because it is more efficient.</w:t>
+      </w:r>
+    </w:p>
+    <w:p>
+      <w:pPr>
+        <w:jc w:val="center"/>
+      </w:pPr>
+      <w:r>
+        <w:rPr>
+          <w:i w:val="0"/>
+        </w:rPr>
+        <w:t>Vout / Vin = D / (1 − D)</w:t>
+      </w:r>
+    </w:p>
+    <w:p>
+      <w:pPr>
+        <w:pStyle w:val="Heading2"/>
+      </w:pPr>
+      <w:r>
+        <w:rPr>
+          <w:i w:val="0"/>
+        </w:rPr>
+        <w:t>Worked Example 4.6</w:t>
+      </w:r>
+    </w:p>
+    <w:p>
+      <w:pPr/>
+      <w:r>
+        <w:rPr>
+          <w:b/>
+        </w:rPr>
+        <w:t xml:space="preserve">Problem. </w:t>
+      </w:r>
+      <w:r>
+        <w:rPr>
+          <w:i w:val="0"/>
+        </w:rPr>
+        <w:t>A SEPIC holds 12 V from an automotive input of 9 to 16 V. Find its duty-cycle range.</w:t>
+      </w:r>
+    </w:p>
+    <w:p>
+      <w:pPr/>
+      <w:r>
+        <w:rPr>
+          <w:b/>
+        </w:rPr>
+        <w:t xml:space="preserve">Solution. </w:t>
+      </w:r>
+      <w:r>
+        <w:rPr>
+          <w:i w:val="0"/>
+        </w:rPr>
+        <w:t>D = Vout/(Vin + Vout): at 9 V, 12/21 = 0.571; at 16 V, 12/28 = 0.429. The range is comfortably inside 0.3 to 0.7, where the converter's losses are moderate.</w:t>
+      </w:r>
+    </w:p>
+    <w:p>
+      <w:pPr/>
+      <w:r>
+        <w:rPr>
+          <w:i w:val="0"/>
+        </w:rPr>
+        <w:t>The boost, the buck-boost, and the control loop complete the non-isolated converters. When the input is the mains, or safety requires a barrier, the converter needs a transformer, and Chapter 5 adds one.</w:t>
+      </w:r>
+    </w:p>
+    <w:p>
+      <w:pPr>
+        <w:pStyle w:val="Heading2"/>
+      </w:pPr>
+      <w:r>
+        <w:rPr>
+          <w:i w:val="0"/>
+        </w:rPr>
         <w:t>Practice</w:t>
       </w:r>
     </w:p>
@@ -1718,6 +2763,51 @@
       </w:r>
     </w:p>
     <w:p>
+      <w:pPr/>
+      <w:r>
+        <w:rPr>
+          <w:b/>
+        </w:rPr>
+        <w:t xml:space="preserve">7. </w:t>
+      </w:r>
+      <w:r>
+        <w:rPr>
+          <w:i w:val="0"/>
+        </w:rPr>
+        <w:t>A boost with RL = 0.1 Ω drives a 50 Ω load. Find its approximate maximum gain.</w:t>
+      </w:r>
+    </w:p>
+    <w:p>
+      <w:pPr/>
+      <w:r>
+        <w:rPr>
+          <w:b/>
+        </w:rPr>
+        <w:t xml:space="preserve">8. </w:t>
+      </w:r>
+      <w:r>
+        <w:rPr>
+          <w:i w:val="0"/>
+        </w:rPr>
+        <w:t>A current-mode buck converts 12 V to 1 V with a 0.47 µH inductor. Does it need slope compensation, and what is its down-slope?</w:t>
+      </w:r>
+    </w:p>
+    <w:p>
+      <w:pPr/>
+      <w:r>
+        <w:rPr>
+          <w:b/>
+        </w:rPr>
+        <w:t xml:space="preserve">9. </w:t>
+      </w:r>
+      <w:r>
+        <w:rPr>
+          <w:i w:val="0"/>
+        </w:rPr>
+        <w:t>Find the SEPIC duty cycle for 5 V out from 3 V in.</w:t>
+      </w:r>
+    </w:p>
+    <w:p>
       <w:pPr>
         <w:pStyle w:val="Heading1"/>
       </w:pPr>
@@ -1996,6 +3086,220 @@
         <w:rPr>
           <w:i w:val="0"/>
         </w:rPr>
+        <w:t>5.5 Designing a flyback: turns ratio, stress, and leakage</w:t>
+      </w:r>
+    </w:p>
+    <w:p>
+      <w:pPr/>
+      <w:r>
+        <w:rPr>
+          <w:i w:val="0"/>
+        </w:rPr>
+        <w:t>A flyback design starts from one choice, the reflected voltage VR, the output voltage plus the rectifier drop multiplied by the turns ratio Np/Ns. While the secondary conducts, VR appears on the primary on top of the input. A larger VR lowers the secondary's stress and allows a larger duty cycle at low line, but raises the primary switch's voltage. The switch must withstand the peak rectified line, the reflected voltage, and the spike produced by the transformer's leakage inductance, which no transformer can avoid entirely. That spike is clamped by an RCD snubber, which dissipates the leakage energy, ½LlkIpk² per cycle and somewhat more in practice because the clamp also discharges part of the reflected voltage, or by an active clamp that returns it to the input.</w:t>
+      </w:r>
+    </w:p>
+    <w:p>
+      <w:pPr>
+        <w:jc w:val="center"/>
+      </w:pPr>
+      <w:r>
+        <w:rPr>
+          <w:i w:val="0"/>
+        </w:rPr>
+        <w:t>VDS,max = √2 Vac,max + VR + Vspike,   P_leak ≈ ½ Llk Ipk² fsw</w:t>
+      </w:r>
+    </w:p>
+    <w:p>
+      <w:pPr>
+        <w:pStyle w:val="Heading2"/>
+      </w:pPr>
+      <w:r>
+        <w:rPr>
+          <w:i w:val="0"/>
+        </w:rPr>
+        <w:t>5.6 The modern USB-C charger</w:t>
+      </w:r>
+    </w:p>
+    <w:p>
+      <w:pPr/>
+      <w:r>
+        <w:rPr>
+          <w:i w:val="0"/>
+        </w:rPr>
+        <w:t>A 65 W laptop charger of 2026 is a quasi-resonant or active-clamp flyback with a 650 V GaN switch, a synchronous rectifier on the secondary, and a USB Power Delivery controller that negotiates 5 to 20 V, or up to 48 V under Extended Power Range. Power Integrations' InnoSwitch, Navitas's GaNFast, and the Infineon and TI active-clamp controllers integrate most of it. GaN's small output charge lets the switch run at 100 to 300 kHz with low loss, the active clamp recycles the leakage energy, and the smaller transformer and capacitors shrink the charger to a third of the volume of a silicon design of 2015, at power densities above 1.5 W/cm³.</w:t>
+      </w:r>
+    </w:p>
+    <w:p>
+      <w:pPr>
+        <w:pStyle w:val="Heading2"/>
+      </w:pPr>
+      <w:r>
+        <w:rPr>
+          <w:i w:val="0"/>
+        </w:rPr>
+        <w:t>Worked Example 5.4</w:t>
+      </w:r>
+    </w:p>
+    <w:p>
+      <w:pPr/>
+      <w:r>
+        <w:rPr>
+          <w:b/>
+        </w:rPr>
+        <w:t xml:space="preserve">Problem. </w:t>
+      </w:r>
+      <w:r>
+        <w:rPr>
+          <w:i w:val="0"/>
+        </w:rPr>
+        <w:t>A 65 W, 20 V flyback runs from 90 to 264 VAC with VR = 100 V and a 0.5 V synchronous rectifier drop. Find the turns ratio, the duty cycle at the 100 V valley of the bulk capacitor at low line, assuming boundary conduction, and the switch voltage before the spike at high line.</w:t>
+      </w:r>
+    </w:p>
+    <w:p>
+      <w:pPr/>
+      <w:r>
+        <w:rPr>
+          <w:b/>
+        </w:rPr>
+        <w:t xml:space="preserve">Solution. </w:t>
+      </w:r>
+      <w:r>
+        <w:rPr>
+          <w:i w:val="0"/>
+        </w:rPr>
+        <w:t>Np/Ns = 100/20.5 = 4.88. At the boundary of conduction, volt-second balance gives D = VR/(VR + Vin) = 100/200 = 0.50. At 264 VAC the bulk capacitor reaches 373 V, so the switch sees 373 + 100 = 473 V before the leakage spike; with 80 to 100 V of spike, a 650 V GaN switch keeps about 15 % margin.</w:t>
+      </w:r>
+    </w:p>
+    <w:p>
+      <w:pPr>
+        <w:pStyle w:val="Heading2"/>
+      </w:pPr>
+      <w:r>
+        <w:rPr>
+          <w:i w:val="0"/>
+        </w:rPr>
+        <w:t>Worked Example 5.5</w:t>
+      </w:r>
+    </w:p>
+    <w:p>
+      <w:pPr/>
+      <w:r>
+        <w:rPr>
+          <w:b/>
+        </w:rPr>
+        <w:t xml:space="preserve">Problem. </w:t>
+      </w:r>
+      <w:r>
+        <w:rPr>
+          <w:i w:val="0"/>
+        </w:rPr>
+        <w:t>For the same converter at 92 % efficiency and 100 kHz, find the primary peak current at the 100 V valley, and the leakage energy lost per second if Llk = 3 µH and the clamp simply dissipates it.</w:t>
+      </w:r>
+    </w:p>
+    <w:p>
+      <w:pPr/>
+      <w:r>
+        <w:rPr>
+          <w:b/>
+        </w:rPr>
+        <w:t xml:space="preserve">Solution. </w:t>
+      </w:r>
+      <w:r>
+        <w:rPr>
+          <w:i w:val="0"/>
+        </w:rPr>
+        <w:t>The input power is 70.7 W and the average input current 0.707 A. In boundary conduction at D = 0.5 the input current is a triangle averaging ½IpkD, so Ipk = 2 × 0.707/0.5 = 2.83 A. The leakage loss is ½ × 3 × 10⁻⁶ × 2.83² × 10⁵ = 1.2 W, nearly 2 % of the output and more in an RCD clamp. An active clamp recovers most of it, which is a large part of why GaN chargers reach 93 to 94 %.</w:t>
+      </w:r>
+    </w:p>
+    <w:p>
+      <w:pPr>
+        <w:pStyle w:val="Heading2"/>
+      </w:pPr>
+      <w:r>
+        <w:rPr>
+          <w:i w:val="0"/>
+        </w:rPr>
+        <w:t>5.7 Designing the LLC tank</w:t>
+      </w:r>
+    </w:p>
+    <w:p>
+      <w:pPr/>
+      <w:r>
+        <w:rPr>
+          <w:i w:val="0"/>
+        </w:rPr>
+        <w:t>The LLC converter of Section 5.3 is defined by three tank elements: the resonant inductance Lr, often the transformer's leakage, the resonant capacitor Cr, and the magnetizing inductance Lm. At the series resonant frequency fr = 1/(2π√(LrCr)) the tank's gain is one, set by the turns ratio alone, and the converter is most efficient, with zero-voltage switching on the primary and zero-current switching of the rectifiers. Below fr the magnetizing inductance joins the resonance and the gain rises; above it the gain falls below one. The ratio Ln = Lm/Lr, typically 4 to 10, trades the gain range against magnetizing current: a small Ln gives more gain range for a narrow frequency sweep but more circulating current. Data-center bus converters run their LLC exactly at fr as a fixed-ratio DC transformer and leave regulation to the next stage.</w:t>
+      </w:r>
+    </w:p>
+    <w:p>
+      <w:pPr>
+        <w:jc w:val="center"/>
+      </w:pPr>
+      <w:r>
+        <w:rPr>
+          <w:i w:val="0"/>
+        </w:rPr>
+        <w:t>fr = 1/(2π √(Lr Cr)),   Ln = Lm / Lr</w:t>
+      </w:r>
+    </w:p>
+    <w:p>
+      <w:pPr>
+        <w:pStyle w:val="Heading2"/>
+      </w:pPr>
+      <w:r>
+        <w:rPr>
+          <w:i w:val="0"/>
+        </w:rPr>
+        <w:t>Worked Example 5.6</w:t>
+      </w:r>
+    </w:p>
+    <w:p>
+      <w:pPr/>
+      <w:r>
+        <w:rPr>
+          <w:b/>
+        </w:rPr>
+        <w:t xml:space="preserve">Problem. </w:t>
+      </w:r>
+      <w:r>
+        <w:rPr>
+          <w:i w:val="0"/>
+        </w:rPr>
+        <w:t>An LLC tank has Lr = 60 µH, Cr = 47 nF, and Lm = 300 µH. Find the series resonant frequency and Ln, and the characteristic impedance √(Lr/Cr).</w:t>
+      </w:r>
+    </w:p>
+    <w:p>
+      <w:pPr/>
+      <w:r>
+        <w:rPr>
+          <w:b/>
+        </w:rPr>
+        <w:t xml:space="preserve">Solution. </w:t>
+      </w:r>
+      <w:r>
+        <w:rPr>
+          <w:i w:val="0"/>
+        </w:rPr>
+        <w:t>fr = 1/(2π√(60 × 10⁻⁶ × 47 × 10⁻⁹)) = 94.8 kHz, Ln = 300/60 = 5, and √(Lr/Cr) = √(1277) = 35.7 Ω. The characteristic impedance, compared with the load reflected through the transformer, sets the tank's quality factor and so how steeply the gain varies with frequency.</w:t>
+      </w:r>
+    </w:p>
+    <w:p>
+      <w:pPr/>
+      <w:r>
+        <w:rPr>
+          <w:i w:val="0"/>
+        </w:rPr>
+        <w:t>The isolated converters bring a transformer into the design, and with it the magnetic component that every switching converter depends on. Chapter 6 sorts those components into families and shows how to choose and size them.</w:t>
+      </w:r>
+    </w:p>
+    <w:p>
+      <w:pPr>
+        <w:pStyle w:val="Heading2"/>
+      </w:pPr>
+      <w:r>
+        <w:rPr>
+          <w:i w:val="0"/>
+        </w:rPr>
         <w:t>Practice</w:t>
       </w:r>
     </w:p>
@@ -2090,6 +3394,51 @@
       </w:r>
     </w:p>
     <w:p>
+      <w:pPr/>
+      <w:r>
+        <w:rPr>
+          <w:b/>
+        </w:rPr>
+        <w:t xml:space="preserve">7. </w:t>
+      </w:r>
+      <w:r>
+        <w:rPr>
+          <w:i w:val="0"/>
+        </w:rPr>
+        <w:t>A flyback for 12 V output uses VR = 80 V with a 0.4 V rectifier drop. Find the turns ratio.</w:t>
+      </w:r>
+    </w:p>
+    <w:p>
+      <w:pPr/>
+      <w:r>
+        <w:rPr>
+          <w:b/>
+        </w:rPr>
+        <w:t xml:space="preserve">8. </w:t>
+      </w:r>
+      <w:r>
+        <w:rPr>
+          <w:i w:val="0"/>
+        </w:rPr>
+        <w:t>Why does a lower leakage inductance matter more at higher switching frequency?</w:t>
+      </w:r>
+    </w:p>
+    <w:p>
+      <w:pPr/>
+      <w:r>
+        <w:rPr>
+          <w:b/>
+        </w:rPr>
+        <w:t xml:space="preserve">9. </w:t>
+      </w:r>
+      <w:r>
+        <w:rPr>
+          <w:i w:val="0"/>
+        </w:rPr>
+        <w:t>What resonant capacitor gives fr = 200 kHz with Lr = 20 µH?</w:t>
+      </w:r>
+    </w:p>
+    <w:p>
       <w:pPr>
         <w:pStyle w:val="Heading1"/>
       </w:pPr>
@@ -2368,6 +3717,220 @@
         <w:rPr>
           <w:i w:val="0"/>
         </w:rPr>
+        <w:t>6.5 Sizing a core by its area product</w:t>
+      </w:r>
+    </w:p>
+    <w:p>
+      <w:pPr/>
+      <w:r>
+        <w:rPr>
+          <w:i w:val="0"/>
+        </w:rPr>
+        <w:t>An inductor must store its energy without saturating the core and carry its current without overheating the winding. The two requirements meet in the area product, the core's cross-section Ae times its window area Aw. Faraday's law limits the flux density, LIpk = N Bmax Ae; the window must hold N turns of wire carrying Irms at a current density J, with a fill factor Ku of about 0.3 to 0.5 for round wire. Eliminating N gives the area product the core must at least provide, and a core table, listing Ap for each size, gives the smallest core that works. J of 4 to 6 A/mm² suits natural convection; Bmax is about 0.25 to 0.3 T for ferrite at low frequency, less when core loss dominates, and up to 1 T or more for powder cores at moderate ripple.</w:t>
+      </w:r>
+    </w:p>
+    <w:p>
+      <w:pPr>
+        <w:jc w:val="center"/>
+      </w:pPr>
+      <w:r>
+        <w:rPr>
+          <w:i w:val="0"/>
+        </w:rPr>
+        <w:t>Ap = Ae Aw ≥ L Ipk Irms / (Bmax J Ku)</w:t>
+      </w:r>
+    </w:p>
+    <w:p>
+      <w:pPr>
+        <w:pStyle w:val="Heading2"/>
+      </w:pPr>
+      <w:r>
+        <w:rPr>
+          <w:i w:val="0"/>
+        </w:rPr>
+        <w:t>6.6 Core loss and the Steinmetz equation</w:t>
+      </w:r>
+    </w:p>
+    <w:p>
+      <w:pPr/>
+      <w:r>
+        <w:rPr>
+          <w:i w:val="0"/>
+        </w:rPr>
+        <w:t>Core loss per unit volume follows the empirical Steinmetz equation, Pv = k f^α B^β, with α between 1 and 2 and β between 2 and 3 for ferrites, all depending on temperature. The exponent on B is what designers feel most: doubling the flux swing multiplies the loss by six or so, while doubling the frequency multiplies it by two to three. Ferrite manufacturers tune their materials to have the loss minimum near the expected operating temperature, typically 80 to 100 °C, so a core that runs cool can actually lose more than one that runs warm. For non-sinusoidal waveforms the improved generalized Steinmetz equation, iGSE, is used, because a triangular flux with a short rise and long fall loses more than a sine of the same peak.</w:t>
+      </w:r>
+    </w:p>
+    <w:p>
+      <w:pPr>
+        <w:jc w:val="center"/>
+      </w:pPr>
+      <w:r>
+        <w:rPr>
+          <w:i w:val="0"/>
+        </w:rPr>
+        <w:t>Pv = k f^α B^β</w:t>
+      </w:r>
+    </w:p>
+    <w:p>
+      <w:pPr>
+        <w:pStyle w:val="Heading2"/>
+      </w:pPr>
+      <w:r>
+        <w:rPr>
+          <w:i w:val="0"/>
+        </w:rPr>
+        <w:t>Worked Example 6.4</w:t>
+      </w:r>
+    </w:p>
+    <w:p>
+      <w:pPr/>
+      <w:r>
+        <w:rPr>
+          <w:b/>
+        </w:rPr>
+        <w:t xml:space="preserve">Problem. </w:t>
+      </w:r>
+      <w:r>
+        <w:rPr>
+          <w:i w:val="0"/>
+        </w:rPr>
+        <w:t>Find the area product for a 10 µH inductor with Ipk = 12 A and Irms = 10 A, using Bmax = 0.3 T, J = 5 A/mm², and Ku = 0.4.</w:t>
+      </w:r>
+    </w:p>
+    <w:p>
+      <w:pPr/>
+      <w:r>
+        <w:rPr>
+          <w:b/>
+        </w:rPr>
+        <w:t xml:space="preserve">Solution. </w:t>
+      </w:r>
+      <w:r>
+        <w:rPr>
+          <w:i w:val="0"/>
+        </w:rPr>
+        <w:t>Ap = 10 × 10⁻⁶ × 12 × 10/(0.3 × 5 × 10⁶ × 0.4) = 2.0 × 10⁻⁹ m⁴, or 0.20 cm⁴. A core with Ae of about 0.5 cm² and a window of 0.4 cm² or more meets it. The turns follow from N = LIpk/(BmaxAe) = 1.2 × 10⁻⁴/(0.3 × 0.5 × 10⁻⁴) = 8 turns, and the gap is then set to give 10 µH with 8 turns.</w:t>
+      </w:r>
+    </w:p>
+    <w:p>
+      <w:pPr>
+        <w:pStyle w:val="Heading2"/>
+      </w:pPr>
+      <w:r>
+        <w:rPr>
+          <w:i w:val="0"/>
+        </w:rPr>
+        <w:t>Worked Example 6.5</w:t>
+      </w:r>
+    </w:p>
+    <w:p>
+      <w:pPr/>
+      <w:r>
+        <w:rPr>
+          <w:b/>
+        </w:rPr>
+        <w:t xml:space="preserve">Problem. </w:t>
+      </w:r>
+      <w:r>
+        <w:rPr>
+          <w:i w:val="0"/>
+        </w:rPr>
+        <w:t>A ferrite transformer loses 1.0 W in its core at 100 kHz and 100 mT peak. With β = 2.6 and α = 1.4, estimate the loss if the designer doubles the frequency and halves the turns, which doubles the flux swing, or doubles the frequency and keeps the turns, which halves the flux.</w:t>
+      </w:r>
+    </w:p>
+    <w:p>
+      <w:pPr/>
+      <w:r>
+        <w:rPr>
+          <w:b/>
+        </w:rPr>
+        <w:t xml:space="preserve">Solution. </w:t>
+      </w:r>
+      <w:r>
+        <w:rPr>
+          <w:i w:val="0"/>
+        </w:rPr>
+        <w:t>Doubling f and B multiplies the loss by 2^1.4 × 2^2.6 = 2.64 × 6.06 = 16, to 16 W. Doubling f and halving B multiplies it by 2^1.4 × 2^(−2.6) = 2.64 × 0.165 = 0.44, to 0.44 W. Raising the frequency only helps if the flux swing falls with it.</w:t>
+      </w:r>
+    </w:p>
+    <w:p>
+      <w:pPr>
+        <w:pStyle w:val="Heading2"/>
+      </w:pPr>
+      <w:r>
+        <w:rPr>
+          <w:i w:val="0"/>
+        </w:rPr>
+        <w:t>6.7 Proximity effect and Litz wire</w:t>
+      </w:r>
+    </w:p>
+    <w:p>
+      <w:pPr/>
+      <w:r>
+        <w:rPr>
+          <w:i w:val="0"/>
+        </w:rPr>
+        <w:t>Skin depth, Section 6.1, describes one conductor alone. In a winding, each turn sits in the magnetic field of its neighbors, which induces eddy currents that crowd the current to one side of the wire. This proximity effect grows rapidly with the number of layers: in a multilayer winding, the AC resistance of the outer layers can be ten or more times their DC resistance even when the wire is only a little thicker than the skin depth. Dowell's analysis quantifies it as a function of the ratio of conductor thickness to skin depth and the number of layers. The cures are to use fewer layers, to interleave primary and secondary so that the field between them falls, to use foil or planar windings for low-voltage high-current windings, and to use Litz wire, many individually insulated strands twisted so that each strand spends equal time at every position in the bundle, with strand diameters well below the skin depth.</w:t>
+      </w:r>
+    </w:p>
+    <w:p>
+      <w:pPr>
+        <w:pStyle w:val="Heading2"/>
+      </w:pPr>
+      <w:r>
+        <w:rPr>
+          <w:i w:val="0"/>
+        </w:rPr>
+        <w:t>Worked Example 6.6</w:t>
+      </w:r>
+    </w:p>
+    <w:p>
+      <w:pPr/>
+      <w:r>
+        <w:rPr>
+          <w:b/>
+        </w:rPr>
+        <w:t xml:space="preserve">Problem. </w:t>
+      </w:r>
+      <w:r>
+        <w:rPr>
+          <w:i w:val="0"/>
+        </w:rPr>
+        <w:t>A transformer runs at 100 kHz. Find the skin depth in copper, and choose a Litz strand size.</w:t>
+      </w:r>
+    </w:p>
+    <w:p>
+      <w:pPr/>
+      <w:r>
+        <w:rPr>
+          <w:b/>
+        </w:rPr>
+        <w:t xml:space="preserve">Solution. </w:t>
+      </w:r>
+      <w:r>
+        <w:rPr>
+          <w:i w:val="0"/>
+        </w:rPr>
+        <w:t>δ = 66/√(100 × 10³) mm = 0.21 mm. Strands should be well under δ, commonly a third to a half of it at the operating frequency, so 0.1 mm strands, AWG 38, are a common choice; at 500 kHz, δ = 0.093 mm, and 0.05 mm strands, AWG 44, are needed, which raise the cost and lower the copper fill.</w:t>
+      </w:r>
+    </w:p>
+    <w:p>
+      <w:pPr/>
+      <w:r>
+        <w:rPr>
+          <w:i w:val="0"/>
+        </w:rPr>
+        <w:t>The magnetics, with the switches and capacitors, are the parts of a converter. Chapter 7 connects the whole converter to the AC grid, where the shape of the current it draws becomes the grid's problem.</w:t>
+      </w:r>
+    </w:p>
+    <w:p>
+      <w:pPr>
+        <w:pStyle w:val="Heading2"/>
+      </w:pPr>
+      <w:r>
+        <w:rPr>
+          <w:i w:val="0"/>
+        </w:rPr>
         <w:t>Practice</w:t>
       </w:r>
     </w:p>
@@ -2462,6 +4025,51 @@
       </w:r>
     </w:p>
     <w:p>
+      <w:pPr/>
+      <w:r>
+        <w:rPr>
+          <w:b/>
+        </w:rPr>
+        <w:t xml:space="preserve">7. </w:t>
+      </w:r>
+      <w:r>
+        <w:rPr>
+          <w:i w:val="0"/>
+        </w:rPr>
+        <w:t>How does core loss change if the flux swing rises by 25 % with β = 2.7?</w:t>
+      </w:r>
+    </w:p>
+    <w:p>
+      <w:pPr/>
+      <w:r>
+        <w:rPr>
+          <w:b/>
+        </w:rPr>
+        <w:t xml:space="preserve">8. </w:t>
+      </w:r>
+      <w:r>
+        <w:rPr>
+          <w:i w:val="0"/>
+        </w:rPr>
+        <w:t>Find the number of turns for a 22 µH inductor at 5 A peak on a core with Ae = 0.4 cm² and Bmax = 0.25 T.</w:t>
+      </w:r>
+    </w:p>
+    <w:p>
+      <w:pPr/>
+      <w:r>
+        <w:rPr>
+          <w:b/>
+        </w:rPr>
+        <w:t xml:space="preserve">9. </w:t>
+      </w:r>
+      <w:r>
+        <w:rPr>
+          <w:i w:val="0"/>
+        </w:rPr>
+        <w:t>Find the skin depth in copper at 1 MHz.</w:t>
+      </w:r>
+    </w:p>
+    <w:p>
       <w:pPr>
         <w:pStyle w:val="Heading1"/>
       </w:pPr>
@@ -2729,6 +4337,209 @@
         <w:rPr>
           <w:i w:val="0"/>
         </w:rPr>
+        <w:t>7.5 Designing a boost PFC stage</w:t>
+      </w:r>
+    </w:p>
+    <w:p>
+      <w:pPr/>
+      <w:r>
+        <w:rPr>
+          <w:i w:val="0"/>
+        </w:rPr>
+        <w:t>A boost power-factor corrector draws a sinusoidal current from the rectified mains and delivers it into a bulk capacitor at about 400 V. Its instantaneous input power follows sin²(ωt), so it pulses at twice the line frequency, while the load draws steady power. The bulk capacitor absorbs the difference, and its voltage ripples at 100 or 120 Hz with an amplitude set by the capacitance. The voltage loop of the PFC must be slow, crossing over at 10 to 20 Hz, or it would try to correct this ripple and distort the input current. The inductor is sized at the peak of the low-line sinusoid, where the current is largest, and in continuous conduction for powers above a few hundred watts.</w:t>
+      </w:r>
+    </w:p>
+    <w:p>
+      <w:pPr>
+        <w:jc w:val="center"/>
+      </w:pPr>
+      <w:r>
+        <w:rPr>
+          <w:i w:val="0"/>
+        </w:rPr>
+        <w:t>ΔVpp ≈ P / (2π fline C Vbus)</w:t>
+      </w:r>
+    </w:p>
+    <w:p>
+      <w:pPr>
+        <w:pStyle w:val="Heading2"/>
+      </w:pPr>
+      <w:r>
+        <w:rPr>
+          <w:i w:val="0"/>
+        </w:rPr>
+        <w:t>7.6 The bridgeless totem-pole PFC</w:t>
+      </w:r>
+    </w:p>
+    <w:p>
+      <w:pPr/>
+      <w:r>
+        <w:rPr>
+          <w:i w:val="0"/>
+        </w:rPr>
+        <w:t>In a conventional PFC the current passes through two diodes of the bridge rectifier and then through the boost switch or diode, three semiconductor drops in series. At low line, the bridge alone costs about 1 % of the power. The totem-pole PFC removes the bridge. One half-bridge of fast switches, GaN or SiC, operates at high frequency as the boost switch and synchronous rectifier, swapping roles every half cycle of the line; the other half-bridge, of slow, low-resistance MOSFETs, switches at the line frequency to steer the return current. The fast half-bridge must survive hard switching in continuous conduction, which silicon MOSFETs cannot because of their body diode's reverse recovery, so the topology became practical only with wide-bandgap switches. It is what lets 80 PLUS Titanium server supplies reach 99 % in their PFC stage.</w:t>
+      </w:r>
+    </w:p>
+    <w:p>
+      <w:pPr>
+        <w:pStyle w:val="Heading2"/>
+      </w:pPr>
+      <w:r>
+        <w:rPr>
+          <w:i w:val="0"/>
+        </w:rPr>
+        <w:t>Worked Example 7.4</w:t>
+      </w:r>
+    </w:p>
+    <w:p>
+      <w:pPr/>
+      <w:r>
+        <w:rPr>
+          <w:b/>
+        </w:rPr>
+        <w:t xml:space="preserve">Problem. </w:t>
+      </w:r>
+      <w:r>
+        <w:rPr>
+          <w:i w:val="0"/>
+        </w:rPr>
+        <w:t>A 1 kW PFC stage holds a 400 V bus on 50 Hz mains. Find the bulk capacitance for 20 V peak-to-peak ripple at the bus.</w:t>
+      </w:r>
+    </w:p>
+    <w:p>
+      <w:pPr/>
+      <w:r>
+        <w:rPr>
+          <w:b/>
+        </w:rPr>
+        <w:t xml:space="preserve">Solution. </w:t>
+      </w:r>
+      <w:r>
+        <w:rPr>
+          <w:i w:val="0"/>
+        </w:rPr>
+        <w:t>C = P/(2π fline Vbus ΔV) = 1000/(2π × 50 × 400 × 20) = 398 µF; a standard 470 µF capacitor gives 17 V. The hold-up time of Chapter 15 often demands more, and then sets the value.</w:t>
+      </w:r>
+    </w:p>
+    <w:p>
+      <w:pPr>
+        <w:pStyle w:val="Heading2"/>
+      </w:pPr>
+      <w:r>
+        <w:rPr>
+          <w:i w:val="0"/>
+        </w:rPr>
+        <w:t>Worked Example 7.5</w:t>
+      </w:r>
+    </w:p>
+    <w:p>
+      <w:pPr/>
+      <w:r>
+        <w:rPr>
+          <w:b/>
+        </w:rPr>
+        <w:t xml:space="preserve">Problem. </w:t>
+      </w:r>
+      <w:r>
+        <w:rPr>
+          <w:i w:val="0"/>
+        </w:rPr>
+        <w:t>A 1 kW PFC runs from 230 VAC. Estimate the loss in a diode bridge with 0.9 V per diode, and the loss in the slow leg of a totem pole built from 40 mΩ MOSFETs.</w:t>
+      </w:r>
+    </w:p>
+    <w:p>
+      <w:pPr/>
+      <w:r>
+        <w:rPr>
+          <w:b/>
+        </w:rPr>
+        <w:t xml:space="preserve">Solution. </w:t>
+      </w:r>
+      <w:r>
+        <w:rPr>
+          <w:i w:val="0"/>
+        </w:rPr>
+        <w:t>The RMS input current is 1000/230 = 4.35 A and its rectified average 0.9 × 4.35 = 3.91 A. Two diodes conduct at a time, so the bridge loses 2 × 0.9 × 3.91 = 7.0 W, 0.7 % of the power. In the slow leg one MOSFET conducts each half cycle, so the loss is 4.35² × 0.04 = 0.76 W. Removing the bridge saves about 6 W, the difference between 98.3 and 98.9 % efficiency.</w:t>
+      </w:r>
+    </w:p>
+    <w:p>
+      <w:pPr>
+        <w:pStyle w:val="Heading2"/>
+      </w:pPr>
+      <w:r>
+        <w:rPr>
+          <w:i w:val="0"/>
+        </w:rPr>
+        <w:t>7.7 The harmonic limits</w:t>
+      </w:r>
+    </w:p>
+    <w:p>
+      <w:pPr/>
+      <w:r>
+        <w:rPr>
+          <w:i w:val="0"/>
+        </w:rPr>
+        <w:t>The rules that forced power-factor correction into every PC and television are IEC 61000-3-2 in Europe and its equivalents elsewhere, which limit the harmonic currents of equipment drawing up to 16 A per phase. Class D, for personal computers, monitors, and televisions from 75 to 600 W, sets limits in proportion to power: 3.4 mA per watt for the third harmonic, 1.9 mA/W for the fifth, 1.0 mA/W for the seventh, and so on. A capacitor-input rectifier, whose current flows in short peaks, produces a third harmonic close to its fundamental and fails by a wide margin above about 75 W, so even modest supplies need at least passive correction, and in practice active PFC is used from about 75 W upward.</w:t>
+      </w:r>
+    </w:p>
+    <w:p>
+      <w:pPr>
+        <w:pStyle w:val="Heading2"/>
+      </w:pPr>
+      <w:r>
+        <w:rPr>
+          <w:i w:val="0"/>
+        </w:rPr>
+        <w:t>Worked Example 7.6</w:t>
+      </w:r>
+    </w:p>
+    <w:p>
+      <w:pPr/>
+      <w:r>
+        <w:rPr>
+          <w:b/>
+        </w:rPr>
+        <w:t xml:space="preserve">Problem. </w:t>
+      </w:r>
+      <w:r>
+        <w:rPr>
+          <w:i w:val="0"/>
+        </w:rPr>
+        <w:t>A 300 W computer supply falls in Class D. Find its third-harmonic limit, and compare it with the third harmonic of a capacitor-input rectifier drawing 300 W at 230 V with a third harmonic equal to 80 % of its fundamental.</w:t>
+      </w:r>
+    </w:p>
+    <w:p>
+      <w:pPr/>
+      <w:r>
+        <w:rPr>
+          <w:b/>
+        </w:rPr>
+        <w:t xml:space="preserve">Solution. </w:t>
+      </w:r>
+      <w:r>
+        <w:rPr>
+          <w:i w:val="0"/>
+        </w:rPr>
+        <w:t>The limit is 3.4 mA/W × 300 W = 1.02 A. The rectifier's fundamental is about 300/230 = 1.30 A at unity displacement, so its third harmonic is 0.8 × 1.30 = 1.04 A, at the limit with no margin; in practice its peaky current gives an even larger third harmonic, and the fifth and seventh fail too. Active PFC reduces the third harmonic to a few percent.</w:t>
+      </w:r>
+    </w:p>
+    <w:p>
+      <w:pPr/>
+      <w:r>
+        <w:rPr>
+          <w:i w:val="0"/>
+        </w:rPr>
+        <w:t>Power-factor correction makes a converter a good citizen of the grid. Chapter 8 turns to converters at the other extreme of voltage, where insulation and stored energy dominate the design.</w:t>
+      </w:r>
+    </w:p>
+    <w:p>
+      <w:pPr>
+        <w:pStyle w:val="Heading2"/>
+      </w:pPr>
+      <w:r>
+        <w:rPr>
+          <w:i w:val="0"/>
+        </w:rPr>
         <w:t>Practice</w:t>
       </w:r>
     </w:p>
@@ -2823,6 +4634,51 @@
       </w:r>
     </w:p>
     <w:p>
+      <w:pPr/>
+      <w:r>
+        <w:rPr>
+          <w:b/>
+        </w:rPr>
+        <w:t xml:space="preserve">7. </w:t>
+      </w:r>
+      <w:r>
+        <w:rPr>
+          <w:i w:val="0"/>
+        </w:rPr>
+        <w:t>Find the bulk capacitance for a 500 W PFC at 400 V and 60 Hz with 15 V peak-to-peak ripple.</w:t>
+      </w:r>
+    </w:p>
+    <w:p>
+      <w:pPr/>
+      <w:r>
+        <w:rPr>
+          <w:b/>
+        </w:rPr>
+        <w:t xml:space="preserve">8. </w:t>
+      </w:r>
+      <w:r>
+        <w:rPr>
+          <w:i w:val="0"/>
+        </w:rPr>
+        <w:t>Why did the totem-pole PFC become practical only with GaN and SiC switches?</w:t>
+      </w:r>
+    </w:p>
+    <w:p>
+      <w:pPr/>
+      <w:r>
+        <w:rPr>
+          <w:b/>
+        </w:rPr>
+        <w:t xml:space="preserve">9. </w:t>
+      </w:r>
+      <w:r>
+        <w:rPr>
+          <w:i w:val="0"/>
+        </w:rPr>
+        <w:t>What is the Class D fifth-harmonic limit for a 200 W device?</w:t>
+      </w:r>
+    </w:p>
+    <w:p>
       <w:pPr>
         <w:pStyle w:val="Heading1"/>
       </w:pPr>
@@ -3142,6 +4998,209 @@
         <w:rPr>
           <w:i w:val="0"/>
         </w:rPr>
+        <w:t>8.5 The Marx generator</w:t>
+      </w:r>
+    </w:p>
+    <w:p>
+      <w:pPr/>
+      <w:r>
+        <w:rPr>
+          <w:i w:val="0"/>
+        </w:rPr>
+        <w:t>When a pulse must reach hundreds of kilovolts, charging one capacitor to that voltage would require a supply and insulation at the full voltage the whole time. Erwin Marx's 1924 generator avoids it. N capacitors are charged in parallel through resistors to a moderate voltage V. Spark gaps, or in modern designs solid-state switches, then reconnect them in series, and the output momentarily reaches about NV. The erected capacitance is C/N, and the stored energy, N × ½CV², is the same before and after. Marx generators test insulation with standard lightning impulses, 1.2 µs rise and 50 µs fall, drive flash X-ray tubes and ion accelerators, and, built from MOSFETs or IGBTs with sub-microsecond switching, power pulsed electric-field food processing and medical ablation.</w:t>
+      </w:r>
+    </w:p>
+    <w:p>
+      <w:pPr>
+        <w:jc w:val="center"/>
+      </w:pPr>
+      <w:r>
+        <w:rPr>
+          <w:i w:val="0"/>
+        </w:rPr>
+        <w:t>Vout ≈ N V,   Cerected = C / N,   E = N × ½ C V²</w:t>
+      </w:r>
+    </w:p>
+    <w:p>
+      <w:pPr>
+        <w:pStyle w:val="Heading2"/>
+      </w:pPr>
+      <w:r>
+        <w:rPr>
+          <w:i w:val="0"/>
+        </w:rPr>
+        <w:t>8.6 Creepage and clearance</w:t>
+      </w:r>
+    </w:p>
+    <w:p>
+      <w:pPr/>
+      <w:r>
+        <w:rPr>
+          <w:i w:val="0"/>
+        </w:rPr>
+        <w:t>Insulation in air fails in two ways. Through the air, the shortest distance between conductors, the clearance, must withstand transient overvoltages, and breakdown depends on the peak voltage, the field shape, and the altitude. Along a surface, the distance, the creepage, must withstand the working voltage for years while dust and moisture build up conductive tracks. IEC 60664-1 and the product standards derived from it, such as IEC 62368-1 for IT equipment, tabulate both by voltage, pollution degree, and the tracking resistance of the insulating material, its comparative tracking index. At 1000 V RMS working voltage, pollution degree 2, and a common board material, the creepage requirement is about 5 mm for basic insulation and twice that for reinforced; slots milled in the board lengthen the surface path where space is short.</w:t>
+      </w:r>
+    </w:p>
+    <w:p>
+      <w:pPr>
+        <w:pStyle w:val="Heading2"/>
+      </w:pPr>
+      <w:r>
+        <w:rPr>
+          <w:i w:val="0"/>
+        </w:rPr>
+        <w:t>Worked Example 8.5</w:t>
+      </w:r>
+    </w:p>
+    <w:p>
+      <w:pPr/>
+      <w:r>
+        <w:rPr>
+          <w:b/>
+        </w:rPr>
+        <w:t xml:space="preserve">Problem. </w:t>
+      </w:r>
+      <w:r>
+        <w:rPr>
+          <w:i w:val="0"/>
+        </w:rPr>
+        <w:t>A ten-stage Marx generator uses 0.1 µF capacitors charged to 30 kV. Find the erected voltage, the erected capacitance, and the stored energy, and the peak current into a 100 Ω load.</w:t>
+      </w:r>
+    </w:p>
+    <w:p>
+      <w:pPr/>
+      <w:r>
+        <w:rPr>
+          <w:b/>
+        </w:rPr>
+        <w:t xml:space="preserve">Solution. </w:t>
+      </w:r>
+      <w:r>
+        <w:rPr>
+          <w:i w:val="0"/>
+        </w:rPr>
+        <w:t>The output is about 10 × 30 kV = 300 kV, from 0.1 µF/10 = 10 nF, storing 10 × ½ × 0.1 × 10⁻⁶ × (30 × 10³)² = 450 J. Into 100 Ω the initial current is 300 kV/100 Ω = 3 kA, decaying with a time constant of 100 Ω × 10 nF = 1 µs, before the stray inductance of the stack, which slows the rise, is counted.</w:t>
+      </w:r>
+    </w:p>
+    <w:p>
+      <w:pPr>
+        <w:pStyle w:val="Heading2"/>
+      </w:pPr>
+      <w:r>
+        <w:rPr>
+          <w:i w:val="0"/>
+        </w:rPr>
+        <w:t>Worked Example 8.6</w:t>
+      </w:r>
+    </w:p>
+    <w:p>
+      <w:pPr/>
+      <w:r>
+        <w:rPr>
+          <w:b/>
+        </w:rPr>
+        <w:t xml:space="preserve">Problem. </w:t>
+      </w:r>
+      <w:r>
+        <w:rPr>
+          <w:i w:val="0"/>
+        </w:rPr>
+        <w:t>A design at sea level has 3 mm of clearance, adequate for its impulse rating. The product is to be used at 4000 m, where IEC 60664-1 applies a clearance multiplication factor of about 1.29. What clearance is needed?</w:t>
+      </w:r>
+    </w:p>
+    <w:p>
+      <w:pPr/>
+      <w:r>
+        <w:rPr>
+          <w:b/>
+        </w:rPr>
+        <w:t xml:space="preserve">Solution. </w:t>
+      </w:r>
+      <w:r>
+        <w:rPr>
+          <w:i w:val="0"/>
+        </w:rPr>
+        <w:t>3 mm × 1.29 = 3.9 mm. Thinner air breaks down at lower voltage, so clearances grow with altitude, while creepage, which depends on surface contamination, does not.</w:t>
+      </w:r>
+    </w:p>
+    <w:p>
+      <w:pPr>
+        <w:pStyle w:val="Heading2"/>
+      </w:pPr>
+      <w:r>
+        <w:rPr>
+          <w:i w:val="0"/>
+        </w:rPr>
+        <w:t>8.7 The energy hiding in a cable</w:t>
+      </w:r>
+    </w:p>
+    <w:p>
+      <w:pPr/>
+      <w:r>
+        <w:rPr>
+          <w:i w:val="0"/>
+        </w:rPr>
+        <w:t>A high-voltage system stores energy in places that do not look like capacitors. A shielded cable has a capacitance of about 100 pF per meter, depending on its size and insulation, and a long run charged to tens of kilovolts holds enough energy to kill. After the supply is switched off, that charge remains until it is bled away, and dielectric absorption in the insulation can bring part of it back after a brief short. Safe practice therefore treats every high-voltage conductor as charged until it has been grounded with a hot stick, keeps grounding straps on it while work proceeds, and fits permanent bleeder resistors sized to bring the voltage below 50 V within a defined time, often a minute or less.</w:t>
+      </w:r>
+    </w:p>
+    <w:p>
+      <w:pPr>
+        <w:pStyle w:val="Heading2"/>
+      </w:pPr>
+      <w:r>
+        <w:rPr>
+          <w:i w:val="0"/>
+        </w:rPr>
+        <w:t>Worked Example 8.7</w:t>
+      </w:r>
+    </w:p>
+    <w:p>
+      <w:pPr/>
+      <w:r>
+        <w:rPr>
+          <w:b/>
+        </w:rPr>
+        <w:t xml:space="preserve">Problem. </w:t>
+      </w:r>
+      <w:r>
+        <w:rPr>
+          <w:i w:val="0"/>
+        </w:rPr>
+        <w:t>A 100 m high-voltage cable with 100 pF/m is charged to 50 kV. Find its stored energy, and the bleeder resistance that brings it below 50 V within 60 s.</w:t>
+      </w:r>
+    </w:p>
+    <w:p>
+      <w:pPr/>
+      <w:r>
+        <w:rPr>
+          <w:b/>
+        </w:rPr>
+        <w:t xml:space="preserve">Solution. </w:t>
+      </w:r>
+      <w:r>
+        <w:rPr>
+          <w:i w:val="0"/>
+        </w:rPr>
+        <w:t>C = 10 nF, and E = ½ × 10⁻⁸ × (5 × 10⁴)² = 12.5 J, far above the 350 mJ that the IEC 61010-1 safety standard treats as hazardous at such voltages. Decaying from 50 kV to 50 V takes ln(1000) = 6.9 time constants, so RC ≤ 60/6.9 = 8.7 s and R ≤ 870 MΩ. A bleeder of a few hundred megohms, built from a chain of resistors each within its voltage rating, does it while dissipating only a few watts at full voltage.</w:t>
+      </w:r>
+    </w:p>
+    <w:p>
+      <w:pPr/>
+      <w:r>
+        <w:rPr>
+          <w:i w:val="0"/>
+        </w:rPr>
+        <w:t>High voltage concentrates the converter's problems into insulation and stored energy. Part II goes back inside the converter, starting with an accounting of where its watts are lost.</w:t>
+      </w:r>
+    </w:p>
+    <w:p>
+      <w:pPr>
+        <w:pStyle w:val="Heading2"/>
+      </w:pPr>
+      <w:r>
+        <w:rPr>
+          <w:i w:val="0"/>
+        </w:rPr>
         <w:t>Practice</w:t>
       </w:r>
     </w:p>
@@ -3236,6 +5295,51 @@
       </w:r>
     </w:p>
     <w:p>
+      <w:pPr/>
+      <w:r>
+        <w:rPr>
+          <w:b/>
+        </w:rPr>
+        <w:t xml:space="preserve">7. </w:t>
+      </w:r>
+      <w:r>
+        <w:rPr>
+          <w:i w:val="0"/>
+        </w:rPr>
+        <w:t>Find the stored energy of a five-stage Marx generator with 1 µF capacitors charged to 20 kV, and its erected voltage.</w:t>
+      </w:r>
+    </w:p>
+    <w:p>
+      <w:pPr/>
+      <w:r>
+        <w:rPr>
+          <w:b/>
+        </w:rPr>
+        <w:t xml:space="preserve">8. </w:t>
+      </w:r>
+      <w:r>
+        <w:rPr>
+          <w:i w:val="0"/>
+        </w:rPr>
+        <w:t>Why does creepage, unlike clearance, not need correction for altitude?</w:t>
+      </w:r>
+    </w:p>
+    <w:p>
+      <w:pPr/>
+      <w:r>
+        <w:rPr>
+          <w:b/>
+        </w:rPr>
+        <w:t xml:space="preserve">9. </w:t>
+      </w:r>
+      <w:r>
+        <w:rPr>
+          <w:i w:val="0"/>
+        </w:rPr>
+        <w:t>Find the energy stored in a 2 nF capacitance at 30 kV.</w:t>
+      </w:r>
+    </w:p>
+    <w:p>
       <w:pPr>
         <w:pStyle w:val="Heading1"/>
       </w:pPr>
@@ -3243,6 +5347,26 @@
         <w:rPr>
           <w:i w:val="0"/>
         </w:rPr>
+        <w:t>Part II. Inside the Converter</w:t>
+      </w:r>
+    </w:p>
+    <w:p>
+      <w:pPr/>
+      <w:r>
+        <w:rPr>
+          <w:i w:val="0"/>
+        </w:rPr>
+        <w:t>Part II goes inside: where the watts are lost and how to measure them, how to compensate the loop, what happens at light load, how batteries are charged and managed, and how inverters drive motors.</w:t>
+      </w:r>
+    </w:p>
+    <w:p>
+      <w:pPr>
+        <w:pStyle w:val="Heading1"/>
+      </w:pPr>
+      <w:r>
+        <w:rPr>
+          <w:i w:val="0"/>
+        </w:rPr>
         <w:t>Chapter 9. Where the Watts Go: Loss in a Switching Converter</w:t>
       </w:r>
     </w:p>
@@ -3462,6 +5586,220 @@
         <w:rPr>
           <w:i w:val="0"/>
         </w:rPr>
+        <w:t>9.5 The capacitors' share: ripple current and life</w:t>
+      </w:r>
+    </w:p>
+    <w:p>
+      <w:pPr/>
+      <w:r>
+        <w:rPr>
+          <w:i w:val="0"/>
+        </w:rPr>
+        <w:t>Capacitors lose power in their equivalent series resistance, I²rms × ESR, and for aluminum electrolytics that heat also sets the life. The electrolyte slowly evaporates through the seal, faster when hot, and the rated life, typically 2000 to 10 000 hours at 105 °C, roughly doubles for every 10 °C cooler the core runs. A capacitor rated 5000 h at 105 °C and operating with its core at 65 °C therefore lasts about 80 000 h, nine years. The ripple current raises the core above the ambient, so the life calculation must use the core temperature, and the ripple current at the actual frequency, because ESR falls with frequency. Polymer aluminum and ceramic capacitors have no liquid electrolyte and no such wear-out, which is why they replaced electrolytics on processor boards, but electrolytics remain unbeaten for bulk energy storage at 400 V.</w:t>
+      </w:r>
+    </w:p>
+    <w:p>
+      <w:pPr>
+        <w:jc w:val="center"/>
+      </w:pPr>
+      <w:r>
+        <w:rPr>
+          <w:i w:val="0"/>
+        </w:rPr>
+        <w:t>L = L0 × 2^((T0 − T)/10)</w:t>
+      </w:r>
+    </w:p>
+    <w:p>
+      <w:pPr>
+        <w:pStyle w:val="Heading2"/>
+      </w:pPr>
+      <w:r>
+        <w:rPr>
+          <w:i w:val="0"/>
+        </w:rPr>
+        <w:t>9.6 Measuring efficiency honestly</w:t>
+      </w:r>
+    </w:p>
+    <w:p>
+      <w:pPr/>
+      <w:r>
+        <w:rPr>
+          <w:i w:val="0"/>
+        </w:rPr>
+        <w:t>A converter at 98 % efficiency loses 2 % of its power, and measuring that loss as the difference of two large numbers magnifies every error. A power analyzer with 0.1 % accuracy on both input and output power can be wrong by up to 0.2 % of the throughput, which is 10 % of the loss. Accurate work therefore uses an analyzer with matched channels and calibrated current shunts, measures at the converter's terminals with Kelvin connections, waits for thermal equilibrium, and reports the loss directly when the efficiency exceeds about 99 %. For the best converters, calorimetry, placing the converter in an insulated box and measuring the heat it produces, is the only method whose error scales with the loss rather than the throughput.</w:t>
+      </w:r>
+    </w:p>
+    <w:p>
+      <w:pPr>
+        <w:pStyle w:val="Heading2"/>
+      </w:pPr>
+      <w:r>
+        <w:rPr>
+          <w:i w:val="0"/>
+        </w:rPr>
+        <w:t>Worked Example 9.3</w:t>
+      </w:r>
+    </w:p>
+    <w:p>
+      <w:pPr/>
+      <w:r>
+        <w:rPr>
+          <w:b/>
+        </w:rPr>
+        <w:t xml:space="preserve">Problem. </w:t>
+      </w:r>
+      <w:r>
+        <w:rPr>
+          <w:i w:val="0"/>
+        </w:rPr>
+        <w:t>A 470 µF electrolytic rated 5000 h at 105 °C sits in a 55 °C enclosure, and its ripple current heats its core 10 °C above that. Estimate its life.</w:t>
+      </w:r>
+    </w:p>
+    <w:p>
+      <w:pPr/>
+      <w:r>
+        <w:rPr>
+          <w:b/>
+        </w:rPr>
+        <w:t xml:space="preserve">Solution. </w:t>
+      </w:r>
+      <w:r>
+        <w:rPr>
+          <w:i w:val="0"/>
+        </w:rPr>
+        <w:t>The core runs at 65 °C, 40 °C below the rating, so L = 5000 × 2^(40/10) = 80 000 h, about nine years of continuous operation. Moving it next to a heatsink at 85 °C would cut the life to 5000 × 2^1 = 10 000 h, just over a year: placement decides the product's warranty.</w:t>
+      </w:r>
+    </w:p>
+    <w:p>
+      <w:pPr>
+        <w:pStyle w:val="Heading2"/>
+      </w:pPr>
+      <w:r>
+        <w:rPr>
+          <w:i w:val="0"/>
+        </w:rPr>
+        <w:t>Worked Example 9.4</w:t>
+      </w:r>
+    </w:p>
+    <w:p>
+      <w:pPr/>
+      <w:r>
+        <w:rPr>
+          <w:b/>
+        </w:rPr>
+        <w:t xml:space="preserve">Problem. </w:t>
+      </w:r>
+      <w:r>
+        <w:rPr>
+          <w:i w:val="0"/>
+        </w:rPr>
+        <w:t>A 1 kW converter is measured at 98.0 % efficiency with an analyzer accurate to ±0.1 % of reading on each channel. Find the uncertainty in the loss.</w:t>
+      </w:r>
+    </w:p>
+    <w:p>
+      <w:pPr/>
+      <w:r>
+        <w:rPr>
+          <w:b/>
+        </w:rPr>
+        <w:t xml:space="preserve">Solution. </w:t>
+      </w:r>
+      <w:r>
+        <w:rPr>
+          <w:i w:val="0"/>
+        </w:rPr>
+        <w:t>The input reads about 1020.4 W ± 1.02 W and the output 1000 W ± 1.00 W. The loss, 20.4 W, could be off by up to 2.0 W, ±10 %, or about ±1.4 W if the errors are independent. The efficiency is then known only to between 97.8 and 98.2 %, a range wider than the difference between many competing designs.</w:t>
+      </w:r>
+    </w:p>
+    <w:p>
+      <w:pPr>
+        <w:pStyle w:val="Heading2"/>
+      </w:pPr>
+      <w:r>
+        <w:rPr>
+          <w:i w:val="0"/>
+        </w:rPr>
+        <w:t>9.7 Choosing a heatsink</w:t>
+      </w:r>
+    </w:p>
+    <w:p>
+      <w:pPr/>
+      <w:r>
+        <w:rPr>
+          <w:i w:val="0"/>
+        </w:rPr>
+        <w:t>Once the losses are known, the thermal path must remove them. The junction temperature is the ambient plus the loss times the sum of thermal resistances in the path: junction to case, from the data sheet; case to heatsink, set by the interface material, typically 0.1 to 0.5 °C/W for a TO-247 with a good pad or grease; and heatsink to ambient, which the designer chooses. Subtracting the first two from the total allowed gives the heatsink's required resistance. Forced air halves or quarters a heatsink's resistance, and liquid cold plates reach 0.01 to 0.05 °C/W for large modules, which is why every high-power converter and every accelerator board above a few hundred watts now uses one or the other.</w:t>
+      </w:r>
+    </w:p>
+    <w:p>
+      <w:pPr>
+        <w:jc w:val="center"/>
+      </w:pPr>
+      <w:r>
+        <w:rPr>
+          <w:i w:val="0"/>
+        </w:rPr>
+        <w:t>θSA ≤ (TJ,max − TA)/P − θJC − θCS</w:t>
+      </w:r>
+    </w:p>
+    <w:p>
+      <w:pPr>
+        <w:pStyle w:val="Heading2"/>
+      </w:pPr>
+      <w:r>
+        <w:rPr>
+          <w:i w:val="0"/>
+        </w:rPr>
+        <w:t>Worked Example 9.5</w:t>
+      </w:r>
+    </w:p>
+    <w:p>
+      <w:pPr/>
+      <w:r>
+        <w:rPr>
+          <w:b/>
+        </w:rPr>
+        <w:t xml:space="preserve">Problem. </w:t>
+      </w:r>
+      <w:r>
+        <w:rPr>
+          <w:i w:val="0"/>
+        </w:rPr>
+        <w:t>A SiC MOSFET in TO-247 dissipates 25 W with θJC = 0.6 °C/W and θCS = 0.3 °C/W. The junction must stay below 125 °C at 50 °C ambient. Find the largest allowed heatsink resistance.</w:t>
+      </w:r>
+    </w:p>
+    <w:p>
+      <w:pPr/>
+      <w:r>
+        <w:rPr>
+          <w:b/>
+        </w:rPr>
+        <w:t xml:space="preserve">Solution. </w:t>
+      </w:r>
+      <w:r>
+        <w:rPr>
+          <w:i w:val="0"/>
+        </w:rPr>
+        <w:t>The total allowed is (125 − 50)/25 = 3.0 °C/W, so θSA ≤ 3.0 − 0.6 − 0.3 = 2.1 °C/W, a medium extruded heatsink in natural convection or a small one with a fan. If two such devices share one heatsink, each adds its loss to the heatsink's temperature rise, and the requirement halves to about 1.05 °C/W.</w:t>
+      </w:r>
+    </w:p>
+    <w:p>
+      <w:pPr/>
+      <w:r>
+        <w:rPr>
+          <w:i w:val="0"/>
+        </w:rPr>
+        <w:t>Loss accounting shows where to spend effort. The next question is how to make the converter hold its output steady while the load and the input move, the subject of Chapter 10.</w:t>
+      </w:r>
+    </w:p>
+    <w:p>
+      <w:pPr>
+        <w:pStyle w:val="Heading2"/>
+      </w:pPr>
+      <w:r>
+        <w:rPr>
+          <w:i w:val="0"/>
+        </w:rPr>
         <w:t>Practice</w:t>
       </w:r>
     </w:p>
@@ -3556,6 +5894,51 @@
       </w:r>
     </w:p>
     <w:p>
+      <w:pPr/>
+      <w:r>
+        <w:rPr>
+          <w:b/>
+        </w:rPr>
+        <w:t xml:space="preserve">7. </w:t>
+      </w:r>
+      <w:r>
+        <w:rPr>
+          <w:i w:val="0"/>
+        </w:rPr>
+        <w:t>A capacitor rated 2000 h at 105 °C operates at 75 °C. Estimate its life.</w:t>
+      </w:r>
+    </w:p>
+    <w:p>
+      <w:pPr/>
+      <w:r>
+        <w:rPr>
+          <w:b/>
+        </w:rPr>
+        <w:t xml:space="preserve">8. </w:t>
+      </w:r>
+      <w:r>
+        <w:rPr>
+          <w:i w:val="0"/>
+        </w:rPr>
+        <w:t>How large is the loss uncertainty for a 500 W, 96 % converter measured with ±0.2 % channels?</w:t>
+      </w:r>
+    </w:p>
+    <w:p>
+      <w:pPr/>
+      <w:r>
+        <w:rPr>
+          <w:b/>
+        </w:rPr>
+        <w:t xml:space="preserve">9. </w:t>
+      </w:r>
+      <w:r>
+        <w:rPr>
+          <w:i w:val="0"/>
+        </w:rPr>
+        <w:t>A device dissipates 10 W with θJC = 1.0 °C/W and θCS = 0.5 °C/W. What θSA keeps the junction below 110 °C at 40 °C ambient?</w:t>
+      </w:r>
+    </w:p>
+    <w:p>
       <w:pPr>
         <w:pStyle w:val="Heading1"/>
       </w:pPr>
@@ -3782,6 +6165,220 @@
         <w:rPr>
           <w:i w:val="0"/>
         </w:rPr>
+        <w:t>10.5 Compensating a current-mode converter</w:t>
+      </w:r>
+    </w:p>
+    <w:p>
+      <w:pPr/>
+      <w:r>
+        <w:rPr>
+          <w:i w:val="0"/>
+        </w:rPr>
+        <w:t>Peak current-mode control, Section 4.7, reduces the buck's power stage to a single low-frequency pole formed by the output capacitor and the load, plus the capacitor's ESR zero, plus a pair of poles near half the switching frequency from the sampling of the current. A Type II compensator, an integrator with one zero and one pole, is then enough. The usual recipe sets the crossover at a tenth to a fifth of the switching frequency, places the zero at or below the power stage's pole to recover phase, places the pole at the ESR zero or at half the switching frequency to attenuate switching noise, and sets the gain so that the loop crosses at the chosen frequency. Phase margins of 50 to 65° result without the precise placement that voltage mode's Type III demands.</w:t>
+      </w:r>
+    </w:p>
+    <w:p>
+      <w:pPr>
+        <w:pStyle w:val="Heading2"/>
+      </w:pPr>
+      <w:r>
+        <w:rPr>
+          <w:i w:val="0"/>
+        </w:rPr>
+        <w:t>10.6 Digital control and its delay</w:t>
+      </w:r>
+    </w:p>
+    <w:p>
+      <w:pPr/>
+      <w:r>
+        <w:rPr>
+          <w:i w:val="0"/>
+        </w:rPr>
+        <w:t>More and more converters are controlled by a microcontroller or a dedicated digital controller. Digital control brings programmability, telemetry, and adaptive tuning, and the PMBus interface of server and processor regulators depends on it. It also brings delay. The ADC samples once per switching period, the processor computes the new duty cycle, and the PWM applies it at the next update, so between sampling and action lies typically one to one and a half switching periods. A pure delay Td costs a phase of 360° × fc × Td at the crossover frequency fc without changing the gain, and that phase comes straight out of the margin. Digital loops therefore cross over somewhat lower than analog ones at the same switching frequency, or sample several times per period.</w:t>
+      </w:r>
+    </w:p>
+    <w:p>
+      <w:pPr>
+        <w:jc w:val="center"/>
+      </w:pPr>
+      <w:r>
+        <w:rPr>
+          <w:i w:val="0"/>
+        </w:rPr>
+        <w:t>φdelay = 360° × fc × Td</w:t>
+      </w:r>
+    </w:p>
+    <w:p>
+      <w:pPr>
+        <w:pStyle w:val="Heading2"/>
+      </w:pPr>
+      <w:r>
+        <w:rPr>
+          <w:i w:val="0"/>
+        </w:rPr>
+        <w:t>Worked Example 10.3</w:t>
+      </w:r>
+    </w:p>
+    <w:p>
+      <w:pPr/>
+      <w:r>
+        <w:rPr>
+          <w:b/>
+        </w:rPr>
+        <w:t xml:space="preserve">Problem. </w:t>
+      </w:r>
+      <w:r>
+        <w:rPr>
+          <w:i w:val="0"/>
+        </w:rPr>
+        <w:t>A digitally controlled buck switches at 500 kHz and has a total loop delay of 1.5 switching periods. Find the phase lost at crossover frequencies of 50 kHz and 25 kHz.</w:t>
+      </w:r>
+    </w:p>
+    <w:p>
+      <w:pPr/>
+      <w:r>
+        <w:rPr>
+          <w:b/>
+        </w:rPr>
+        <w:t xml:space="preserve">Solution. </w:t>
+      </w:r>
+      <w:r>
+        <w:rPr>
+          <w:i w:val="0"/>
+        </w:rPr>
+        <w:t>Td = 1.5 × 2 µs = 3 µs. At 50 kHz, φ = 360 × 50 × 10³ × 3 × 10⁻⁶ = 54°, most of a typical phase margin. At 25 kHz the loss is 27°, which a Type II or Type III compensator can make up. A controller that samples twice per period and updates immediately cuts the delay to about 0.75 periods and the loss at 50 kHz to 27°.</w:t>
+      </w:r>
+    </w:p>
+    <w:p>
+      <w:pPr>
+        <w:pStyle w:val="Heading2"/>
+      </w:pPr>
+      <w:r>
+        <w:rPr>
+          <w:i w:val="0"/>
+        </w:rPr>
+        <w:t>Worked Example 10.4</w:t>
+      </w:r>
+    </w:p>
+    <w:p>
+      <w:pPr/>
+      <w:r>
+        <w:rPr>
+          <w:b/>
+        </w:rPr>
+        <w:t xml:space="preserve">Problem. </w:t>
+      </w:r>
+      <w:r>
+        <w:rPr>
+          <w:i w:val="0"/>
+        </w:rPr>
+        <w:t>A current-mode buck at 1 MHz has its output-capacitor pole at 2 kHz and its ESR zero at 400 kHz. Place the crossover, the compensator zero, and the compensator pole.</w:t>
+      </w:r>
+    </w:p>
+    <w:p>
+      <w:pPr/>
+      <w:r>
+        <w:rPr>
+          <w:b/>
+        </w:rPr>
+        <w:t xml:space="preserve">Solution. </w:t>
+      </w:r>
+      <w:r>
+        <w:rPr>
+          <w:i w:val="0"/>
+        </w:rPr>
+        <w:t>A crossover at a tenth of 1 MHz, 100 kHz, is safe. The zero goes at or below the 2 kHz pole, say 2 kHz, to cancel it; the pole at half the switching frequency, 500 kHz, close to the ESR zero it cancels. The gain is then set so that the loop gain is unity at 100 kHz. The result has about 60 to 70° of phase margin.</w:t>
+      </w:r>
+    </w:p>
+    <w:p>
+      <w:pPr>
+        <w:pStyle w:val="Heading2"/>
+      </w:pPr>
+      <w:r>
+        <w:rPr>
+          <w:i w:val="0"/>
+        </w:rPr>
+        <w:t>10.7 Output impedance and the load step</w:t>
+      </w:r>
+    </w:p>
+    <w:p>
+      <w:pPr/>
+      <w:r>
+        <w:rPr>
+          <w:i w:val="0"/>
+        </w:rPr>
+        <w:t>A loop's crossover frequency translates directly into how far the output dips when the load steps. Above crossover the loop cannot help, and the output capacitor alone supplies the difference; below it the loop holds the output. To a good approximation, the closed-loop output impedance peaks near crossover at about the capacitor's impedance there, 1/(2π fc C), so a load step ΔI produces a deviation of about ΔI/(2π fc C). Doubling the crossover halves the dip, or halves the capacitance needed for the same dip. This is the deepest reason designers push crossover as high as the switching frequency and the phase margin allow, and why processor regulators, whose load steps are hundreds of amperes in a microsecond, add the load-line technique of Chapter 18 on top.</w:t>
+      </w:r>
+    </w:p>
+    <w:p>
+      <w:pPr>
+        <w:jc w:val="center"/>
+      </w:pPr>
+      <w:r>
+        <w:rPr>
+          <w:i w:val="0"/>
+        </w:rPr>
+        <w:t>ΔV ≈ ΔI / (2π fc Cout)</w:t>
+      </w:r>
+    </w:p>
+    <w:p>
+      <w:pPr>
+        <w:pStyle w:val="Heading2"/>
+      </w:pPr>
+      <w:r>
+        <w:rPr>
+          <w:i w:val="0"/>
+        </w:rPr>
+        <w:t>Worked Example 10.5</w:t>
+      </w:r>
+    </w:p>
+    <w:p>
+      <w:pPr/>
+      <w:r>
+        <w:rPr>
+          <w:b/>
+        </w:rPr>
+        <w:t xml:space="preserve">Problem. </w:t>
+      </w:r>
+      <w:r>
+        <w:rPr>
+          <w:i w:val="0"/>
+        </w:rPr>
+        <w:t>A regulator with 1 mF of output capacitance crosses over at 100 kHz. Estimate the output deviation for a 100 A load step, and the capacitance needed to halve it at the same crossover.</w:t>
+      </w:r>
+    </w:p>
+    <w:p>
+      <w:pPr/>
+      <w:r>
+        <w:rPr>
+          <w:b/>
+        </w:rPr>
+        <w:t xml:space="preserve">Solution. </w:t>
+      </w:r>
+      <w:r>
+        <w:rPr>
+          <w:i w:val="0"/>
+        </w:rPr>
+        <w:t>Zout ≈ 1/(2π × 10⁵ × 10⁻³) = 1.6 mΩ, so ΔV ≈ 100 × 0.0016 = 160 mV, too much for a 0.8 V processor rail with a ±3 % window of 24 mV. Halving it needs 2 mF at the same crossover; meeting 24 mV needs about 6.6 mF, or a higher crossover with more phases, or the load line.</w:t>
+      </w:r>
+    </w:p>
+    <w:p>
+      <w:pPr/>
+      <w:r>
+        <w:rPr>
+          <w:i w:val="0"/>
+        </w:rPr>
+        <w:t>The loop holds the output at full load. At light load the inductor current reverses or stops, the power stage changes its behavior, and the efficiency falls, which Chapter 11 takes up.</w:t>
+      </w:r>
+    </w:p>
+    <w:p>
+      <w:pPr>
+        <w:pStyle w:val="Heading2"/>
+      </w:pPr>
+      <w:r>
+        <w:rPr>
+          <w:i w:val="0"/>
+        </w:rPr>
         <w:t>Practice</w:t>
       </w:r>
     </w:p>
@@ -3876,6 +6473,51 @@
       </w:r>
     </w:p>
     <w:p>
+      <w:pPr/>
+      <w:r>
+        <w:rPr>
+          <w:b/>
+        </w:rPr>
+        <w:t xml:space="preserve">7. </w:t>
+      </w:r>
+      <w:r>
+        <w:rPr>
+          <w:i w:val="0"/>
+        </w:rPr>
+        <w:t>Find the phase lost to a 4 µs delay at a 20 kHz crossover.</w:t>
+      </w:r>
+    </w:p>
+    <w:p>
+      <w:pPr/>
+      <w:r>
+        <w:rPr>
+          <w:b/>
+        </w:rPr>
+        <w:t xml:space="preserve">8. </w:t>
+      </w:r>
+      <w:r>
+        <w:rPr>
+          <w:i w:val="0"/>
+        </w:rPr>
+        <w:t>Why does current-mode control usually need only a Type II compensator?</w:t>
+      </w:r>
+    </w:p>
+    <w:p>
+      <w:pPr/>
+      <w:r>
+        <w:rPr>
+          <w:b/>
+        </w:rPr>
+        <w:t xml:space="preserve">9. </w:t>
+      </w:r>
+      <w:r>
+        <w:rPr>
+          <w:i w:val="0"/>
+        </w:rPr>
+        <w:t>What crossover frequency gives 1 mΩ of output impedance with 2 mF of capacitance?</w:t>
+      </w:r>
+    </w:p>
+    <w:p>
       <w:pPr>
         <w:pStyle w:val="Heading1"/>
       </w:pPr>
@@ -4143,6 +6785,198 @@
         <w:rPr>
           <w:i w:val="0"/>
         </w:rPr>
+        <w:t>11.5 Valley switching in the quasi-resonant flyback</w:t>
+      </w:r>
+    </w:p>
+    <w:p>
+      <w:pPr/>
+      <w:r>
+        <w:rPr>
+          <w:i w:val="0"/>
+        </w:rPr>
+        <w:t>When a flyback's secondary current reaches zero in discontinuous conduction, the primary inductance rings with the switch's output capacitance, and the drain voltage swings down from Vin + VR toward Vin − VR. A quasi-resonant controller detects the bottom of that swing and turns the switch on there, in the valley, instead of at a fixed clock edge. The capacitive switching loss, ½CossV²fsw, then uses the valley voltage instead of the full voltage. If VR exceeds the input voltage, the valley reaches zero and the turn-on is lossless. The switching frequency varies with load and line, rising as the load falls, so controllers skip to the second, third, or later valley at light load to keep it within bounds.</w:t>
+      </w:r>
+    </w:p>
+    <w:p>
+      <w:pPr>
+        <w:pStyle w:val="Heading2"/>
+      </w:pPr>
+      <w:r>
+        <w:rPr>
+          <w:i w:val="0"/>
+        </w:rPr>
+        <w:t>11.6 Burst mode</w:t>
+      </w:r>
+    </w:p>
+    <w:p>
+      <w:pPr/>
+      <w:r>
+        <w:rPr>
+          <w:i w:val="0"/>
+        </w:rPr>
+        <w:t>At very light load, even a valley-switched converter is inefficient, because its fixed losses do not shrink. Burst mode runs the converter at an efficient operating point for a short burst, then turns it off entirely, controller in a micro-power state, while the output capacitor supplies the load. The output ripple rises a little, the average switching frequency falls into the audible range if the designer is careless, and the efficiency at 1 % of rated load can rise from 30 % to 70 % or more. Every phone charger and laptop adapter uses some form of it to meet the no-load limits of Section 11.4.</w:t>
+      </w:r>
+    </w:p>
+    <w:p>
+      <w:pPr>
+        <w:pStyle w:val="Heading2"/>
+      </w:pPr>
+      <w:r>
+        <w:rPr>
+          <w:i w:val="0"/>
+        </w:rPr>
+        <w:t>Worked Example 11.4</w:t>
+      </w:r>
+    </w:p>
+    <w:p>
+      <w:pPr/>
+      <w:r>
+        <w:rPr>
+          <w:b/>
+        </w:rPr>
+        <w:t xml:space="preserve">Problem. </w:t>
+      </w:r>
+      <w:r>
+        <w:rPr>
+          <w:i w:val="0"/>
+        </w:rPr>
+        <w:t>A flyback's switch has an effective Coss of 150 pF. At 373 V input with VR = 100 V and 100 kHz, find the capacitive turn-on loss with hard switching at the full drain voltage and with valley switching.</w:t>
+      </w:r>
+    </w:p>
+    <w:p>
+      <w:pPr/>
+      <w:r>
+        <w:rPr>
+          <w:b/>
+        </w:rPr>
+        <w:t xml:space="preserve">Solution. </w:t>
+      </w:r>
+      <w:r>
+        <w:rPr>
+          <w:i w:val="0"/>
+        </w:rPr>
+        <w:t>Hard switching at 473 V gives ½ × 150 × 10⁻¹² × 473² × 10⁵ = 1.68 W. In the valley, 373 − 100 = 273 V, it falls to 0.56 W, a saving of 1.1 W, about 2 % of a 65 W charger's output. At low line, where Vin is near VR, the valley approaches zero and the loss nearly disappears.</w:t>
+      </w:r>
+    </w:p>
+    <w:p>
+      <w:pPr>
+        <w:pStyle w:val="Heading2"/>
+      </w:pPr>
+      <w:r>
+        <w:rPr>
+          <w:i w:val="0"/>
+        </w:rPr>
+        <w:t>Worked Example 11.5</w:t>
+      </w:r>
+    </w:p>
+    <w:p>
+      <w:pPr/>
+      <w:r>
+        <w:rPr>
+          <w:b/>
+        </w:rPr>
+        <w:t xml:space="preserve">Problem. </w:t>
+      </w:r>
+      <w:r>
+        <w:rPr>
+          <w:i w:val="0"/>
+        </w:rPr>
+        <w:t>A 65 W adapter must supply 0.5 W. In burst mode it runs at 13 W, where it is 90 % efficient, and its controller draws 20 mW between bursts. Find the burst duty cycle and the input power.</w:t>
+      </w:r>
+    </w:p>
+    <w:p>
+      <w:pPr/>
+      <w:r>
+        <w:rPr>
+          <w:b/>
+        </w:rPr>
+        <w:t xml:space="preserve">Solution. </w:t>
+      </w:r>
+      <w:r>
+        <w:rPr>
+          <w:i w:val="0"/>
+        </w:rPr>
+        <w:t>The bursts must deliver 0.5 W on average, so the converter runs 0.5/13 = 3.8 % of the time. The power delivered costs 0.5/0.9 = 0.556 W, and the controller adds 0.02 W, so the input is 0.576 W and the efficiency 87 %. Running continuously at 0.5 W, with fixed losses of perhaps 0.4 W, the efficiency would be about 55 %.</w:t>
+      </w:r>
+    </w:p>
+    <w:p>
+      <w:pPr>
+        <w:pStyle w:val="Heading2"/>
+      </w:pPr>
+      <w:r>
+        <w:rPr>
+          <w:i w:val="0"/>
+        </w:rPr>
+        <w:t>11.7 Pulse-frequency modulation in small bucks</w:t>
+      </w:r>
+    </w:p>
+    <w:p>
+      <w:pPr/>
+      <w:r>
+        <w:rPr>
+          <w:i w:val="0"/>
+        </w:rPr>
+        <w:t>Battery-powered bucks, in phones, wearables, and sensors, face the light-load problem at microamperes. Their answer is pulse-frequency modulation: each time the output falls below a threshold, the converter delivers one packet of energy, ramping the inductor current up to a fixed peak and back to zero, and then sleeps until the next one is needed. The charge per packet is fixed, so the pulse rate is proportional to the load current. Quiescent currents of 50 to 500 nA in parts such as the TI TPS62840 keep the efficiency above 80 % at 10 µA loads. The cost is ripple and a pulse rate that falls into the audible band at light loads, where a ceramic output capacitor, which is piezoelectric, can sing, which is why some parts clamp the minimum frequency above 20 kHz.</w:t>
+      </w:r>
+    </w:p>
+    <w:p>
+      <w:pPr>
+        <w:pStyle w:val="Heading2"/>
+      </w:pPr>
+      <w:r>
+        <w:rPr>
+          <w:i w:val="0"/>
+        </w:rPr>
+        <w:t>Worked Example 11.6</w:t>
+      </w:r>
+    </w:p>
+    <w:p>
+      <w:pPr/>
+      <w:r>
+        <w:rPr>
+          <w:b/>
+        </w:rPr>
+        <w:t xml:space="preserve">Problem. </w:t>
+      </w:r>
+      <w:r>
+        <w:rPr>
+          <w:i w:val="0"/>
+        </w:rPr>
+        <w:t>A PFM buck converts 3.6 V to 1.8 V with a 1 µH inductor and a 300 mA peak current per pulse. Find the charge per pulse and the pulse rate at loads of 10 mA, 1 mA, and 0.1 mA.</w:t>
+      </w:r>
+    </w:p>
+    <w:p>
+      <w:pPr/>
+      <w:r>
+        <w:rPr>
+          <w:b/>
+        </w:rPr>
+        <w:t xml:space="preserve">Solution. </w:t>
+      </w:r>
+      <w:r>
+        <w:rPr>
+          <w:i w:val="0"/>
+        </w:rPr>
+        <w:t>The current ramps up in L Ipk/(Vin − Vout) = 10⁻⁶ × 0.3/1.8 = 167 ns and down in L Ipk/Vout = 167 ns, a triangle of 333 ns averaging 150 mA, so each pulse delivers 0.15 A × 333 ns = 50 nC. At 10 mA the rate is 10 mA/50 nC = 200 kHz; at 1 mA, 20 kHz; at 0.1 mA, 2 kHz, audible, which is the case for a minimum-frequency clamp or a smaller peak current at light load.</w:t>
+      </w:r>
+    </w:p>
+    <w:p>
+      <w:pPr/>
+      <w:r>
+        <w:rPr>
+          <w:i w:val="0"/>
+        </w:rPr>
+        <w:t>Light-load behavior is where a converter's efficiency curve ends. Chapter 12 turns to the energy store that most portable converters feed: the battery.</w:t>
+      </w:r>
+    </w:p>
+    <w:p>
+      <w:pPr>
+        <w:pStyle w:val="Heading2"/>
+      </w:pPr>
+      <w:r>
+        <w:rPr>
+          <w:i w:val="0"/>
+        </w:rPr>
         <w:t>Practice</w:t>
       </w:r>
     </w:p>
@@ -4237,6 +7071,51 @@
       </w:r>
     </w:p>
     <w:p>
+      <w:pPr/>
+      <w:r>
+        <w:rPr>
+          <w:b/>
+        </w:rPr>
+        <w:t xml:space="preserve">7. </w:t>
+      </w:r>
+      <w:r>
+        <w:rPr>
+          <w:i w:val="0"/>
+        </w:rPr>
+        <w:t>With Vin = 120 V and VR = 120 V, what is the valley voltage of a quasi-resonant flyback, and the capacitive turn-on loss?</w:t>
+      </w:r>
+    </w:p>
+    <w:p>
+      <w:pPr/>
+      <w:r>
+        <w:rPr>
+          <w:b/>
+        </w:rPr>
+        <w:t xml:space="preserve">8. </w:t>
+      </w:r>
+      <w:r>
+        <w:rPr>
+          <w:i w:val="0"/>
+        </w:rPr>
+        <w:t>Why do quasi-resonant controllers skip to later valleys at light load?</w:t>
+      </w:r>
+    </w:p>
+    <w:p>
+      <w:pPr/>
+      <w:r>
+        <w:rPr>
+          <w:b/>
+        </w:rPr>
+        <w:t xml:space="preserve">9. </w:t>
+      </w:r>
+      <w:r>
+        <w:rPr>
+          <w:i w:val="0"/>
+        </w:rPr>
+        <w:t>At what load does the converter of Worked Example 11.5 pulse at exactly 20 kHz?</w:t>
+      </w:r>
+    </w:p>
+    <w:p>
       <w:pPr>
         <w:pStyle w:val="Heading1"/>
       </w:pPr>
@@ -4493,6 +7372,198 @@
         <w:rPr>
           <w:i w:val="0"/>
         </w:rPr>
+        <w:t>12.5 State of charge: counting and correcting</w:t>
+      </w:r>
+    </w:p>
+    <w:p>
+      <w:pPr/>
+      <w:r>
+        <w:rPr>
+          <w:i w:val="0"/>
+        </w:rPr>
+        <w:t>A battery-management system must tell the user how much charge remains, and no sensor measures it directly. Coulomb counting integrates the current, which is accurate over hours but accumulates every offset in the current sensor: a 5 mA error is a full ampere-hour in eight days. The open-circuit voltage gives an absolute estimate, because a rested lithium-ion cell's voltage maps to its state of charge, but the cell must rest for tens of minutes, and the map is nearly flat for lithium iron phosphate between 20 and 80 %. Practical gauges, the TI Impedance Track and the Kalman filters in electric-vehicle BMSs, combine the two: they count charge continuously, correct with voltage whenever the cell rests or a model predicts the loaded voltage well, and learn the cell's capacity and resistance as it ages.</w:t>
+      </w:r>
+    </w:p>
+    <w:p>
+      <w:pPr>
+        <w:pStyle w:val="Heading2"/>
+      </w:pPr>
+      <w:r>
+        <w:rPr>
+          <w:i w:val="0"/>
+        </w:rPr>
+        <w:t>12.6 Cell balancing</w:t>
+      </w:r>
+    </w:p>
+    <w:p>
+      <w:pPr/>
+      <w:r>
+        <w:rPr>
+          <w:i w:val="0"/>
+        </w:rPr>
+        <w:t>The cells of a series string never stay identical. Their self-discharge, capacity, and temperature differ, and after hundreds of cycles one cell reaches full charge before the others, or empty before them, and limits the whole pack. Passive balancing bleeds the high cells through resistors, typically 50 to 200 mA, near the top of charge, wasting a little energy but costing almost nothing. Active balancing moves charge from high cells to low ones through switched capacitors or inductors, recovering the energy and working during discharge too, at a higher cost that pays off in large packs with significant mismatch. In either case the BMS needs each cell's voltage to a few millivolts, which is what the multicell monitor chips, such as the ADI ADBMS6830 or the TI BQ79616, provide.</w:t>
+      </w:r>
+    </w:p>
+    <w:p>
+      <w:pPr>
+        <w:pStyle w:val="Heading2"/>
+      </w:pPr>
+      <w:r>
+        <w:rPr>
+          <w:i w:val="0"/>
+        </w:rPr>
+        <w:t>Worked Example 12.4</w:t>
+      </w:r>
+    </w:p>
+    <w:p>
+      <w:pPr/>
+      <w:r>
+        <w:rPr>
+          <w:b/>
+        </w:rPr>
+        <w:t xml:space="preserve">Problem. </w:t>
+      </w:r>
+      <w:r>
+        <w:rPr>
+          <w:i w:val="0"/>
+        </w:rPr>
+        <w:t>A gauge counts charge with a 5 mA offset on a 3000 mAh phone battery. How much state-of-charge error accumulates per day, and how often must it be corrected?</w:t>
+      </w:r>
+    </w:p>
+    <w:p>
+      <w:pPr/>
+      <w:r>
+        <w:rPr>
+          <w:b/>
+        </w:rPr>
+        <w:t xml:space="preserve">Solution. </w:t>
+      </w:r>
+      <w:r>
+        <w:rPr>
+          <w:i w:val="0"/>
+        </w:rPr>
+        <w:t>5 mA × 24 h = 120 mAh per day, 4 % of the capacity. If the user's tolerance is 5 %, the gauge must correct within about a day, which a rest of half an hour overnight allows. An electric-vehicle pack whose LFP cells give a flat voltage curve must instead correct near the top of charge, where the curve steepens, which is why some cars ask for an occasional full charge.</w:t>
+      </w:r>
+    </w:p>
+    <w:p>
+      <w:pPr>
+        <w:pStyle w:val="Heading2"/>
+      </w:pPr>
+      <w:r>
+        <w:rPr>
+          <w:i w:val="0"/>
+        </w:rPr>
+        <w:t>Worked Example 12.5</w:t>
+      </w:r>
+    </w:p>
+    <w:p>
+      <w:pPr/>
+      <w:r>
+        <w:rPr>
+          <w:b/>
+        </w:rPr>
+        <w:t xml:space="preserve">Problem. </w:t>
+      </w:r>
+      <w:r>
+        <w:rPr>
+          <w:i w:val="0"/>
+        </w:rPr>
+        <w:t>One cell of a 100 Ah pack holds 2 % more charge than the rest at the top of charge. How long does a 100 mA passive balancer take to remove the difference?</w:t>
+      </w:r>
+    </w:p>
+    <w:p>
+      <w:pPr/>
+      <w:r>
+        <w:rPr>
+          <w:b/>
+        </w:rPr>
+        <w:t xml:space="preserve">Solution. </w:t>
+      </w:r>
+      <w:r>
+        <w:rPr>
+          <w:i w:val="0"/>
+        </w:rPr>
+        <w:t>2 % of 100 Ah is 2 Ah, and 2 Ah/0.1 A = 20 hours of balancing. If balancing runs only during the last hour of each charge, the pack needs about 20 charges to equalize, which is fine for slow drift but not for a newly replaced cell; that case calls for active balancing or a manual pre-charge.</w:t>
+      </w:r>
+    </w:p>
+    <w:p>
+      <w:pPr>
+        <w:pStyle w:val="Heading2"/>
+      </w:pPr>
+      <w:r>
+        <w:rPr>
+          <w:i w:val="0"/>
+        </w:rPr>
+        <w:t>12.7 How fast can a battery charge?</w:t>
+      </w:r>
+    </w:p>
+    <w:p>
+      <w:pPr/>
+      <w:r>
+        <w:rPr>
+          <w:i w:val="0"/>
+        </w:rPr>
+        <w:t>Charging speed is limited inside the cell, not by the charger. Lithium ions must diffuse into the graphite anode, and if they arrive faster than they can intercalate, especially in the cold, they plate as metallic lithium on the anode's surface, permanently losing capacity and, in the worst case, growing dendrites that short the cell. Charge rates are therefore expressed as C-rates, multiples of the current that would charge the cell in one hour, and fast-charge profiles taper the current as the state of charge rises and the anode's potential nears the plating threshold. Electric cars at 350 kW chargers reach 3 to 5 C briefly at low charge, preheat the pack before arrival, and spend the most time between 60 and 80 %, which is why charging times are quoted from 10 to 80 %.</w:t>
+      </w:r>
+    </w:p>
+    <w:p>
+      <w:pPr>
+        <w:pStyle w:val="Heading2"/>
+      </w:pPr>
+      <w:r>
+        <w:rPr>
+          <w:i w:val="0"/>
+        </w:rPr>
+        <w:t>Worked Example 12.6</w:t>
+      </w:r>
+    </w:p>
+    <w:p>
+      <w:pPr/>
+      <w:r>
+        <w:rPr>
+          <w:b/>
+        </w:rPr>
+        <w:t xml:space="preserve">Problem. </w:t>
+      </w:r>
+      <w:r>
+        <w:rPr>
+          <w:i w:val="0"/>
+        </w:rPr>
+        <w:t>A 75 kWh pack accepts a peak of 350 kW and averages 200 kW from 10 to 80 %. Find the peak C-rate and the charging time over that window.</w:t>
+      </w:r>
+    </w:p>
+    <w:p>
+      <w:pPr/>
+      <w:r>
+        <w:rPr>
+          <w:b/>
+        </w:rPr>
+        <w:t xml:space="preserve">Solution. </w:t>
+      </w:r>
+      <w:r>
+        <w:rPr>
+          <w:i w:val="0"/>
+        </w:rPr>
+        <w:t>350/75 = 4.7 C at the peak. The window is 70 % of 75 kWh, 52.5 kWh, so at 200 kW average the charge takes 52.5/200 h = 15.8 minutes. Charging from 80 to 100 % at the tapered rates that follow would take about as long again for a quarter of the energy.</w:t>
+      </w:r>
+    </w:p>
+    <w:p>
+      <w:pPr/>
+      <w:r>
+        <w:rPr>
+          <w:i w:val="0"/>
+        </w:rPr>
+        <w:t>The battery stores energy as direct current. Chapter 13 turns direct current back into the alternating current that motors and the grid need.</w:t>
+      </w:r>
+    </w:p>
+    <w:p>
+      <w:pPr>
+        <w:pStyle w:val="Heading2"/>
+      </w:pPr>
+      <w:r>
+        <w:rPr>
+          <w:i w:val="0"/>
+        </w:rPr>
         <w:t>Practice</w:t>
       </w:r>
     </w:p>
@@ -4587,6 +7658,51 @@
       </w:r>
     </w:p>
     <w:p>
+      <w:pPr/>
+      <w:r>
+        <w:rPr>
+          <w:b/>
+        </w:rPr>
+        <w:t xml:space="preserve">7. </w:t>
+      </w:r>
+      <w:r>
+        <w:rPr>
+          <w:i w:val="0"/>
+        </w:rPr>
+        <w:t>How long does a 3 mA current-sense offset take to accumulate a 1 % error on a 5000 mAh battery?</w:t>
+      </w:r>
+    </w:p>
+    <w:p>
+      <w:pPr/>
+      <w:r>
+        <w:rPr>
+          <w:b/>
+        </w:rPr>
+        <w:t xml:space="preserve">8. </w:t>
+      </w:r>
+      <w:r>
+        <w:rPr>
+          <w:i w:val="0"/>
+        </w:rPr>
+        <w:t>Why is open-circuit-voltage correction harder for LFP cells than for NMC cells?</w:t>
+      </w:r>
+    </w:p>
+    <w:p>
+      <w:pPr/>
+      <w:r>
+        <w:rPr>
+          <w:b/>
+        </w:rPr>
+        <w:t xml:space="preserve">9. </w:t>
+      </w:r>
+      <w:r>
+        <w:rPr>
+          <w:i w:val="0"/>
+        </w:rPr>
+        <w:t>What C-rate does a 5000 mAh phone battery see from a 25 W charger at 3.85 V, ignoring losses?</w:t>
+      </w:r>
+    </w:p>
+    <w:p>
       <w:pPr>
         <w:pStyle w:val="Heading1"/>
       </w:pPr>
@@ -4813,6 +7929,220 @@
         <w:rPr>
           <w:i w:val="0"/>
         </w:rPr>
+        <w:t>13.5 Field-oriented control</w:t>
+      </w:r>
+    </w:p>
+    <w:p>
+      <w:pPr/>
+      <w:r>
+        <w:rPr>
+          <w:i w:val="0"/>
+        </w:rPr>
+        <w:t>A three-phase motor's torque depends on the angle between the stator's magnetic field and the rotor's. Field-oriented control measures the rotor angle, from an encoder, a resolver, or an estimator, and transforms the three phase currents into a frame that rotates with the rotor, by the Clarke and Park transforms. In that frame the AC currents become two DC quantities: id, aligned with the rotor's flux, and iq, at right angles to it. For a permanent-magnet machine, the torque is proportional to iq alone, T = (3/2) p ψ iq, with p pole pairs and ψ the magnet flux linkage, so two simple PI controllers, one holding id near zero and one setting iq for the requested torque, control the motor as directly as a DC machine. Above base speed, the controller drives id negative to weaken the field and extend the speed range.</w:t>
+      </w:r>
+    </w:p>
+    <w:p>
+      <w:pPr>
+        <w:jc w:val="center"/>
+      </w:pPr>
+      <w:r>
+        <w:rPr>
+          <w:i w:val="0"/>
+        </w:rPr>
+        <w:t>T = (3/2) p ψ iq</w:t>
+      </w:r>
+    </w:p>
+    <w:p>
+      <w:pPr>
+        <w:pStyle w:val="Heading2"/>
+      </w:pPr>
+      <w:r>
+        <w:rPr>
+          <w:i w:val="0"/>
+        </w:rPr>
+        <w:t>13.6 The 800 V traction inverter</w:t>
+      </w:r>
+    </w:p>
+    <w:p>
+      <w:pPr/>
+      <w:r>
+        <w:rPr>
+          <w:i w:val="0"/>
+        </w:rPr>
+        <w:t>An electric car's traction inverter converts the battery's DC into the motor's three-phase AC at up to a few hundred kilowatts. Moving the battery from 400 V to 800 V halves the current for the same power, which quarters the conduction loss in cables and connectors and doubles the power a given charging connector can accept, which is why the 2026 premium vehicles and fast chargers use 800 V. The switches must then block 1200 V, where silicon IGBTs lose to SiC MOSFETs: SiC has no tail current at turn-off and a resistive on-state without the IGBT's fixed knee voltage, so it is far more efficient at the partial loads where a car spends most of its time. Range improvements of 5 to 10 % on a test cycle come from that partial-load gain.</w:t>
+      </w:r>
+    </w:p>
+    <w:p>
+      <w:pPr>
+        <w:pStyle w:val="Heading2"/>
+      </w:pPr>
+      <w:r>
+        <w:rPr>
+          <w:i w:val="0"/>
+        </w:rPr>
+        <w:t>Worked Example 13.3</w:t>
+      </w:r>
+    </w:p>
+    <w:p>
+      <w:pPr/>
+      <w:r>
+        <w:rPr>
+          <w:b/>
+        </w:rPr>
+        <w:t xml:space="preserve">Problem. </w:t>
+      </w:r>
+      <w:r>
+        <w:rPr>
+          <w:i w:val="0"/>
+        </w:rPr>
+        <w:t>A permanent-magnet motor has 4 pole pairs and a flux linkage of 0.08 Wb. Find the torque at iq = 200 A, and the mechanical power at 6000 rpm.</w:t>
+      </w:r>
+    </w:p>
+    <w:p>
+      <w:pPr/>
+      <w:r>
+        <w:rPr>
+          <w:b/>
+        </w:rPr>
+        <w:t xml:space="preserve">Solution. </w:t>
+      </w:r>
+      <w:r>
+        <w:rPr>
+          <w:i w:val="0"/>
+        </w:rPr>
+        <w:t>T = 1.5 × 4 × 0.08 × 200 = 96 N·m. At 6000 rpm, 628 rad/s, the power is 96 × 628 = 60.3 kW. Doubling iq doubles the torque until the stator iron saturates or the inverter's current limit is reached.</w:t>
+      </w:r>
+    </w:p>
+    <w:p>
+      <w:pPr>
+        <w:pStyle w:val="Heading2"/>
+      </w:pPr>
+      <w:r>
+        <w:rPr>
+          <w:i w:val="0"/>
+        </w:rPr>
+        <w:t>Worked Example 13.4</w:t>
+      </w:r>
+    </w:p>
+    <w:p>
+      <w:pPr/>
+      <w:r>
+        <w:rPr>
+          <w:b/>
+        </w:rPr>
+        <w:t xml:space="preserve">Problem. </w:t>
+      </w:r>
+      <w:r>
+        <w:rPr>
+          <w:i w:val="0"/>
+        </w:rPr>
+        <w:t>A 250 kW drive runs from a 400 V and from an 800 V battery. Find the DC current in each case and the ratio of cable losses for the same cable.</w:t>
+      </w:r>
+    </w:p>
+    <w:p>
+      <w:pPr/>
+      <w:r>
+        <w:rPr>
+          <w:b/>
+        </w:rPr>
+        <w:t xml:space="preserve">Solution. </w:t>
+      </w:r>
+      <w:r>
+        <w:rPr>
+          <w:i w:val="0"/>
+        </w:rPr>
+        <w:t>250 kW/400 V = 625 A and 250 kW/800 V = 312.5 A. The cable loss scales with I², so the 800 V system loses a quarter as much in the same cable, or can use a cable with half the copper cross-section for the same loss.</w:t>
+      </w:r>
+    </w:p>
+    <w:p>
+      <w:pPr>
+        <w:pStyle w:val="Heading2"/>
+      </w:pPr>
+      <w:r>
+        <w:rPr>
+          <w:i w:val="0"/>
+        </w:rPr>
+        <w:t>13.7 Dead time and its distortion</w:t>
+      </w:r>
+    </w:p>
+    <w:p>
+      <w:pPr/>
+      <w:r>
+        <w:rPr>
+          <w:i w:val="0"/>
+        </w:rPr>
+        <w:t>Each leg of an inverter needs a dead time between turning one switch off and the other on, or both would conduct and short the DC bus. During the dead time the load current flows through one of the diodes, and which one depends on the current's direction, not on the command. The leg's output voltage therefore differs from the commanded value by an error of about Vdc × td × fsw, positive or negative with the sign of the current. The error is small in volts but appears as a step at every zero crossing of the current, distorting it with low-order harmonics and producing torque ripple and audible noise in motors at low speed. Drives measure or estimate the current's sign and add a compensating voltage, and the short dead times that SiC and GaN switches allow, tens of nanoseconds instead of microseconds, make the problem much smaller.</w:t>
+      </w:r>
+    </w:p>
+    <w:p>
+      <w:pPr>
+        <w:jc w:val="center"/>
+      </w:pPr>
+      <w:r>
+        <w:rPr>
+          <w:i w:val="0"/>
+        </w:rPr>
+        <w:t>ΔV ≈ Vdc × td × fsw</w:t>
+      </w:r>
+    </w:p>
+    <w:p>
+      <w:pPr>
+        <w:pStyle w:val="Heading2"/>
+      </w:pPr>
+      <w:r>
+        <w:rPr>
+          <w:i w:val="0"/>
+        </w:rPr>
+        <w:t>Worked Example 13.5</w:t>
+      </w:r>
+    </w:p>
+    <w:p>
+      <w:pPr/>
+      <w:r>
+        <w:rPr>
+          <w:b/>
+        </w:rPr>
+        <w:t xml:space="preserve">Problem. </w:t>
+      </w:r>
+      <w:r>
+        <w:rPr>
+          <w:i w:val="0"/>
+        </w:rPr>
+        <w:t>An 800 V inverter switches at 10 kHz with a dead time of 500 ns. Find the average voltage error, and compare it with a SiC design at 20 kHz with 100 ns.</w:t>
+      </w:r>
+    </w:p>
+    <w:p>
+      <w:pPr/>
+      <w:r>
+        <w:rPr>
+          <w:b/>
+        </w:rPr>
+        <w:t xml:space="preserve">Solution. </w:t>
+      </w:r>
+      <w:r>
+        <w:rPr>
+          <w:i w:val="0"/>
+        </w:rPr>
+        <w:t>ΔV = 800 × 500 × 10⁻⁹ × 10⁴ = 4.0 V, about 1 % of a 400 V phase output, enough to distort the current visibly at low speed. The SiC design gives 800 × 100 × 10⁻⁹ × 2 × 10⁴ = 1.6 V, less than half, despite switching twice as fast.</w:t>
+      </w:r>
+    </w:p>
+    <w:p>
+      <w:pPr/>
+      <w:r>
+        <w:rPr>
+          <w:i w:val="0"/>
+        </w:rPr>
+        <w:t>Inverters convert battery power into motion. Part III scales the same switches up to the facilities where power is now consumed fastest, starting with the data center.</w:t>
+      </w:r>
+    </w:p>
+    <w:p>
+      <w:pPr>
+        <w:pStyle w:val="Heading2"/>
+      </w:pPr>
+      <w:r>
+        <w:rPr>
+          <w:i w:val="0"/>
+        </w:rPr>
         <w:t>Practice</w:t>
       </w:r>
     </w:p>
@@ -4907,6 +8237,51 @@
       </w:r>
     </w:p>
     <w:p>
+      <w:pPr/>
+      <w:r>
+        <w:rPr>
+          <w:b/>
+        </w:rPr>
+        <w:t xml:space="preserve">7. </w:t>
+      </w:r>
+      <w:r>
+        <w:rPr>
+          <w:i w:val="0"/>
+        </w:rPr>
+        <w:t>Find the iq needed for 150 N·m in a motor with 3 pole pairs and ψ = 0.1 Wb.</w:t>
+      </w:r>
+    </w:p>
+    <w:p>
+      <w:pPr/>
+      <w:r>
+        <w:rPr>
+          <w:b/>
+        </w:rPr>
+        <w:t xml:space="preserve">8. </w:t>
+      </w:r>
+      <w:r>
+        <w:rPr>
+          <w:i w:val="0"/>
+        </w:rPr>
+        <w:t>Why does SiC improve a traction inverter's efficiency most at partial load?</w:t>
+      </w:r>
+    </w:p>
+    <w:p>
+      <w:pPr/>
+      <w:r>
+        <w:rPr>
+          <w:b/>
+        </w:rPr>
+        <w:t xml:space="preserve">9. </w:t>
+      </w:r>
+      <w:r>
+        <w:rPr>
+          <w:i w:val="0"/>
+        </w:rPr>
+        <w:t>Find the dead-time voltage error of a 400 V inverter at 16 kHz with 300 ns of dead time.</w:t>
+      </w:r>
+    </w:p>
+    <w:p>
       <w:pPr>
         <w:pStyle w:val="Heading1"/>
       </w:pPr>
@@ -4914,6 +8289,26 @@
         <w:rPr>
           <w:i w:val="0"/>
         </w:rPr>
+        <w:t>Part III. The Facility and the Grid</w:t>
+      </w:r>
+    </w:p>
+    <w:p>
+      <w:pPr/>
+      <w:r>
+        <w:rPr>
+          <w:i w:val="0"/>
+        </w:rPr>
+        <w:t>Part III follows power from the utility to the processor and back: the data-center power chain, uninterruptible power and hold-up, the grid codes that inverter-based plants must follow, and the transformers and protection that connect every building.</w:t>
+      </w:r>
+    </w:p>
+    <w:p>
+      <w:pPr>
+        <w:pStyle w:val="Heading1"/>
+      </w:pPr>
+      <w:r>
+        <w:rPr>
+          <w:i w:val="0"/>
+        </w:rPr>
         <w:t>Chapter 14. The Data-Center Power Chain</w:t>
       </w:r>
     </w:p>
@@ -5133,6 +8528,198 @@
         <w:rPr>
           <w:i w:val="0"/>
         </w:rPr>
+        <w:t>14.5 From 48 V to the processor</w:t>
+      </w:r>
+    </w:p>
+    <w:p>
+      <w:pPr/>
+      <w:r>
+        <w:rPr>
+          <w:i w:val="0"/>
+        </w:rPr>
+        <w:t>The last meter of the chain is the hardest. A 48 V rack bus must become 0.7 to 0.9 V at hundreds or thousands of amperes beside the processor. A single buck from 48 V would run at a duty cycle near 2 %, with on-times of tens of nanoseconds and high switching loss, so most designs use two stages. An intermediate bus converter, often an unregulated LLC or switched-capacitor "DC transformer" with a fixed ratio of 4:1 or 8:1, steps 48 V to 12 or 6 V at 97.5 to 98.5 % efficiency; multiphase bucks, Chapter 18, then regulate the core voltage at about 90 %. Single-stage alternatives, hybrid switched-capacitor converters and transformer-based trans-inductor designs, aim for 91 to 93 % from 48 V directly, and vertical power delivery places the final stage under the processor package to cut the board losses, a packaging subject that Book 7 continues.</w:t>
+      </w:r>
+    </w:p>
+    <w:p>
+      <w:pPr>
+        <w:pStyle w:val="Heading2"/>
+      </w:pPr>
+      <w:r>
+        <w:rPr>
+          <w:i w:val="0"/>
+        </w:rPr>
+        <w:t>14.6 Battery backup in the rack</w:t>
+      </w:r>
+    </w:p>
+    <w:p>
+      <w:pPr/>
+      <w:r>
+        <w:rPr>
+          <w:i w:val="0"/>
+        </w:rPr>
+        <w:t>Hyperscale operators increasingly replace the central UPS with battery backup units in each rack, lithium-ion modules on the 48 V or 50 V bus, specified in the Open Compute Project's Open Rack. The rack supply then needs only a single conversion from the AC mains, saving the 3 to 4 % of a double-conversion UPS, and the battery sits on the DC bus, ready without any switching. The units are sized to carry the rack for the 60 to 90 seconds a generator needs to start and take the load, with margin for aging. AI training clusters add a further reason: their racks swing between idle and full power in milliseconds as the computation steps between phases, and energy storage near the rack smooths those swings before they reach the facility and the grid.</w:t>
+      </w:r>
+    </w:p>
+    <w:p>
+      <w:pPr>
+        <w:pStyle w:val="Heading2"/>
+      </w:pPr>
+      <w:r>
+        <w:rPr>
+          <w:i w:val="0"/>
+        </w:rPr>
+        <w:t>Worked Example 14.3</w:t>
+      </w:r>
+    </w:p>
+    <w:p>
+      <w:pPr/>
+      <w:r>
+        <w:rPr>
+          <w:b/>
+        </w:rPr>
+        <w:t xml:space="preserve">Problem. </w:t>
+      </w:r>
+      <w:r>
+        <w:rPr>
+          <w:i w:val="0"/>
+        </w:rPr>
+        <w:t>A processor rail takes 1000 A at 0.8 V. Compare a two-stage path, 48 V to 12 V at 98 % and 12 V to 0.8 V at 90 %, with a single-stage converter at 91 %. Find the input power and the loss for each.</w:t>
+      </w:r>
+    </w:p>
+    <w:p>
+      <w:pPr/>
+      <w:r>
+        <w:rPr>
+          <w:b/>
+        </w:rPr>
+        <w:t xml:space="preserve">Solution. </w:t>
+      </w:r>
+      <w:r>
+        <w:rPr>
+          <w:i w:val="0"/>
+        </w:rPr>
+        <w:t>The load is 800 W. Two stages give 0.98 × 0.90 = 0.882, an input of 907 W and a loss of 107 W. The single stage gives an input of 879 W and a loss of 79 W, 28 W less per processor. In a hall of 100 000 accelerators the difference is 2.8 MW before cooling.</w:t>
+      </w:r>
+    </w:p>
+    <w:p>
+      <w:pPr>
+        <w:pStyle w:val="Heading2"/>
+      </w:pPr>
+      <w:r>
+        <w:rPr>
+          <w:i w:val="0"/>
+        </w:rPr>
+        <w:t>Worked Example 14.4</w:t>
+      </w:r>
+    </w:p>
+    <w:p>
+      <w:pPr/>
+      <w:r>
+        <w:rPr>
+          <w:b/>
+        </w:rPr>
+        <w:t xml:space="preserve">Problem. </w:t>
+      </w:r>
+      <w:r>
+        <w:rPr>
+          <w:i w:val="0"/>
+        </w:rPr>
+        <w:t>A 120 kW rack needs battery backup for 90 s at full power, and the battery may be discharged to 80 % depth. Find the energy to be stored, and the mass of cells at 150 Wh/kg at module level.</w:t>
+      </w:r>
+    </w:p>
+    <w:p>
+      <w:pPr/>
+      <w:r>
+        <w:rPr>
+          <w:b/>
+        </w:rPr>
+        <w:t xml:space="preserve">Solution. </w:t>
+      </w:r>
+      <w:r>
+        <w:rPr>
+          <w:i w:val="0"/>
+        </w:rPr>
+        <w:t>120 kW × 90 s = 10.8 MJ = 3.0 kWh delivered, so 3.0/0.8 = 3.75 kWh installed. At 150 Wh/kg that is 25 kg of battery modules, a few shelves in the rack, against the room of lead-acid strings a central UPS would need.</w:t>
+      </w:r>
+    </w:p>
+    <w:p>
+      <w:pPr>
+        <w:pStyle w:val="Heading2"/>
+      </w:pPr>
+      <w:r>
+        <w:rPr>
+          <w:i w:val="0"/>
+        </w:rPr>
+        <w:t>14.7 Oversubscription and power capping</w:t>
+      </w:r>
+    </w:p>
+    <w:p>
+      <w:pPr/>
+      <w:r>
+        <w:rPr>
+          <w:i w:val="0"/>
+        </w:rPr>
+        <w:t>A data center pays for its electrical capacity whether it uses it or not, and servers rarely draw their nameplate power at the same time. Operators therefore oversubscribe: they install more servers than the feed could carry if every one ran at its maximum, relying on statistics and on power capping, firmware that throttles servers when the measured power of a rack or row approaches its limit. Oversubscription of 10 to 25 % is common for general-purpose computing. AI training is harder, because thousands of accelerators run the same computation in lockstep and peak together; operators cap those clusters more conservatively and, increasingly, smooth their swings with storage, Section 14.6, so that the facility's feed and the utility's grid see a steadier load.</w:t>
+      </w:r>
+    </w:p>
+    <w:p>
+      <w:pPr>
+        <w:pStyle w:val="Heading2"/>
+      </w:pPr>
+      <w:r>
+        <w:rPr>
+          <w:i w:val="0"/>
+        </w:rPr>
+        <w:t>Worked Example 14.5</w:t>
+      </w:r>
+    </w:p>
+    <w:p>
+      <w:pPr/>
+      <w:r>
+        <w:rPr>
+          <w:b/>
+        </w:rPr>
+        <w:t xml:space="preserve">Problem. </w:t>
+      </w:r>
+      <w:r>
+        <w:rPr>
+          <w:i w:val="0"/>
+        </w:rPr>
+        <w:t>A hall has 20 MW of IT capacity. Its servers have a nameplate of 500 W each but rarely exceed 380 W together in practice. How many servers fit with no oversubscription, and with capping set at 400 W per server?</w:t>
+      </w:r>
+    </w:p>
+    <w:p>
+      <w:pPr/>
+      <w:r>
+        <w:rPr>
+          <w:b/>
+        </w:rPr>
+        <w:t xml:space="preserve">Solution. </w:t>
+      </w:r>
+      <w:r>
+        <w:rPr>
+          <w:i w:val="0"/>
+        </w:rPr>
+        <w:t>At nameplate, 20 MW/500 W = 40 000 servers. With capping at 400 W, 50 000 servers fit, 25 % more computing in the same building, and capping rarely engages because the measured aggregate stays near 380 W.</w:t>
+      </w:r>
+    </w:p>
+    <w:p>
+      <w:pPr/>
+      <w:r>
+        <w:rPr>
+          <w:i w:val="0"/>
+        </w:rPr>
+        <w:t>The data center's power chain ends at the processor and begins at a utility feed that sometimes fails. Chapter 15 covers the systems that make sure the processor never notices.</w:t>
+      </w:r>
+    </w:p>
+    <w:p>
+      <w:pPr>
+        <w:pStyle w:val="Heading2"/>
+      </w:pPr>
+      <w:r>
+        <w:rPr>
+          <w:i w:val="0"/>
+        </w:rPr>
         <w:t>Practice</w:t>
       </w:r>
     </w:p>
@@ -5227,6 +8814,51 @@
       </w:r>
     </w:p>
     <w:p>
+      <w:pPr/>
+      <w:r>
+        <w:rPr>
+          <w:b/>
+        </w:rPr>
+        <w:t xml:space="preserve">7. </w:t>
+      </w:r>
+      <w:r>
+        <w:rPr>
+          <w:i w:val="0"/>
+        </w:rPr>
+        <w:t>A 12 V to 0.75 V stage is 89 % efficient and the 48 V to 12 V stage 97.5 %. Find the chain efficiency.</w:t>
+      </w:r>
+    </w:p>
+    <w:p>
+      <w:pPr/>
+      <w:r>
+        <w:rPr>
+          <w:b/>
+        </w:rPr>
+        <w:t xml:space="preserve">8. </w:t>
+      </w:r>
+      <w:r>
+        <w:rPr>
+          <w:i w:val="0"/>
+        </w:rPr>
+        <w:t>How much energy must a rack battery store to carry 80 kW for 60 s at 75 % depth of discharge?</w:t>
+      </w:r>
+    </w:p>
+    <w:p>
+      <w:pPr/>
+      <w:r>
+        <w:rPr>
+          <w:b/>
+        </w:rPr>
+        <w:t xml:space="preserve">9. </w:t>
+      </w:r>
+      <w:r>
+        <w:rPr>
+          <w:i w:val="0"/>
+        </w:rPr>
+        <w:t>How many 1.2 kW accelerator servers fit a 10 MW feed with a 10 % oversubscription?</w:t>
+      </w:r>
+    </w:p>
+    <w:p>
       <w:pPr>
         <w:pStyle w:val="Heading1"/>
       </w:pPr>
@@ -5494,6 +9126,220 @@
         <w:rPr>
           <w:i w:val="0"/>
         </w:rPr>
+        <w:t>15.5 Lithium-ion versus lead-acid</w:t>
+      </w:r>
+    </w:p>
+    <w:p>
+      <w:pPr/>
+      <w:r>
+        <w:rPr>
+          <w:i w:val="0"/>
+        </w:rPr>
+        <w:t>For decades, UPS batteries were valve-regulated lead-acid, VRLA: cheap, well understood, and tolerant of float charging, but heavy, bulky, and short-lived in warm rooms. Their life halves for roughly every 8 to 10 °C above 25 °C, so a battery designed for ten years lasts five in a room at 33 to 35 °C. Lithium-ion, usually lithium iron phosphate for its safety and cycle life, now dominates new installations: about a third of the weight and floor space, 10 to 15 years of life, thousands of cycles instead of hundreds, and a BMS that reports every cell's state. Its higher price is recovered over the replacement cycles it avoids. Its fire risk, managed by the chemistry choice, cell-level monitoring, and the testing of UL 9540A, is the subject of fire codes that every data-hall design must follow.</w:t>
+      </w:r>
+    </w:p>
+    <w:p>
+      <w:pPr>
+        <w:pStyle w:val="Heading2"/>
+      </w:pPr>
+      <w:r>
+        <w:rPr>
+          <w:i w:val="0"/>
+        </w:rPr>
+        <w:t>15.6 Supercapacitors and flywheels</w:t>
+      </w:r>
+    </w:p>
+    <w:p>
+      <w:pPr/>
+      <w:r>
+        <w:rPr>
+          <w:i w:val="0"/>
+        </w:rPr>
+        <w:t>When the backup only needs to bridge seconds, not minutes, energy density matters less than power and cycle life. Supercapacitors store energy as ½CV² in an electrochemical double layer, hundreds to thousands of farads per cell at 2.7 to 3 V, and deliver it at high power for millions of cycles. Usable energy depends on the voltage window: discharging from V1 to V2 releases ½C(V1² − V2²), and a converter must accept the falling voltage. Flywheel UPS systems store kinetic energy in a rotor spinning at thousands to tens of thousands of rpm and deliver hundreds of kilowatts for 10 to 30 seconds, enough to start a generator. Both serve where batteries would be cycled too often, as in smoothing the power swings of AI training racks.</w:t>
+      </w:r>
+    </w:p>
+    <w:p>
+      <w:pPr>
+        <w:jc w:val="center"/>
+      </w:pPr>
+      <w:r>
+        <w:rPr>
+          <w:i w:val="0"/>
+        </w:rPr>
+        <w:t>E = ½ C (V1² − V2²)</w:t>
+      </w:r>
+    </w:p>
+    <w:p>
+      <w:pPr>
+        <w:pStyle w:val="Heading2"/>
+      </w:pPr>
+      <w:r>
+        <w:rPr>
+          <w:i w:val="0"/>
+        </w:rPr>
+        <w:t>Worked Example 15.4</w:t>
+      </w:r>
+    </w:p>
+    <w:p>
+      <w:pPr/>
+      <w:r>
+        <w:rPr>
+          <w:b/>
+        </w:rPr>
+        <w:t xml:space="preserve">Problem. </w:t>
+      </w:r>
+      <w:r>
+        <w:rPr>
+          <w:i w:val="0"/>
+        </w:rPr>
+        <w:t>A 48 V shelf must ride through 10 s at 500 W from a supercapacitor bank, discharging from 48 V to 36 V through a converter. Find the capacitance, ignoring converter loss.</w:t>
+      </w:r>
+    </w:p>
+    <w:p>
+      <w:pPr/>
+      <w:r>
+        <w:rPr>
+          <w:b/>
+        </w:rPr>
+        <w:t xml:space="preserve">Solution. </w:t>
+      </w:r>
+      <w:r>
+        <w:rPr>
+          <w:i w:val="0"/>
+        </w:rPr>
+        <w:t>E = 500 W × 10 s = 5000 J. C = 2E/(V1² − V2²) = 10 000/(2304 − 1296) = 9.9 F at 48 V, built from about eighteen 2.7 V cells of 180 F in series, each cell's capacitance divided by eighteen. The converter's loss, typically 5 %, adds about 0.5 F.</w:t>
+      </w:r>
+    </w:p>
+    <w:p>
+      <w:pPr>
+        <w:pStyle w:val="Heading2"/>
+      </w:pPr>
+      <w:r>
+        <w:rPr>
+          <w:i w:val="0"/>
+        </w:rPr>
+        <w:t>Worked Example 15.5</w:t>
+      </w:r>
+    </w:p>
+    <w:p>
+      <w:pPr/>
+      <w:r>
+        <w:rPr>
+          <w:b/>
+        </w:rPr>
+        <w:t xml:space="preserve">Problem. </w:t>
+      </w:r>
+      <w:r>
+        <w:rPr>
+          <w:i w:val="0"/>
+        </w:rPr>
+        <w:t>A VRLA battery has a 10-year design life at 25 °C, and its life halves for every 8 °C above that. Estimate its life in a room at 33 °C and at 41 °C.</w:t>
+      </w:r>
+    </w:p>
+    <w:p>
+      <w:pPr/>
+      <w:r>
+        <w:rPr>
+          <w:b/>
+        </w:rPr>
+        <w:t xml:space="preserve">Solution. </w:t>
+      </w:r>
+      <w:r>
+        <w:rPr>
+          <w:i w:val="0"/>
+        </w:rPr>
+        <w:t>At 33 °C, 10/2 = 5 years; at 41 °C, 10/4 = 2.5 years. A lithium-ion battery in the same room loses capacity faster than at 25 °C too, but far less steeply, which, with the reduced cooling the room then needs, is part of its economic case.</w:t>
+      </w:r>
+    </w:p>
+    <w:p>
+      <w:pPr>
+        <w:pStyle w:val="Heading2"/>
+      </w:pPr>
+      <w:r>
+        <w:rPr>
+          <w:i w:val="0"/>
+        </w:rPr>
+        <w:t>15.7 Redundancy and availability</w:t>
+      </w:r>
+    </w:p>
+    <w:p>
+      <w:pPr/>
+      <w:r>
+        <w:rPr>
+          <w:i w:val="0"/>
+        </w:rPr>
+        <w:t>A single UPS, however good, is a single point of failure, so critical facilities duplicate. N+1 adds one module more than the load needs, so any single module can fail or be serviced; 2N duplicates the entire path from the utility to dual-corded servers, each with two power supplies fed from separate A and B systems. The arithmetic of availability explains why: if one path is available a fraction A of the time and failures are independent, two parallel paths are unavailable only when both fail, a fraction (1 − A)². In practice failures are not entirely independent, common-mode faults such as a shared switchboard or a software bug defeat redundancy, and the Uptime Institute's tier classification therefore asks for physically separate paths, not just extra modules.</w:t>
+      </w:r>
+    </w:p>
+    <w:p>
+      <w:pPr>
+        <w:jc w:val="center"/>
+      </w:pPr>
+      <w:r>
+        <w:rPr>
+          <w:i w:val="0"/>
+        </w:rPr>
+        <w:t>A_parallel = 1 − (1 − A)²</w:t>
+      </w:r>
+    </w:p>
+    <w:p>
+      <w:pPr>
+        <w:pStyle w:val="Heading2"/>
+      </w:pPr>
+      <w:r>
+        <w:rPr>
+          <w:i w:val="0"/>
+        </w:rPr>
+        <w:t>Worked Example 15.6</w:t>
+      </w:r>
+    </w:p>
+    <w:p>
+      <w:pPr/>
+      <w:r>
+        <w:rPr>
+          <w:b/>
+        </w:rPr>
+        <w:t xml:space="preserve">Problem. </w:t>
+      </w:r>
+      <w:r>
+        <w:rPr>
+          <w:i w:val="0"/>
+        </w:rPr>
+        <w:t>A UPS path is available 99.9 % of the time, about 8.8 hours of downtime a year. Find the availability and expected downtime of two independent paths in parallel.</w:t>
+      </w:r>
+    </w:p>
+    <w:p>
+      <w:pPr/>
+      <w:r>
+        <w:rPr>
+          <w:b/>
+        </w:rPr>
+        <w:t xml:space="preserve">Solution. </w:t>
+      </w:r>
+      <w:r>
+        <w:rPr>
+          <w:i w:val="0"/>
+        </w:rPr>
+        <w:t>1 − 0.001² = 0.999999, or 99.9999 %, about 32 seconds of downtime a year. If a shared component with 99.99 % availability sits in series with both paths, the system's availability falls to about 99.99 %, 53 minutes a year: the common element dominates.</w:t>
+      </w:r>
+    </w:p>
+    <w:p>
+      <w:pPr/>
+      <w:r>
+        <w:rPr>
+          <w:i w:val="0"/>
+        </w:rPr>
+        <w:t>The UPS and its storage protect the load from the grid's failures. Chapter 16 turns the question around: how the grid itself stays stable as inverter-based plants replace the machines that once held it together.</w:t>
+      </w:r>
+    </w:p>
+    <w:p>
+      <w:pPr>
+        <w:pStyle w:val="Heading2"/>
+      </w:pPr>
+      <w:r>
+        <w:rPr>
+          <w:i w:val="0"/>
+        </w:rPr>
         <w:t>Practice</w:t>
       </w:r>
     </w:p>
@@ -5588,6 +9434,51 @@
       </w:r>
     </w:p>
     <w:p>
+      <w:pPr/>
+      <w:r>
+        <w:rPr>
+          <w:b/>
+        </w:rPr>
+        <w:t xml:space="preserve">7. </w:t>
+      </w:r>
+      <w:r>
+        <w:rPr>
+          <w:i w:val="0"/>
+        </w:rPr>
+        <w:t>Find the energy released by a 100 F capacitor discharging from 16 V to 8 V.</w:t>
+      </w:r>
+    </w:p>
+    <w:p>
+      <w:pPr/>
+      <w:r>
+        <w:rPr>
+          <w:b/>
+        </w:rPr>
+        <w:t xml:space="preserve">8. </w:t>
+      </w:r>
+      <w:r>
+        <w:rPr>
+          <w:i w:val="0"/>
+        </w:rPr>
+        <w:t>Why must a supercapacitor's converter accept a wide input-voltage range?</w:t>
+      </w:r>
+    </w:p>
+    <w:p>
+      <w:pPr/>
+      <w:r>
+        <w:rPr>
+          <w:b/>
+        </w:rPr>
+        <w:t xml:space="preserve">9. </w:t>
+      </w:r>
+      <w:r>
+        <w:rPr>
+          <w:i w:val="0"/>
+        </w:rPr>
+        <w:t>Find the availability of three independent parallel paths each 99 % available.</w:t>
+      </w:r>
+    </w:p>
+    <w:p>
       <w:pPr>
         <w:pStyle w:val="Heading1"/>
       </w:pPr>
@@ -5866,6 +9757,220 @@
         <w:rPr>
           <w:i w:val="0"/>
         </w:rPr>
+        <w:t>16.5 Weak grids and the short-circuit ratio</w:t>
+      </w:r>
+    </w:p>
+    <w:p>
+      <w:pPr/>
+      <w:r>
+        <w:rPr>
+          <w:i w:val="0"/>
+        </w:rPr>
+        <w:t>An inverter that follows the grid measures the grid's voltage angle with a phase-locked loop and injects current in step with it. That works when the grid is stiff, when the voltage at the connection point barely moves as the inverter's current changes. The measure of stiffness is the short-circuit ratio, SCR: the fault level at the point of connection, in MVA, divided by the plant's rating in MW. Above about 3 the grid is strong; below 3 it is weak, and below about 1.5 grid-following control becomes unstable, because the inverter's own current moves the voltage its PLL is trying to follow. Remote wind and solar sites at the end of long lines often see SCRs near 2, and their grid codes require studies, synchronous condensers, or grid-forming inverters, Section 16.4, which set their own voltage instead of following it.</w:t>
+      </w:r>
+    </w:p>
+    <w:p>
+      <w:pPr>
+        <w:jc w:val="center"/>
+      </w:pPr>
+      <w:r>
+        <w:rPr>
+          <w:i w:val="0"/>
+        </w:rPr>
+        <w:t>SCR = S_sc / P_plant</w:t>
+      </w:r>
+    </w:p>
+    <w:p>
+      <w:pPr>
+        <w:pStyle w:val="Heading2"/>
+      </w:pPr>
+      <w:r>
+        <w:rPr>
+          <w:i w:val="0"/>
+        </w:rPr>
+        <w:t>16.6 How much energy fast frequency response needs</w:t>
+      </w:r>
+    </w:p>
+    <w:p>
+      <w:pPr/>
+      <w:r>
+        <w:rPr>
+          <w:i w:val="0"/>
+        </w:rPr>
+        <w:t>Batteries have become the fastest responders to frequency events, delivering full power within a few hundred milliseconds. The energy they need is modest relative to their power: a frequency-containment service holds its power until slower reserves take over, typically for 15 to 30 minutes in the European rules, so a battery providing 100 MW of response needs roughly 25 to 50 MWh, plus margin for its state of charge to drift. Services that only cover the first seconds, the synthetic or virtual inertia of grid-forming inverters, need far less energy and far more speed, and can be provided by inverters with modest storage on their DC links.</w:t>
+      </w:r>
+    </w:p>
+    <w:p>
+      <w:pPr>
+        <w:pStyle w:val="Heading2"/>
+      </w:pPr>
+      <w:r>
+        <w:rPr>
+          <w:i w:val="0"/>
+        </w:rPr>
+        <w:t>Worked Example 16.4</w:t>
+      </w:r>
+    </w:p>
+    <w:p>
+      <w:pPr/>
+      <w:r>
+        <w:rPr>
+          <w:b/>
+        </w:rPr>
+        <w:t xml:space="preserve">Problem. </w:t>
+      </w:r>
+      <w:r>
+        <w:rPr>
+          <w:i w:val="0"/>
+        </w:rPr>
+        <w:t>A 200 MW solar plant connects at a point whose fault level is 500 MVA. Find the SCR, and the fault level needed for an SCR of 3.</w:t>
+      </w:r>
+    </w:p>
+    <w:p>
+      <w:pPr/>
+      <w:r>
+        <w:rPr>
+          <w:b/>
+        </w:rPr>
+        <w:t xml:space="preserve">Solution. </w:t>
+      </w:r>
+      <w:r>
+        <w:rPr>
+          <w:i w:val="0"/>
+        </w:rPr>
+        <w:t>SCR = 500/200 = 2.5, a weak connection. An SCR of 3 needs 600 MVA, so a 100 MVA synchronous condenser, which adds roughly its rating divided by its subtransient reactance, perhaps 500 to 700 MVA of fault level, would more than cover it; alternatively part of the plant could be built grid-forming.</w:t>
+      </w:r>
+    </w:p>
+    <w:p>
+      <w:pPr>
+        <w:pStyle w:val="Heading2"/>
+      </w:pPr>
+      <w:r>
+        <w:rPr>
+          <w:i w:val="0"/>
+        </w:rPr>
+        <w:t>Worked Example 16.5</w:t>
+      </w:r>
+    </w:p>
+    <w:p>
+      <w:pPr/>
+      <w:r>
+        <w:rPr>
+          <w:b/>
+        </w:rPr>
+        <w:t xml:space="preserve">Problem. </w:t>
+      </w:r>
+      <w:r>
+        <w:rPr>
+          <w:i w:val="0"/>
+        </w:rPr>
+        <w:t>A battery provides 100 MW of frequency-containment reserve that must be sustained for 15 minutes, and it must be able to do so in both directions from any operating point. Find the minimum energy capacity.</w:t>
+      </w:r>
+    </w:p>
+    <w:p>
+      <w:pPr/>
+      <w:r>
+        <w:rPr>
+          <w:b/>
+        </w:rPr>
+        <w:t xml:space="preserve">Solution. </w:t>
+      </w:r>
+      <w:r>
+        <w:rPr>
+          <w:i w:val="0"/>
+        </w:rPr>
+        <w:t>100 MW × 0.25 h = 25 MWh in each direction, so the battery must hold at least 25 MWh of headroom above and 25 MWh of energy below its operating point, 50 MWh in total, with the state of charge managed to stay near the middle.</w:t>
+      </w:r>
+    </w:p>
+    <w:p>
+      <w:pPr>
+        <w:pStyle w:val="Heading2"/>
+      </w:pPr>
+      <w:r>
+        <w:rPr>
+          <w:i w:val="0"/>
+        </w:rPr>
+        <w:t>16.7 Current harmonics from inverters</w:t>
+      </w:r>
+    </w:p>
+    <w:p>
+      <w:pPr/>
+      <w:r>
+        <w:rPr>
+          <w:i w:val="0"/>
+        </w:rPr>
+        <w:t>Inverter-based plants must also inject clean current. IEEE 1547 for distributed resources in North America, IEEE 2800 for transmission-connected plants, and the European network codes set limits on harmonic current, expressed as a total demand distortion, TDD, the RMS of all harmonics relative to the rated current, typically 5 %, with tighter limits on individual harmonics. A PWM inverter's harmonics cluster around multiples of its switching frequency, where an LCL output filter, two inductors and a capacitor, attenuates them at 60 dB per decade above its resonance. The resonance itself must be damped, passively with a resistor or actively by the control loop, or it amplifies any grid harmonics near it.</w:t>
+      </w:r>
+    </w:p>
+    <w:p>
+      <w:pPr>
+        <w:jc w:val="center"/>
+      </w:pPr>
+      <w:r>
+        <w:rPr>
+          <w:i w:val="0"/>
+        </w:rPr>
+        <w:t>f_res = (1/2π) √[(L1 + L2) / (L1 L2 Cf)]</w:t>
+      </w:r>
+    </w:p>
+    <w:p>
+      <w:pPr>
+        <w:pStyle w:val="Heading2"/>
+      </w:pPr>
+      <w:r>
+        <w:rPr>
+          <w:i w:val="0"/>
+        </w:rPr>
+        <w:t>Worked Example 16.6</w:t>
+      </w:r>
+    </w:p>
+    <w:p>
+      <w:pPr/>
+      <w:r>
+        <w:rPr>
+          <w:b/>
+        </w:rPr>
+        <w:t xml:space="preserve">Problem. </w:t>
+      </w:r>
+      <w:r>
+        <w:rPr>
+          <w:i w:val="0"/>
+        </w:rPr>
+        <w:t>An inverter's LCL filter has L1 = 1 mH, L2 = 0.3 mH, and Cf = 20 µF. Find its resonant frequency, and check that it lies between ten times the 50 Hz line and half the 10 kHz switching frequency.</w:t>
+      </w:r>
+    </w:p>
+    <w:p>
+      <w:pPr/>
+      <w:r>
+        <w:rPr>
+          <w:b/>
+        </w:rPr>
+        <w:t xml:space="preserve">Solution. </w:t>
+      </w:r>
+      <w:r>
+        <w:rPr>
+          <w:i w:val="0"/>
+        </w:rPr>
+        <w:t>(L1 + L2)/(L1L2Cf) = 1.3 × 10⁻³/(10⁻³ × 0.3 × 10⁻³ × 20 × 10⁻⁶) = 2.17 × 10⁸, whose square root is 14 720 rad/s, or 2.34 kHz. It lies between 500 Hz and 5 kHz as the usual rule requires, high enough to stay clear of the control bandwidth and low enough to attenuate the switching harmonics by about 40 dB at 10 kHz.</w:t>
+      </w:r>
+    </w:p>
+    <w:p>
+      <w:pPr/>
+      <w:r>
+        <w:rPr>
+          <w:i w:val="0"/>
+        </w:rPr>
+        <w:t>Grid codes govern how inverter-based plants behave. Chapter 17 covers the equipment that connects every building to that grid and protects it when something fails.</w:t>
+      </w:r>
+    </w:p>
+    <w:p>
+      <w:pPr>
+        <w:pStyle w:val="Heading2"/>
+      </w:pPr>
+      <w:r>
+        <w:rPr>
+          <w:i w:val="0"/>
+        </w:rPr>
         <w:t>Practice</w:t>
       </w:r>
     </w:p>
@@ -5960,6 +10065,51 @@
       </w:r>
     </w:p>
     <w:p>
+      <w:pPr/>
+      <w:r>
+        <w:rPr>
+          <w:b/>
+        </w:rPr>
+        <w:t xml:space="preserve">7. </w:t>
+      </w:r>
+      <w:r>
+        <w:rPr>
+          <w:i w:val="0"/>
+        </w:rPr>
+        <w:t>A 50 MW wind farm connects at a 120 MVA fault level. Find its SCR.</w:t>
+      </w:r>
+    </w:p>
+    <w:p>
+      <w:pPr/>
+      <w:r>
+        <w:rPr>
+          <w:b/>
+        </w:rPr>
+        <w:t xml:space="preserve">8. </w:t>
+      </w:r>
+      <w:r>
+        <w:rPr>
+          <w:i w:val="0"/>
+        </w:rPr>
+        <w:t>Why does a weak grid destabilize grid-following inverters?</w:t>
+      </w:r>
+    </w:p>
+    <w:p>
+      <w:pPr/>
+      <w:r>
+        <w:rPr>
+          <w:b/>
+        </w:rPr>
+        <w:t xml:space="preserve">9. </w:t>
+      </w:r>
+      <w:r>
+        <w:rPr>
+          <w:i w:val="0"/>
+        </w:rPr>
+        <w:t>Why must an LCL filter's resonance be damped?</w:t>
+      </w:r>
+    </w:p>
+    <w:p>
       <w:pPr>
         <w:pStyle w:val="Heading1"/>
       </w:pPr>
@@ -6227,6 +10377,220 @@
         <w:rPr>
           <w:i w:val="0"/>
         </w:rPr>
+        <w:t>17.5 Thermal aging of transformers</w:t>
+      </w:r>
+    </w:p>
+    <w:p>
+      <w:pPr/>
+      <w:r>
+        <w:rPr>
+          <w:i w:val="0"/>
+        </w:rPr>
+        <w:t>A transformer's life is the life of its paper insulation, and paper ages with temperature. IEEE C57.91 expresses the aging rate relative to operation at a winding hot-spot temperature of 110 °C, the design point of a 65 °C-rise transformer, by an Arrhenius factor that roughly doubles for every 6 to 7 °C. At 120 °C the insulation ages 2.7 times as fast; at 98 °C only 0.28 times as fast. A transformer that runs at partial load most of the day therefore banks life that it can spend during peaks or emergencies, and utilities plan emergency overloads of 120 to 150 % for a few hours using exactly this accounting. Data-center transformers loaded steadily near rating, with high harmonic content from rectifier loads, have no such reserve and are often specified with a K-factor rating that accounts for the harmonic heating.</w:t>
+      </w:r>
+    </w:p>
+    <w:p>
+      <w:pPr>
+        <w:jc w:val="center"/>
+      </w:pPr>
+      <w:r>
+        <w:rPr>
+          <w:i w:val="0"/>
+        </w:rPr>
+        <w:t>F_AA = exp[15 000/383 − 15 000/(θH + 273)]</w:t>
+      </w:r>
+    </w:p>
+    <w:p>
+      <w:pPr>
+        <w:pStyle w:val="Heading2"/>
+      </w:pPr>
+      <w:r>
+        <w:rPr>
+          <w:i w:val="0"/>
+        </w:rPr>
+        <w:t>17.6 Selectivity</w:t>
+      </w:r>
+    </w:p>
+    <w:p>
+      <w:pPr/>
+      <w:r>
+        <w:rPr>
+          <w:i w:val="0"/>
+        </w:rPr>
+        <w:t>When a fault occurs, only the protective device nearest to it should open, so that the rest of the installation keeps running. That requires the time-current characteristics of devices in series to be coordinated, the downstream one always clearing faster. For fuses of the same type, a ratio of rated currents of about 1.6 to 1 between upstream and downstream gives selectivity at all fault levels; for circuit breakers, manufacturers publish selectivity tables, and electronic trip units with short-time delays or zone-selective interlocking, a signal from the downstream breaker telling the upstream one to wait, achieve it at high fault currents. Selectivity and arc-flash protection pull in opposite directions, since delays that preserve selectivity also lengthen the arc, and the maintenance switch that temporarily removes the delay while people work on the gear is the common compromise.</w:t>
+      </w:r>
+    </w:p>
+    <w:p>
+      <w:pPr>
+        <w:pStyle w:val="Heading2"/>
+      </w:pPr>
+      <w:r>
+        <w:rPr>
+          <w:i w:val="0"/>
+        </w:rPr>
+        <w:t>Worked Example 17.4</w:t>
+      </w:r>
+    </w:p>
+    <w:p>
+      <w:pPr/>
+      <w:r>
+        <w:rPr>
+          <w:b/>
+        </w:rPr>
+        <w:t xml:space="preserve">Problem. </w:t>
+      </w:r>
+      <w:r>
+        <w:rPr>
+          <w:i w:val="0"/>
+        </w:rPr>
+        <w:t>Find the aging acceleration factor at hot-spot temperatures of 98, 120, and 130 °C. How many hours at 130 °C use the same insulation life as a day at 110 °C?</w:t>
+      </w:r>
+    </w:p>
+    <w:p>
+      <w:pPr/>
+      <w:r>
+        <w:rPr>
+          <w:b/>
+        </w:rPr>
+        <w:t xml:space="preserve">Solution. </w:t>
+      </w:r>
+      <w:r>
+        <w:rPr>
+          <w:i w:val="0"/>
+        </w:rPr>
+        <w:t>F_AA = exp(39.16 − 15 000/(θ + 273)): at 98 °C, 0.28; at 120 °C, 2.7; at 130 °C, 7.0. A day at 110 °C uses 24 hours of life; at 130 °C, 24/7.0 = 3.4 hours use the same. Ten hours at 98 °C bank 7.2 hours of life against such a peak.</w:t>
+      </w:r>
+    </w:p>
+    <w:p>
+      <w:pPr>
+        <w:pStyle w:val="Heading2"/>
+      </w:pPr>
+      <w:r>
+        <w:rPr>
+          <w:i w:val="0"/>
+        </w:rPr>
+        <w:t>Worked Example 17.5</w:t>
+      </w:r>
+    </w:p>
+    <w:p>
+      <w:pPr/>
+      <w:r>
+        <w:rPr>
+          <w:b/>
+        </w:rPr>
+        <w:t xml:space="preserve">Problem. </w:t>
+      </w:r>
+      <w:r>
+        <w:rPr>
+          <w:i w:val="0"/>
+        </w:rPr>
+        <w:t>A 63 A gG fuse protects a branch circuit. What is the smallest gG fuse upstream that is selective with it, and why does a 100 A upstream breaker not automatically achieve the same?</w:t>
+      </w:r>
+    </w:p>
+    <w:p>
+      <w:pPr/>
+      <w:r>
+        <w:rPr>
+          <w:b/>
+        </w:rPr>
+        <w:t xml:space="preserve">Solution. </w:t>
+      </w:r>
+      <w:r>
+        <w:rPr>
+          <w:i w:val="0"/>
+        </w:rPr>
+        <w:t>1.6 × 63 A = 101 A, so the next standard size, 125 A, is safe, and 100 A is borderline. A breaker's magnetic trip opens instantaneously above its threshold, so for high fault currents it may open together with the fuse; only the manufacturer's selectivity table tells whether a given pair is selective up to the available fault current.</w:t>
+      </w:r>
+    </w:p>
+    <w:p>
+      <w:pPr>
+        <w:pStyle w:val="Heading2"/>
+      </w:pPr>
+      <w:r>
+        <w:rPr>
+          <w:i w:val="0"/>
+        </w:rPr>
+        <w:t>17.7 Residual-current protection and earthing</w:t>
+      </w:r>
+    </w:p>
+    <w:p>
+      <w:pPr/>
+      <w:r>
+        <w:rPr>
+          <w:i w:val="0"/>
+        </w:rPr>
+        <w:t>Overcurrent devices protect equipment; residual-current devices protect people. An RCD, called a GFCI in North America, passes the line and neutral conductors through a toroidal current transformer and trips when their currents differ by more than its rating, which means current is returning by some other path, possibly through a person. Ratings of 30 mA in IEC practice, and 4 to 6 mA for North American GFCIs, trip within tens of milliseconds, fast enough to prevent ventricular fibrillation. How well the protection works depends on the earthing system. In a TT system, where the installation has its own earth electrode, the electrode's resistance must be low enough that a fault drives at least the RCD's trip current while keeping the touch voltage below 50 V. Power converters complicate RCDs because their EMI filters leak current to earth continuously, and inverters can produce DC fault currents that blind ordinary RCDs, which is why solar inverters and EV chargers require Type B or DC-sensitive devices.</w:t>
+      </w:r>
+    </w:p>
+    <w:p>
+      <w:pPr>
+        <w:jc w:val="center"/>
+      </w:pPr>
+      <w:r>
+        <w:rPr>
+          <w:i w:val="0"/>
+        </w:rPr>
+        <w:t>RA × IΔn ≤ 50 V</w:t>
+      </w:r>
+    </w:p>
+    <w:p>
+      <w:pPr>
+        <w:pStyle w:val="Heading2"/>
+      </w:pPr>
+      <w:r>
+        <w:rPr>
+          <w:i w:val="0"/>
+        </w:rPr>
+        <w:t>Worked Example 17.6</w:t>
+      </w:r>
+    </w:p>
+    <w:p>
+      <w:pPr/>
+      <w:r>
+        <w:rPr>
+          <w:b/>
+        </w:rPr>
+        <w:t xml:space="preserve">Problem. </w:t>
+      </w:r>
+      <w:r>
+        <w:rPr>
+          <w:i w:val="0"/>
+        </w:rPr>
+        <w:t>A TT installation uses a 30 mA RCD. Find the highest earth-electrode resistance that satisfies the touch-voltage rule, and the leakage budget if each of ten server supplies leaks 1.5 mA to earth.</w:t>
+      </w:r>
+    </w:p>
+    <w:p>
+      <w:pPr/>
+      <w:r>
+        <w:rPr>
+          <w:b/>
+        </w:rPr>
+        <w:t xml:space="preserve">Solution. </w:t>
+      </w:r>
+      <w:r>
+        <w:rPr>
+          <w:i w:val="0"/>
+        </w:rPr>
+        <w:t>RA ≤ 50 V/0.03 A = 1667 Ω, easy to achieve with a rod electrode. The ten supplies leak 15 mA together, half the trip rating; RCDs may trip anywhere between 50 and 100 % of their rating, so a single 30 mA device on this circuit would trip at random, and the loads must be split across several RCDs or fed from a circuit with a higher rating where the standards allow it.</w:t>
+      </w:r>
+    </w:p>
+    <w:p>
+      <w:pPr/>
+      <w:r>
+        <w:rPr>
+          <w:i w:val="0"/>
+        </w:rPr>
+        <w:t>Part III has followed power from the grid's codes to the building's switchboard. Part IV returns to the converter and its specialized forms: the multiphase regulator, the gate driver, pulsed supplies, solar inverters, and wireless power.</w:t>
+      </w:r>
+    </w:p>
+    <w:p>
+      <w:pPr>
+        <w:pStyle w:val="Heading2"/>
+      </w:pPr>
+      <w:r>
+        <w:rPr>
+          <w:i w:val="0"/>
+        </w:rPr>
         <w:t>Practice</w:t>
       </w:r>
     </w:p>
@@ -6321,6 +10685,51 @@
       </w:r>
     </w:p>
     <w:p>
+      <w:pPr/>
+      <w:r>
+        <w:rPr>
+          <w:b/>
+        </w:rPr>
+        <w:t xml:space="preserve">7. </w:t>
+      </w:r>
+      <w:r>
+        <w:rPr>
+          <w:i w:val="0"/>
+        </w:rPr>
+        <w:t>Find the aging acceleration factor at a hot-spot temperature of 140 °C.</w:t>
+      </w:r>
+    </w:p>
+    <w:p>
+      <w:pPr/>
+      <w:r>
+        <w:rPr>
+          <w:b/>
+        </w:rPr>
+        <w:t xml:space="preserve">8. </w:t>
+      </w:r>
+      <w:r>
+        <w:rPr>
+          <w:i w:val="0"/>
+        </w:rPr>
+        <w:t>Why do selectivity and arc-flash protection conflict?</w:t>
+      </w:r>
+    </w:p>
+    <w:p>
+      <w:pPr/>
+      <w:r>
+        <w:rPr>
+          <w:b/>
+        </w:rPr>
+        <w:t xml:space="preserve">9. </w:t>
+      </w:r>
+      <w:r>
+        <w:rPr>
+          <w:i w:val="0"/>
+        </w:rPr>
+        <w:t>How much continuous earth leakage can share a 30 mA RCD if leakage must stay below a third of its rating?</w:t>
+      </w:r>
+    </w:p>
+    <w:p>
       <w:pPr>
         <w:pStyle w:val="Heading1"/>
       </w:pPr>
@@ -6328,6 +10737,26 @@
         <w:rPr>
           <w:i w:val="0"/>
         </w:rPr>
+        <w:t>Part IV. Specialized Converters</w:t>
+      </w:r>
+    </w:p>
+    <w:p>
+      <w:pPr/>
+      <w:r>
+        <w:rPr>
+          <w:i w:val="0"/>
+        </w:rPr>
+        <w:t>Part IV covers converters with a single demanding job: the multiphase regulator beside a processor, the gate driver, charging supplies for pulsed power, solar inverters with maximum-power-point tracking, and wireless power transfer.</w:t>
+      </w:r>
+    </w:p>
+    <w:p>
+      <w:pPr>
+        <w:pStyle w:val="Heading1"/>
+      </w:pPr>
+      <w:r>
+        <w:rPr>
+          <w:i w:val="0"/>
+        </w:rPr>
         <w:t>Chapter 18. The Multiphase Regulator</w:t>
       </w:r>
     </w:p>
@@ -6599,6 +11028,198 @@
         <w:rPr>
           <w:i w:val="0"/>
         </w:rPr>
+        <w:t>18.5 Coupled inductors</w:t>
+      </w:r>
+    </w:p>
+    <w:p>
+      <w:pPr/>
+      <w:r>
+        <w:rPr>
+          <w:i w:val="0"/>
+        </w:rPr>
+        <w:t>A multiphase regulator faces a conflict in its inductors. A small inductance lets the phase currents slew quickly when the load steps, but gives large ripple in each phase and its switches; a large inductance gives small ripple but a slow response. Coupled inductors resolve it by winding two or more phases on a common core with inverse coupling. The ripple currents in the coupled windings partly cancel, so each phase sees the ripple of a larger effective inductance in steady state, while a load step, which moves all phases in the same direction, sees only the small leakage inductance. Designs with two- to four-phase coupling, and the trans-inductor voltage regulator, which couples every phase through a secondary winding to a small compensating inductor, allow the same transient response with fewer output capacitors, the most expensive and space-hungry part of a processor regulator.</w:t>
+      </w:r>
+    </w:p>
+    <w:p>
+      <w:pPr>
+        <w:pStyle w:val="Heading2"/>
+      </w:pPr>
+      <w:r>
+        <w:rPr>
+          <w:i w:val="0"/>
+        </w:rPr>
+        <w:t>18.6 Phase shedding</w:t>
+      </w:r>
+    </w:p>
+    <w:p>
+      <w:pPr/>
+      <w:r>
+        <w:rPr>
+          <w:i w:val="0"/>
+        </w:rPr>
+        <w:t>A regulator sized for a 1000 A peak spends much of its time at a fraction of that, and each active phase carries fixed losses: gate drive, switching loss at its ripple current, and inductor core loss. At light load the controller turns off phases one by one, phase shedding, so that the remaining phases run near their efficient current. The best controllers add phases back within a few hundred nanoseconds of a load step, warned by the processor's power-state signals over SVID or a similar interface. The efficiency curve of the whole regulator then stays flat over a range of load where a fixed phase count would sag.</w:t>
+      </w:r>
+    </w:p>
+    <w:p>
+      <w:pPr>
+        <w:pStyle w:val="Heading2"/>
+      </w:pPr>
+      <w:r>
+        <w:rPr>
+          <w:i w:val="0"/>
+        </w:rPr>
+        <w:t>Worked Example 18.4</w:t>
+      </w:r>
+    </w:p>
+    <w:p>
+      <w:pPr/>
+      <w:r>
+        <w:rPr>
+          <w:b/>
+        </w:rPr>
+        <w:t xml:space="preserve">Problem. </w:t>
+      </w:r>
+      <w:r>
+        <w:rPr>
+          <w:i w:val="0"/>
+        </w:rPr>
+        <w:t>A processor needs 1000 A at its peak, and the chosen power stages are rated 70 A continuous. How many phases are needed, allowing 20 % derating for temperature and current imbalance?</w:t>
+      </w:r>
+    </w:p>
+    <w:p>
+      <w:pPr/>
+      <w:r>
+        <w:rPr>
+          <w:b/>
+        </w:rPr>
+        <w:t xml:space="preserve">Solution. </w:t>
+      </w:r>
+      <w:r>
+        <w:rPr>
+          <w:i w:val="0"/>
+        </w:rPr>
+        <w:t>The derated rating is 0.8 × 70 = 56 A, so 1000/56 = 17.9: 18 phases. Controllers that drive up to 16 phases each then run in pairs, or one controller runs some phases at twice the current, which is why accelerator boards carry dozens of power stages around the package.</w:t>
+      </w:r>
+    </w:p>
+    <w:p>
+      <w:pPr>
+        <w:pStyle w:val="Heading2"/>
+      </w:pPr>
+      <w:r>
+        <w:rPr>
+          <w:i w:val="0"/>
+        </w:rPr>
+        <w:t>Worked Example 18.5</w:t>
+      </w:r>
+    </w:p>
+    <w:p>
+      <w:pPr/>
+      <w:r>
+        <w:rPr>
+          <w:b/>
+        </w:rPr>
+        <w:t xml:space="preserve">Problem. </w:t>
+      </w:r>
+      <w:r>
+        <w:rPr>
+          <w:i w:val="0"/>
+        </w:rPr>
+        <w:t>A six-phase regulator delivers 20 A at 1.0 V. Each phase has 0.6 W of fixed loss and the conduction loss of the whole regulator is 20² × R_eff/N, with R_eff = 6 mΩ per phase. Compare the losses with six phases active and with one.</w:t>
+      </w:r>
+    </w:p>
+    <w:p>
+      <w:pPr/>
+      <w:r>
+        <w:rPr>
+          <w:b/>
+        </w:rPr>
+        <w:t xml:space="preserve">Solution. </w:t>
+      </w:r>
+      <w:r>
+        <w:rPr>
+          <w:i w:val="0"/>
+        </w:rPr>
+        <w:t>With six phases: 6 × 0.6 = 3.6 W fixed plus 400 × 0.006/6 = 0.4 W conduction, 4.0 W, an efficiency of 83 %. With one phase: 0.6 W fixed plus 400 × 0.006 = 2.4 W conduction, 3.0 W, 87 %. One phase beats six at this load, but two phases, at 1.2 + 1.2 = 2.4 W and 89 %, beat both: the controller's job is to find the phase count that minimizes the loss at each current, shedding and adding phases around crossover points like these.</w:t>
+      </w:r>
+    </w:p>
+    <w:p>
+      <w:pPr>
+        <w:pStyle w:val="Heading2"/>
+      </w:pPr>
+      <w:r>
+        <w:rPr>
+          <w:i w:val="0"/>
+        </w:rPr>
+        <w:t>18.7 Sensing the current</w:t>
+      </w:r>
+    </w:p>
+    <w:p>
+      <w:pPr/>
+      <w:r>
+        <w:rPr>
+          <w:i w:val="0"/>
+        </w:rPr>
+        <w:t>A multiphase controller must know every phase's current, for sharing, for the load line, for protection, and for the telemetry that a processor reads over PMBus or SVID. The oldest method, DCR sensing, places an RC network across the inductor whose time constant matches L/DCR; the capacitor's voltage then reproduces the inductor current times its winding resistance. It is lossless but inherits copper's temperature coefficient of about +0.39 % per kelvin, so it needs a thermistor to compensate. Modern smart power stages instead integrate the high-side and low-side switches with the driver and a current mirror in the low-side switch, reporting each phase's current as an analog signal accurate to a few percent across temperature. The controller sums them for the total and compares them for balance.</w:t>
+      </w:r>
+    </w:p>
+    <w:p>
+      <w:pPr>
+        <w:pStyle w:val="Heading2"/>
+      </w:pPr>
+      <w:r>
+        <w:rPr>
+          <w:i w:val="0"/>
+        </w:rPr>
+        <w:t>Worked Example 18.6</w:t>
+      </w:r>
+    </w:p>
+    <w:p>
+      <w:pPr/>
+      <w:r>
+        <w:rPr>
+          <w:b/>
+        </w:rPr>
+        <w:t xml:space="preserve">Problem. </w:t>
+      </w:r>
+      <w:r>
+        <w:rPr>
+          <w:i w:val="0"/>
+        </w:rPr>
+        <w:t>A DCR current sense is calibrated at 25 °C. Without compensation, what is its error when the inductor reaches 65 °C?</w:t>
+      </w:r>
+    </w:p>
+    <w:p>
+      <w:pPr/>
+      <w:r>
+        <w:rPr>
+          <w:b/>
+        </w:rPr>
+        <w:t xml:space="preserve">Solution. </w:t>
+      </w:r>
+      <w:r>
+        <w:rPr>
+          <w:i w:val="0"/>
+        </w:rPr>
+        <w:t>The copper resistance rises by a factor of 1.0039⁴⁰ = 1.17, about 17 %, and so does the reported current. A load line that uses the sensed current would droop 17 % too much, and an overcurrent limit would trip 17 % early. A thermistor next to the inductor, in the sense network, cancels most of it.</w:t>
+      </w:r>
+    </w:p>
+    <w:p>
+      <w:pPr/>
+      <w:r>
+        <w:rPr>
+          <w:i w:val="0"/>
+        </w:rPr>
+        <w:t>A multiphase regulator has dozens of switches, each driven by a gate driver. Chapter 19 looks at what it takes to switch a power transistor quickly, safely, and across an isolation barrier.</w:t>
+      </w:r>
+    </w:p>
+    <w:p>
+      <w:pPr>
+        <w:pStyle w:val="Heading2"/>
+      </w:pPr>
+      <w:r>
+        <w:rPr>
+          <w:i w:val="0"/>
+        </w:rPr>
         <w:t>Practice</w:t>
       </w:r>
     </w:p>
@@ -6693,6 +11314,51 @@
       </w:r>
     </w:p>
     <w:p>
+      <w:pPr/>
+      <w:r>
+        <w:rPr>
+          <w:b/>
+        </w:rPr>
+        <w:t xml:space="preserve">7. </w:t>
+      </w:r>
+      <w:r>
+        <w:rPr>
+          <w:i w:val="0"/>
+        </w:rPr>
+        <w:t>At what load current does adding a second phase reduce loss, for the regulator of Worked Example 18.5?</w:t>
+      </w:r>
+    </w:p>
+    <w:p>
+      <w:pPr/>
+      <w:r>
+        <w:rPr>
+          <w:b/>
+        </w:rPr>
+        <w:t xml:space="preserve">8. </w:t>
+      </w:r>
+      <w:r>
+        <w:rPr>
+          <w:i w:val="0"/>
+        </w:rPr>
+        <w:t>Why does inverse coupling reduce ripple without slowing the transient response?</w:t>
+      </w:r>
+    </w:p>
+    <w:p>
+      <w:pPr/>
+      <w:r>
+        <w:rPr>
+          <w:b/>
+        </w:rPr>
+        <w:t xml:space="preserve">9. </w:t>
+      </w:r>
+      <w:r>
+        <w:rPr>
+          <w:i w:val="0"/>
+        </w:rPr>
+        <w:t>Find the resistance change of a copper winding heated from 25 °C to 100 °C.</w:t>
+      </w:r>
+    </w:p>
+    <w:p>
       <w:pPr>
         <w:pStyle w:val="Heading1"/>
       </w:pPr>
@@ -6930,6 +11596,220 @@
         <w:rPr>
           <w:i w:val="0"/>
         </w:rPr>
+        <w:t>19.5 Gate loops, ringing, and negative bias</w:t>
+      </w:r>
+    </w:p>
+    <w:p>
+      <w:pPr/>
+      <w:r>
+        <w:rPr>
+          <w:i w:val="0"/>
+        </w:rPr>
+        <w:t>The gate driver, the gate resistor, the transistor's input capacitance, and the inductance of the loop between them form a series resonant circuit. With 10 nH of loop inductance and 2 nF of input capacitance it rings at about 36 MHz, and unless the resistance damps it, the gate voltage overshoots its rating on turn-on and rings back toward the threshold on turn-off. Critical damping needs a total resistance near 2√(L/C), about 4.5 Ω here, which also slows the switching; the real cure is a small loop, with the driver next to the transistor and a Kelvin source connection that keeps the power current out of the gate return. SiC MOSFETs, whose gates tolerate about −8 to +22 V and whose thresholds can fall below 2 V when hot, are usually driven at +15 to +18 V on and −3 to −5 V off, so that the Miller current of Section 19.3 cannot lift the gate to its threshold. Enhancement-mode GaN, with a gate rated only about +6 V or +7 V and a threshold near 1.5 V, needs even tighter loops.</w:t>
+      </w:r>
+    </w:p>
+    <w:p>
+      <w:pPr>
+        <w:jc w:val="center"/>
+      </w:pPr>
+      <w:r>
+        <w:rPr>
+          <w:i w:val="0"/>
+        </w:rPr>
+        <w:t>f_ring = 1/(2π√(L C)),   R_crit ≈ 2√(L/C)</w:t>
+      </w:r>
+    </w:p>
+    <w:p>
+      <w:pPr>
+        <w:pStyle w:val="Heading2"/>
+      </w:pPr>
+      <w:r>
+        <w:rPr>
+          <w:i w:val="0"/>
+        </w:rPr>
+        <w:t>19.6 Short-circuit protection: desaturation</w:t>
+      </w:r>
+    </w:p>
+    <w:p>
+      <w:pPr/>
+      <w:r>
+        <w:rPr>
+          <w:i w:val="0"/>
+        </w:rPr>
+        <w:t>When a load or a bridge shorts, the transistor carries many times its rated current with the full bus across it, and it survives only for its short-circuit withstand time: about 10 µs for industrial IGBTs, 2 to 3 µs for many SiC MOSFETs, and less for GaN. The driver detects the fault by watching the drain or collector voltage while the device is commanded on: if it rises above a threshold, typically 7 to 9 V for an IGBT, after a blanking time that covers the normal turn-on, the device has left saturation. The driver then turns it off slowly, a soft turn-off, because cutting a fault current of thousands of amperes quickly would produce a destructive L di/dt spike. Isolated drivers such as the TI UCC21750 and the Infineon 1ED34 family integrate desaturation detection, soft turn-off, and a fault signal back across the barrier.</w:t>
+      </w:r>
+    </w:p>
+    <w:p>
+      <w:pPr>
+        <w:pStyle w:val="Heading2"/>
+      </w:pPr>
+      <w:r>
+        <w:rPr>
+          <w:i w:val="0"/>
+        </w:rPr>
+        <w:t>Worked Example 19.3</w:t>
+      </w:r>
+    </w:p>
+    <w:p>
+      <w:pPr/>
+      <w:r>
+        <w:rPr>
+          <w:b/>
+        </w:rPr>
+        <w:t xml:space="preserve">Problem. </w:t>
+      </w:r>
+      <w:r>
+        <w:rPr>
+          <w:i w:val="0"/>
+        </w:rPr>
+        <w:t>A SiC MOSFET with 2 nF of input capacitance is driven through a gate loop of 10 nH. Find the ringing frequency, the resistance for critical damping, and the gate resistor needed if the driver and internal gate resistance together contribute 2 Ω.</w:t>
+      </w:r>
+    </w:p>
+    <w:p>
+      <w:pPr/>
+      <w:r>
+        <w:rPr>
+          <w:b/>
+        </w:rPr>
+        <w:t xml:space="preserve">Solution. </w:t>
+      </w:r>
+      <w:r>
+        <w:rPr>
+          <w:i w:val="0"/>
+        </w:rPr>
+        <w:t>f = 1/(2π√(10 × 10⁻⁹ × 2 × 10⁻⁹)) = 35.6 MHz. Critical damping needs 2√(10 nH/2 nF) = 4.5 Ω, so an external resistor of about 2.5 Ω. Halving the loop inductance to 5 nH lowers the required total to 3.2 Ω and allows faster switching with the same damping.</w:t>
+      </w:r>
+    </w:p>
+    <w:p>
+      <w:pPr>
+        <w:pStyle w:val="Heading2"/>
+      </w:pPr>
+      <w:r>
+        <w:rPr>
+          <w:i w:val="0"/>
+        </w:rPr>
+        <w:t>Worked Example 19.4</w:t>
+      </w:r>
+    </w:p>
+    <w:p>
+      <w:pPr/>
+      <w:r>
+        <w:rPr>
+          <w:b/>
+        </w:rPr>
+        <w:t xml:space="preserve">Problem. </w:t>
+      </w:r>
+      <w:r>
+        <w:rPr>
+          <w:i w:val="0"/>
+        </w:rPr>
+        <w:t>A SiC MOSFET has a short-circuit withstand time of 2.5 µs. The driver's desaturation blanking time is 1.0 µs and its detection and soft turn-off take 0.8 µs. Is the margin adequate, and how would an IGBT with 10 µs compare?</w:t>
+      </w:r>
+    </w:p>
+    <w:p>
+      <w:pPr/>
+      <w:r>
+        <w:rPr>
+          <w:b/>
+        </w:rPr>
+        <w:t xml:space="preserve">Solution. </w:t>
+      </w:r>
+      <w:r>
+        <w:rPr>
+          <w:i w:val="0"/>
+        </w:rPr>
+        <w:t>The device is off after 1.8 µs, leaving 0.7 µs of margin, about 28 %, adequate but not generous; designers often shorten the blanking time for SiC to 0.5 µs or less. An IGBT with 10 µs would leave 8.2 µs of margin, which is why IGBT protection could be slower and simpler.</w:t>
+      </w:r>
+    </w:p>
+    <w:p>
+      <w:pPr>
+        <w:pStyle w:val="Heading2"/>
+      </w:pPr>
+      <w:r>
+        <w:rPr>
+          <w:i w:val="0"/>
+        </w:rPr>
+        <w:t>19.7 Common-mode transient immunity and isolated bias</w:t>
+      </w:r>
+    </w:p>
+    <w:p>
+      <w:pPr/>
+      <w:r>
+        <w:rPr>
+          <w:i w:val="0"/>
+        </w:rPr>
+        <w:t>An isolated gate driver for a high-side switch rides on the switch node, which slews by hundreds of volts in nanoseconds with SiC and GaN. Any capacitance across the isolation barrier, in the driver chip itself or in the isolated DC-DC converter that supplies its bias, carries a current C dv/dt, which flows through the circuit's grounds and can corrupt the driver's input signal. Drivers are therefore rated for common-mode transient immunity, CMTI, in kV/µs; 100 to 200 kV/µs is typical in 2026 for SiC-rated parts such as the Silicon Labs Si823x successors and the TI UCC5x family. The isolated bias supply matters as much: its transformer's interwinding capacitance should be a few picofarads, which is why dedicated low-capacitance modules are sold for gate-drive bias.</w:t>
+      </w:r>
+    </w:p>
+    <w:p>
+      <w:pPr>
+        <w:jc w:val="center"/>
+      </w:pPr>
+      <w:r>
+        <w:rPr>
+          <w:i w:val="0"/>
+        </w:rPr>
+        <w:t>I_cm = C_iso × dv/dt</w:t>
+      </w:r>
+    </w:p>
+    <w:p>
+      <w:pPr>
+        <w:pStyle w:val="Heading2"/>
+      </w:pPr>
+      <w:r>
+        <w:rPr>
+          <w:i w:val="0"/>
+        </w:rPr>
+        <w:t>Worked Example 19.5</w:t>
+      </w:r>
+    </w:p>
+    <w:p>
+      <w:pPr/>
+      <w:r>
+        <w:rPr>
+          <w:b/>
+        </w:rPr>
+        <w:t xml:space="preserve">Problem. </w:t>
+      </w:r>
+      <w:r>
+        <w:rPr>
+          <w:i w:val="0"/>
+        </w:rPr>
+        <w:t>A half-bridge switch node slews at 100 V/ns. The isolated bias supply has 5 pF of barrier capacitance and the driver 1 pF. Find the common-mode current pulse.</w:t>
+      </w:r>
+    </w:p>
+    <w:p>
+      <w:pPr/>
+      <w:r>
+        <w:rPr>
+          <w:b/>
+        </w:rPr>
+        <w:t xml:space="preserve">Solution. </w:t>
+      </w:r>
+      <w:r>
+        <w:rPr>
+          <w:i w:val="0"/>
+        </w:rPr>
+        <w:t>dv/dt = 100 V/ns = 10¹¹ V/s, so the bias supply passes 5 × 10⁻¹² × 10¹¹ = 0.5 A and the driver 0.1 A, for the duration of the edge, a few nanoseconds. Half an ampere in the controller's ground is enough to flip a logic input, which is why the bias supply's capacitance, not just the driver's rating, decides whether a fast design works.</w:t>
+      </w:r>
+    </w:p>
+    <w:p>
+      <w:pPr/>
+      <w:r>
+        <w:rPr>
+          <w:i w:val="0"/>
+        </w:rPr>
+        <w:t>The gate driver switches power devices at a few hundred volts to a few kilovolts. Chapter 20 takes the same devices into series stacks for pulsed power at tens of kilovolts.</w:t>
+      </w:r>
+    </w:p>
+    <w:p>
+      <w:pPr>
+        <w:pStyle w:val="Heading2"/>
+      </w:pPr>
+      <w:r>
+        <w:rPr>
+          <w:i w:val="0"/>
+        </w:rPr>
         <w:t>Practice</w:t>
       </w:r>
     </w:p>
@@ -7024,6 +11904,51 @@
       </w:r>
     </w:p>
     <w:p>
+      <w:pPr/>
+      <w:r>
+        <w:rPr>
+          <w:b/>
+        </w:rPr>
+        <w:t xml:space="preserve">7. </w:t>
+      </w:r>
+      <w:r>
+        <w:rPr>
+          <w:i w:val="0"/>
+        </w:rPr>
+        <w:t>Find the ringing frequency of a gate loop with 5 nH and 4 nF.</w:t>
+      </w:r>
+    </w:p>
+    <w:p>
+      <w:pPr/>
+      <w:r>
+        <w:rPr>
+          <w:b/>
+        </w:rPr>
+        <w:t xml:space="preserve">8. </w:t>
+      </w:r>
+      <w:r>
+        <w:rPr>
+          <w:i w:val="0"/>
+        </w:rPr>
+        <w:t>Why is a fault current turned off slowly rather than quickly?</w:t>
+      </w:r>
+    </w:p>
+    <w:p>
+      <w:pPr/>
+      <w:r>
+        <w:rPr>
+          <w:b/>
+        </w:rPr>
+        <w:t xml:space="preserve">9. </w:t>
+      </w:r>
+      <w:r>
+        <w:rPr>
+          <w:i w:val="0"/>
+        </w:rPr>
+        <w:t>What barrier capacitance limits the common-mode current to 100 mA at 50 V/ns?</w:t>
+      </w:r>
+    </w:p>
+    <w:p>
       <w:pPr>
         <w:pStyle w:val="Heading1"/>
       </w:pPr>
@@ -7250,6 +12175,209 @@
         <w:rPr>
           <w:i w:val="0"/>
         </w:rPr>
+        <w:t>20.5 Resonant charging</w:t>
+      </w:r>
+    </w:p>
+    <w:p>
+      <w:pPr/>
+      <w:r>
+        <w:rPr>
+          <w:i w:val="0"/>
+        </w:rPr>
+        <w:t>Section 20.2 showed that charging a capacitor through a resistor wastes as much energy as it stores. Resonant charging avoids the waste by charging through an inductor. A DC supply at voltage V connected through an inductor L to an empty capacitor C drives a half-cycle of a sine-shaped current; at its end, after π√(LC), the capacitor has reached 2V and the current has fallen to zero, where a series diode holds it. Ideally no energy is lost, and the capacitor reaches twice the supply voltage. Line-type modulators for radar, Chapter 8, have used resonant charging since the 1940s. The charging time sets the maximum repetition rate, and a de-Q'ing circuit or a regulated command-charge supply trims the final voltage to the 0.1 % accuracy that a stable pulse amplitude requires.</w:t>
+      </w:r>
+    </w:p>
+    <w:p>
+      <w:pPr>
+        <w:jc w:val="center"/>
+      </w:pPr>
+      <w:r>
+        <w:rPr>
+          <w:i w:val="0"/>
+        </w:rPr>
+        <w:t>V_C,final = 2 V,   t_charge = π √(L C)</w:t>
+      </w:r>
+    </w:p>
+    <w:p>
+      <w:pPr>
+        <w:pStyle w:val="Heading2"/>
+      </w:pPr>
+      <w:r>
+        <w:rPr>
+          <w:i w:val="0"/>
+        </w:rPr>
+        <w:t>20.6 The capacitor-charging power supply</w:t>
+      </w:r>
+    </w:p>
+    <w:p>
+      <w:pPr/>
+      <w:r>
+        <w:rPr>
+          <w:i w:val="0"/>
+        </w:rPr>
+        <w:t>Modern pulsed systems charge their capacitors with a dedicated switching converter, a capacitor-charging power supply, rated not in watts but in joules per second, the average power it can push into a capacitor that starts each cycle empty. Inside is usually a series-resonant converter whose output current is nearly constant regardless of the capacitor voltage, which is exactly what a capacitor being charged from zero needs: constant current charges it linearly, and the converter delivers its full power except near the start. Commercial units from a few hundred J/s to 30 kJ/s and beyond serve lasers, pulsed magnets, and medical accelerators, with output voltages of a few kilovolts to 50 kV.</w:t>
+      </w:r>
+    </w:p>
+    <w:p>
+      <w:pPr>
+        <w:pStyle w:val="Heading2"/>
+      </w:pPr>
+      <w:r>
+        <w:rPr>
+          <w:i w:val="0"/>
+        </w:rPr>
+        <w:t>Worked Example 20.3</w:t>
+      </w:r>
+    </w:p>
+    <w:p>
+      <w:pPr/>
+      <w:r>
+        <w:rPr>
+          <w:b/>
+        </w:rPr>
+        <w:t xml:space="preserve">Problem. </w:t>
+      </w:r>
+      <w:r>
+        <w:rPr>
+          <w:i w:val="0"/>
+        </w:rPr>
+        <w:t>A 5 kV supply charges a 1 µF capacitor through a 10 mH inductor and a diode. Find the final voltage, the charging time, and the maximum repetition rate if the discharge and recovery take 200 µs.</w:t>
+      </w:r>
+    </w:p>
+    <w:p>
+      <w:pPr/>
+      <w:r>
+        <w:rPr>
+          <w:b/>
+        </w:rPr>
+        <w:t xml:space="preserve">Solution. </w:t>
+      </w:r>
+      <w:r>
+        <w:rPr>
+          <w:i w:val="0"/>
+        </w:rPr>
+        <w:t>The capacitor reaches 10 kV after π√(10 × 10⁻³ × 10⁻⁶) = 314 µs. With 200 µs more per cycle, the period is at least 514 µs, so the rate is at most about 1.9 kHz. Each pulse delivers ½ × 10⁻⁶ × (10⁴)² = 50 J, and at 1 kHz the supply provides 50 kW on average.</w:t>
+      </w:r>
+    </w:p>
+    <w:p>
+      <w:pPr>
+        <w:pStyle w:val="Heading2"/>
+      </w:pPr>
+      <w:r>
+        <w:rPr>
+          <w:i w:val="0"/>
+        </w:rPr>
+        <w:t>Worked Example 20.4</w:t>
+      </w:r>
+    </w:p>
+    <w:p>
+      <w:pPr/>
+      <w:r>
+        <w:rPr>
+          <w:b/>
+        </w:rPr>
+        <w:t xml:space="preserve">Problem. </w:t>
+      </w:r>
+      <w:r>
+        <w:rPr>
+          <w:i w:val="0"/>
+        </w:rPr>
+        <w:t>A capacitor-charging supply rated 5 kJ/s charges a 2 µF capacitor to 20 kV. Find the charging time and the highest repetition rate.</w:t>
+      </w:r>
+    </w:p>
+    <w:p>
+      <w:pPr/>
+      <w:r>
+        <w:rPr>
+          <w:b/>
+        </w:rPr>
+        <w:t xml:space="preserve">Solution. </w:t>
+      </w:r>
+      <w:r>
+        <w:rPr>
+          <w:i w:val="0"/>
+        </w:rPr>
+        <w:t>The energy per pulse is ½ × 2 × 10⁻⁶ × (2 × 10⁴)² = 400 J. At 5 kJ/s the capacitor charges in 0.08 s, so the supply supports 12.5 pulses per second at most, slightly fewer once the discharge time is included.</w:t>
+      </w:r>
+    </w:p>
+    <w:p>
+      <w:pPr>
+        <w:pStyle w:val="Heading2"/>
+      </w:pPr>
+      <w:r>
+        <w:rPr>
+          <w:i w:val="0"/>
+        </w:rPr>
+        <w:t>20.7 Solid-state Marx generators and inductive adders</w:t>
+      </w:r>
+    </w:p>
+    <w:p>
+      <w:pPr/>
+      <w:r>
+        <w:rPr>
+          <w:i w:val="0"/>
+        </w:rPr>
+        <w:t>Two solid-state topologies dominate modern pulsed power at tens of kilovolts. The solid-state Marx generator, the circuit of Section 8.5 with IGBTs or SiC MOSFETs instead of spark gaps, charges its stage capacitors in parallel through diodes and erects them in series by turning its switches on together. Each switch blocks only one stage voltage, the pulse width is set by when the switches turn off, and the stages can be fired in sequence to shape the pulse. The inductive adder instead places each stage's switch and capacitor on the primary of its own one-turn transformer core; a single secondary conductor threads all the cores, and the stage voltages add along it while every primary sits near ground potential. Accelerator kicker magnets and klystron modulators use both for their microsecond pulses with nanosecond edges.</w:t>
+      </w:r>
+    </w:p>
+    <w:p>
+      <w:pPr>
+        <w:pStyle w:val="Heading2"/>
+      </w:pPr>
+      <w:r>
+        <w:rPr>
+          <w:i w:val="0"/>
+        </w:rPr>
+        <w:t>Worked Example 20.5</w:t>
+      </w:r>
+    </w:p>
+    <w:p>
+      <w:pPr/>
+      <w:r>
+        <w:rPr>
+          <w:b/>
+        </w:rPr>
+        <w:t xml:space="preserve">Problem. </w:t>
+      </w:r>
+      <w:r>
+        <w:rPr>
+          <w:i w:val="0"/>
+        </w:rPr>
+        <w:t>An inductive adder has 20 stages, each driving its core with 1 kV. Find the output voltage, and the volt-second product each core must support for a 2 µs pulse.</w:t>
+      </w:r>
+    </w:p>
+    <w:p>
+      <w:pPr/>
+      <w:r>
+        <w:rPr>
+          <w:b/>
+        </w:rPr>
+        <w:t xml:space="preserve">Solution. </w:t>
+      </w:r>
+      <w:r>
+        <w:rPr>
+          <w:i w:val="0"/>
+        </w:rPr>
+        <w:t>The stage voltages add to 20 kV on the secondary. Each core sees its own primary's 1 kV for 2 µs, 2 mV·s, and its cross-section and flux swing must support that without saturating: for a core with 1 T of usable flux swing, a cross-section of 2 × 10⁻³ V·s/1 T = 20 cm².</w:t>
+      </w:r>
+    </w:p>
+    <w:p>
+      <w:pPr/>
+      <w:r>
+        <w:rPr>
+          <w:i w:val="0"/>
+        </w:rPr>
+        <w:t>Pulsed power concentrates energy in time. Chapter 21 turns to a source that delivers its energy slowly, unpredictably, and at a voltage that depends on the weather: the solar array.</w:t>
+      </w:r>
+    </w:p>
+    <w:p>
+      <w:pPr>
+        <w:pStyle w:val="Heading2"/>
+      </w:pPr>
+      <w:r>
+        <w:rPr>
+          <w:i w:val="0"/>
+        </w:rPr>
         <w:t>Practice</w:t>
       </w:r>
     </w:p>
@@ -7344,6 +12472,51 @@
       </w:r>
     </w:p>
     <w:p>
+      <w:pPr/>
+      <w:r>
+        <w:rPr>
+          <w:b/>
+        </w:rPr>
+        <w:t xml:space="preserve">7. </w:t>
+      </w:r>
+      <w:r>
+        <w:rPr>
+          <w:i w:val="0"/>
+        </w:rPr>
+        <w:t>Find the charging time of a 0.5 µF capacitor through a 2 mH inductor.</w:t>
+      </w:r>
+    </w:p>
+    <w:p>
+      <w:pPr/>
+      <w:r>
+        <w:rPr>
+          <w:b/>
+        </w:rPr>
+        <w:t xml:space="preserve">8. </w:t>
+      </w:r>
+      <w:r>
+        <w:rPr>
+          <w:i w:val="0"/>
+        </w:rPr>
+        <w:t>A 2 kJ/s supply charges capacitors that store 100 J per pulse. What repetition rate can it support?</w:t>
+      </w:r>
+    </w:p>
+    <w:p>
+      <w:pPr/>
+      <w:r>
+        <w:rPr>
+          <w:b/>
+        </w:rPr>
+        <w:t xml:space="preserve">9. </w:t>
+      </w:r>
+      <w:r>
+        <w:rPr>
+          <w:i w:val="0"/>
+        </w:rPr>
+        <w:t>How many 1.2 kV stages does a solid-state Marx need for a 30 kV output?</w:t>
+      </w:r>
+    </w:p>
+    <w:p>
       <w:pPr>
         <w:pStyle w:val="Heading1"/>
       </w:pPr>
@@ -7570,6 +12743,209 @@
         <w:rPr>
           <w:i w:val="0"/>
         </w:rPr>
+        <w:t>21.5 Shading and bypass diodes</w:t>
+      </w:r>
+    </w:p>
+    <w:p>
+      <w:pPr/>
+      <w:r>
+        <w:rPr>
+          <w:i w:val="0"/>
+        </w:rPr>
+        <w:t>The cells of a module are in series, so they all carry the same current. A shaded cell cannot produce the current its neighbors force through it; it becomes reverse-biased and dissipates the power of the others, heating into a hot spot that can crack the glass or burn the backsheet. Bypass diodes prevent it. A typical module of 60 or 120 half-cells has three diodes, each across a third of the cells. When a cell in one substring is shaded, that diode conducts, the substring drops out, and the module produces two thirds of its voltage at full current. The module's power-voltage curve then has two maxima, one with the substring bypassed and one without, and a tracker that only climbs the nearest hill, Section 21.3, can settle on the lower one; modern trackers sweep the whole curve every few minutes to find the global maximum.</w:t>
+      </w:r>
+    </w:p>
+    <w:p>
+      <w:pPr>
+        <w:pStyle w:val="Heading2"/>
+      </w:pPr>
+      <w:r>
+        <w:rPr>
+          <w:i w:val="0"/>
+        </w:rPr>
+        <w:t>21.6 Storage: DC coupling and AC coupling</w:t>
+      </w:r>
+    </w:p>
+    <w:p>
+      <w:pPr/>
+      <w:r>
+        <w:rPr>
+          <w:i w:val="0"/>
+        </w:rPr>
+        <w:t>Solar systems increasingly include a battery. In AC coupling, the PV inverter feeds the AC bus and a separate battery inverter charges the battery from that bus, so energy stored and later used passes through the PV inverter, the battery inverter twice, and the battery's round-trip loss. In DC coupling, the battery sits on the PV inverter's DC link through a DC-DC converter, and stored energy passes through that converter, the battery, and the inverter once. DC coupling is a few percent more efficient for stored energy and can capture power that would otherwise be clipped when the array exceeds the inverter's rating; AC coupling is easier to add to an existing installation. Both are common in 2026, and the choice is usually made by what is already on the roof.</w:t>
+      </w:r>
+    </w:p>
+    <w:p>
+      <w:pPr>
+        <w:pStyle w:val="Heading2"/>
+      </w:pPr>
+      <w:r>
+        <w:rPr>
+          <w:i w:val="0"/>
+        </w:rPr>
+        <w:t>Worked Example 21.3</w:t>
+      </w:r>
+    </w:p>
+    <w:p>
+      <w:pPr/>
+      <w:r>
+        <w:rPr>
+          <w:b/>
+        </w:rPr>
+        <w:t xml:space="preserve">Problem. </w:t>
+      </w:r>
+      <w:r>
+        <w:rPr>
+          <w:i w:val="0"/>
+        </w:rPr>
+        <w:t>A 400 W module has three bypass diodes. One cell is fully shaded. Estimate the module's output and the diode's dissipation if the module current is 10 A and the diode drops 0.4 V.</w:t>
+      </w:r>
+    </w:p>
+    <w:p>
+      <w:pPr/>
+      <w:r>
+        <w:rPr>
+          <w:b/>
+        </w:rPr>
+        <w:t xml:space="preserve">Solution. </w:t>
+      </w:r>
+      <w:r>
+        <w:rPr>
+          <w:i w:val="0"/>
+        </w:rPr>
+        <w:t>One substring is bypassed, so the module delivers about two thirds of its voltage at full current, about 267 W. The diode dissipates 10 × 0.4 = 4 W, which is why the junction box's diodes are Schottky types with heatsinking, and why some modules use active bypass circuits with MOSFETs that drop only tens of millivolts.</w:t>
+      </w:r>
+    </w:p>
+    <w:p>
+      <w:pPr>
+        <w:pStyle w:val="Heading2"/>
+      </w:pPr>
+      <w:r>
+        <w:rPr>
+          <w:i w:val="0"/>
+        </w:rPr>
+        <w:t>Worked Example 21.4</w:t>
+      </w:r>
+    </w:p>
+    <w:p>
+      <w:pPr/>
+      <w:r>
+        <w:rPr>
+          <w:b/>
+        </w:rPr>
+        <w:t xml:space="preserve">Problem. </w:t>
+      </w:r>
+      <w:r>
+        <w:rPr>
+          <w:i w:val="0"/>
+        </w:rPr>
+        <w:t>Compare the efficiency of stored solar energy in a DC-coupled system, DC-DC converter 98.5 %, battery round trip 95 %, inverter 97.5 %, with an AC-coupled one, PV inverter 97.5 %, battery inverter 97.5 % each way, and battery 95 %.</w:t>
+      </w:r>
+    </w:p>
+    <w:p>
+      <w:pPr/>
+      <w:r>
+        <w:rPr>
+          <w:b/>
+        </w:rPr>
+        <w:t xml:space="preserve">Solution. </w:t>
+      </w:r>
+      <w:r>
+        <w:rPr>
+          <w:i w:val="0"/>
+        </w:rPr>
+        <w:t>DC coupling gives 0.985 × 0.95 × 0.975 = 0.912. AC coupling gives 0.975 × 0.975 × 0.95 × 0.975 = 0.881. DC coupling delivers 3.1 percentage points more of each stored kilowatt-hour, about 30 kWh more per year for a household that cycles 1000 kWh through its battery.</w:t>
+      </w:r>
+    </w:p>
+    <w:p>
+      <w:pPr>
+        <w:pStyle w:val="Heading2"/>
+      </w:pPr>
+      <w:r>
+        <w:rPr>
+          <w:i w:val="0"/>
+        </w:rPr>
+        <w:t>21.7 Specific yield and capacity factor</w:t>
+      </w:r>
+    </w:p>
+    <w:p>
+      <w:pPr/>
+      <w:r>
+        <w:rPr>
+          <w:i w:val="0"/>
+        </w:rPr>
+        <w:t>The energy a solar plant produces in a year depends on its rated power, the sunshine, the orientation, and the losses, and installers summarize it as the specific yield, kilowatt-hours per kilowatt-peak per year. A well-oriented fixed array produces about 900 to 1100 kWh/kWp in Germany, 1400 to 1600 in southern Spain, and 1800 to 2000 with single-axis tracking in the American Southwest. Dividing by the 8760 hours of a year gives the capacity factor: about 11 % in Germany and over 20 % in the desert. That number, more than the efficiency of any converter in the chain, decides how much generation must be built to replace a given amount of firm capacity, and it is why storage and transmission matter as much to a solar-powered grid as the panels.</w:t>
+      </w:r>
+    </w:p>
+    <w:p>
+      <w:pPr>
+        <w:jc w:val="center"/>
+      </w:pPr>
+      <w:r>
+        <w:rPr>
+          <w:i w:val="0"/>
+        </w:rPr>
+        <w:t>capacity factor = specific yield / 8760 h</w:t>
+      </w:r>
+    </w:p>
+    <w:p>
+      <w:pPr>
+        <w:pStyle w:val="Heading2"/>
+      </w:pPr>
+      <w:r>
+        <w:rPr>
+          <w:i w:val="0"/>
+        </w:rPr>
+        <w:t>Worked Example 21.5</w:t>
+      </w:r>
+    </w:p>
+    <w:p>
+      <w:pPr/>
+      <w:r>
+        <w:rPr>
+          <w:b/>
+        </w:rPr>
+        <w:t xml:space="preserve">Problem. </w:t>
+      </w:r>
+      <w:r>
+        <w:rPr>
+          <w:i w:val="0"/>
+        </w:rPr>
+        <w:t>A 10 kWp rooftop array in Germany yields 1000 kWh/kWp. Find its annual energy, its capacity factor, and its average power.</w:t>
+      </w:r>
+    </w:p>
+    <w:p>
+      <w:pPr/>
+      <w:r>
+        <w:rPr>
+          <w:b/>
+        </w:rPr>
+        <w:t xml:space="preserve">Solution. </w:t>
+      </w:r>
+      <w:r>
+        <w:rPr>
+          <w:i w:val="0"/>
+        </w:rPr>
+        <w:t>10 × 1000 = 10 MWh per year. The capacity factor is 1000/8760 = 11.4 %, so the average output is 1.14 kW, against a peak of about 8 to 9 kW on a clear summer noon after the inverter's and temperature losses.</w:t>
+      </w:r>
+    </w:p>
+    <w:p>
+      <w:pPr/>
+      <w:r>
+        <w:rPr>
+          <w:i w:val="0"/>
+        </w:rPr>
+        <w:t>The solar inverter connects a source that varies with the weather. The last chapter treats a link that varies with alignment and distance: power transferred through an air gap.</w:t>
+      </w:r>
+    </w:p>
+    <w:p>
+      <w:pPr>
+        <w:pStyle w:val="Heading2"/>
+      </w:pPr>
+      <w:r>
+        <w:rPr>
+          <w:i w:val="0"/>
+        </w:rPr>
         <w:t>Practice</w:t>
       </w:r>
     </w:p>
@@ -7664,6 +13040,51 @@
       </w:r>
     </w:p>
     <w:p>
+      <w:pPr/>
+      <w:r>
+        <w:rPr>
+          <w:b/>
+        </w:rPr>
+        <w:t xml:space="preserve">7. </w:t>
+      </w:r>
+      <w:r>
+        <w:rPr>
+          <w:i w:val="0"/>
+        </w:rPr>
+        <w:t>A module with three bypass diodes has two substrings shaded. Estimate its output as a fraction of full power.</w:t>
+      </w:r>
+    </w:p>
+    <w:p>
+      <w:pPr/>
+      <w:r>
+        <w:rPr>
+          <w:b/>
+        </w:rPr>
+        <w:t xml:space="preserve">8. </w:t>
+      </w:r>
+      <w:r>
+        <w:rPr>
+          <w:i w:val="0"/>
+        </w:rPr>
+        <w:t>Why can a perturb-and-observe tracker settle at the wrong operating point on a partially shaded string?</w:t>
+      </w:r>
+    </w:p>
+    <w:p>
+      <w:pPr/>
+      <w:r>
+        <w:rPr>
+          <w:b/>
+        </w:rPr>
+        <w:t xml:space="preserve">9. </w:t>
+      </w:r>
+      <w:r>
+        <w:rPr>
+          <w:i w:val="0"/>
+        </w:rPr>
+        <w:t>Find the capacity factor of a tracking plant with a specific yield of 1900 kWh/kWp.</w:t>
+      </w:r>
+    </w:p>
+    <w:p>
       <w:pPr>
         <w:pStyle w:val="Heading1"/>
       </w:pPr>
@@ -7890,6 +13311,198 @@
         <w:rPr>
           <w:i w:val="0"/>
         </w:rPr>
+        <w:t>22.5 The voltages inside a resonant link</w:t>
+      </w:r>
+    </w:p>
+    <w:p>
+      <w:pPr/>
+      <w:r>
+        <w:rPr>
+          <w:i w:val="0"/>
+        </w:rPr>
+        <w:t>A wireless-power coil carries a large circulating current at its resonant frequency, and the voltage across its inductance and its tuning capacitor is that current times the reactance. At 85 kHz a 50 µH coil has a reactance of 26.7 Ω, so 30 A RMS in the coil develops 800 V RMS across it and across the capacitor that cancels it. The capacitors must therefore be film or C0G ceramic parts rated for high RF current and voltage, often assembled from many units in series and parallel, and the coil's insulation and the creepage of Chapter 8 apply. The quality factor that gives high efficiency also means that a small detuning, from a misaligned vehicle or a coin on the pad, shifts the current and voltage a lot, which the control must handle.</w:t>
+      </w:r>
+    </w:p>
+    <w:p>
+      <w:pPr>
+        <w:pStyle w:val="Heading2"/>
+      </w:pPr>
+      <w:r>
+        <w:rPr>
+          <w:i w:val="0"/>
+        </w:rPr>
+        <w:t>22.6 Alignment, foreign objects, and the standards</w:t>
+      </w:r>
+    </w:p>
+    <w:p>
+      <w:pPr/>
+      <w:r>
+        <w:rPr>
+          <w:i w:val="0"/>
+        </w:rPr>
+        <w:t>SAE J2954 standardizes wireless charging for light vehicles at 85 kHz in power classes of 3.7, 7.7, and 11 kW, with ground clearance classes and a tolerance of about ±75 mm side-to-side and ±100 mm fore-and-aft, over which the efficiency must stay above about 85 % from grid to battery. Any metal object in the field, a coin or a can, heats by eddy currents, so foreign-object detection, by measuring changes in the coil's quality factor or by sensing coils in the pad, is mandatory. For phones, the Wireless Power Consortium's Qi2 standard of 2023 added a ring of magnets, derived from Apple's MagSafe, that pulls the phone into alignment, so that the coupling is predictable and 15 W, or 25 W in the later revision, can be delivered without the losses of a misaligned coil.</w:t>
+      </w:r>
+    </w:p>
+    <w:p>
+      <w:pPr>
+        <w:pStyle w:val="Heading2"/>
+      </w:pPr>
+      <w:r>
+        <w:rPr>
+          <w:i w:val="0"/>
+        </w:rPr>
+        <w:t>Worked Example 22.3</w:t>
+      </w:r>
+    </w:p>
+    <w:p>
+      <w:pPr/>
+      <w:r>
+        <w:rPr>
+          <w:b/>
+        </w:rPr>
+        <w:t xml:space="preserve">Problem. </w:t>
+      </w:r>
+      <w:r>
+        <w:rPr>
+          <w:i w:val="0"/>
+        </w:rPr>
+        <w:t>A vehicle pad's 50 µH coil carries 30 A RMS at 85 kHz. Find the voltage across the coil and its tuning capacitor, and the capacitor's reactive power.</w:t>
+      </w:r>
+    </w:p>
+    <w:p>
+      <w:pPr/>
+      <w:r>
+        <w:rPr>
+          <w:b/>
+        </w:rPr>
+        <w:t xml:space="preserve">Solution. </w:t>
+      </w:r>
+      <w:r>
+        <w:rPr>
+          <w:i w:val="0"/>
+        </w:rPr>
+        <w:t>XL = 2π × 85 × 10³ × 50 × 10⁻⁶ = 26.7 Ω, so the voltage is 26.7 × 30 = 801 V RMS. The capacitor handles 801 × 30 = 24 kvar of reactive power, more than twice the 11 kW being transferred, which is why its losses, though tiny as a fraction, must be counted carefully.</w:t>
+      </w:r>
+    </w:p>
+    <w:p>
+      <w:pPr>
+        <w:pStyle w:val="Heading2"/>
+      </w:pPr>
+      <w:r>
+        <w:rPr>
+          <w:i w:val="0"/>
+        </w:rPr>
+        <w:t>Worked Example 22.4</w:t>
+      </w:r>
+    </w:p>
+    <w:p>
+      <w:pPr/>
+      <w:r>
+        <w:rPr>
+          <w:b/>
+        </w:rPr>
+        <w:t xml:space="preserve">Problem. </w:t>
+      </w:r>
+      <w:r>
+        <w:rPr>
+          <w:i w:val="0"/>
+        </w:rPr>
+        <w:t>Misalignment reduces the coupling of a vehicle pad from k = 0.2 to 0.12, with Q1 = Q2 = 300. Find the maximum link efficiency in each case using the formula of Section 22.2.</w:t>
+      </w:r>
+    </w:p>
+    <w:p>
+      <w:pPr/>
+      <w:r>
+        <w:rPr>
+          <w:b/>
+        </w:rPr>
+        <w:t xml:space="preserve">Solution. </w:t>
+      </w:r>
+      <w:r>
+        <w:rPr>
+          <w:i w:val="0"/>
+        </w:rPr>
+        <w:t>x = k²Q1Q2 is 0.04 × 90 000 = 3600 aligned and 0.0144 × 90 000 = 1296 misaligned. The efficiency x/(1 + √(1 + x))² is 96.7 % and 94.6 %. The coil link tolerates the misalignment well; the larger penalty is that the circulating currents and the inverter's operating point move, which the control must accommodate within the converters' ratings.</w:t>
+      </w:r>
+    </w:p>
+    <w:p>
+      <w:pPr>
+        <w:pStyle w:val="Heading2"/>
+      </w:pPr>
+      <w:r>
+        <w:rPr>
+          <w:i w:val="0"/>
+        </w:rPr>
+        <w:t>22.7 The end-to-end budget</w:t>
+      </w:r>
+    </w:p>
+    <w:p>
+      <w:pPr/>
+      <w:r>
+        <w:rPr>
+          <w:i w:val="0"/>
+        </w:rPr>
+        <w:t>The coil link of Section 22.2 is the stage that makes wireless charging distinctive, but it is not where most of the loss lies once the link is well designed. A vehicle charger's chain runs from the grid through a power-factor stage, a high-frequency inverter, the transmitter coil and its compensation, the receiver coil, a rectifier, and often a DC-DC stage into the battery. Each stage at 98 to 99 % adds its share, and the product, about 90 to 93 %, is what SAE J2954 tests from grid to battery. A conductive charger at the same power, with a PFC stage and an isolated DC-DC converter, reaches about 94 to 96 %. The gap of a few percent is the price of the convenience of not plugging in.</w:t>
+      </w:r>
+    </w:p>
+    <w:p>
+      <w:pPr>
+        <w:pStyle w:val="Heading2"/>
+      </w:pPr>
+      <w:r>
+        <w:rPr>
+          <w:i w:val="0"/>
+        </w:rPr>
+        <w:t>Worked Example 22.5</w:t>
+      </w:r>
+    </w:p>
+    <w:p>
+      <w:pPr/>
+      <w:r>
+        <w:rPr>
+          <w:b/>
+        </w:rPr>
+        <w:t xml:space="preserve">Problem. </w:t>
+      </w:r>
+      <w:r>
+        <w:rPr>
+          <w:i w:val="0"/>
+        </w:rPr>
+        <w:t>A wireless vehicle charger has a PFC stage at 98.5 %, an inverter at 98.5 %, a coil link at 96.7 %, a rectifier at 98.5 %, and a DC-DC stage at 98 %. Find the end-to-end efficiency and the waste when 11 kW reaches the battery.</w:t>
+      </w:r>
+    </w:p>
+    <w:p>
+      <w:pPr/>
+      <w:r>
+        <w:rPr>
+          <w:b/>
+        </w:rPr>
+        <w:t xml:space="preserve">Solution. </w:t>
+      </w:r>
+      <w:r>
+        <w:rPr>
+          <w:i w:val="0"/>
+        </w:rPr>
+        <w:t>0.985 × 0.985 × 0.967 × 0.985 × 0.98 = 0.906. The input is 11/0.906 = 12.14 kW and the waste 1.14 kW, of which the coil link is about 0.38 kW, a third: the other stages together lose twice as much as the air gap.</w:t>
+      </w:r>
+    </w:p>
+    <w:p>
+      <w:pPr/>
+      <w:r>
+        <w:rPr>
+          <w:i w:val="0"/>
+        </w:rPr>
+        <w:t>Wireless power is a transformer with a loose core and a lot of air. With it, this book has followed electrical energy from the grid's generators to the cell of a battery, through every conversion along the way, and counted the waste at each. The devices inside those converters are Book 3's, their packaging and the emissions they radiate are Book 7's, and the formula that ran through every chapter, waste = P(1/η − 1), remains the measure of success.</w:t>
+      </w:r>
+    </w:p>
+    <w:p>
+      <w:pPr>
+        <w:pStyle w:val="Heading2"/>
+      </w:pPr>
+      <w:r>
+        <w:rPr>
+          <w:i w:val="0"/>
+        </w:rPr>
         <w:t>Practice</w:t>
       </w:r>
     </w:p>
@@ -7984,6 +13597,51 @@
       </w:r>
     </w:p>
     <w:p>
+      <w:pPr/>
+      <w:r>
+        <w:rPr>
+          <w:b/>
+        </w:rPr>
+        <w:t xml:space="preserve">7. </w:t>
+      </w:r>
+      <w:r>
+        <w:rPr>
+          <w:i w:val="0"/>
+        </w:rPr>
+        <w:t>Find the reactance of a 20 µH coil at 140 kHz, and the voltage across it at 5 A RMS.</w:t>
+      </w:r>
+    </w:p>
+    <w:p>
+      <w:pPr/>
+      <w:r>
+        <w:rPr>
+          <w:b/>
+        </w:rPr>
+        <w:t xml:space="preserve">8. </w:t>
+      </w:r>
+      <w:r>
+        <w:rPr>
+          <w:i w:val="0"/>
+        </w:rPr>
+        <w:t>Why must a wireless charging pad detect foreign metal objects?</w:t>
+      </w:r>
+    </w:p>
+    <w:p>
+      <w:pPr/>
+      <w:r>
+        <w:rPr>
+          <w:b/>
+        </w:rPr>
+        <w:t xml:space="preserve">9. </w:t>
+      </w:r>
+      <w:r>
+        <w:rPr>
+          <w:i w:val="0"/>
+        </w:rPr>
+        <w:t>How much waste does an 11 kW conductive charger at 95 % produce?</w:t>
+      </w:r>
+    </w:p>
+    <w:p>
       <w:pPr>
         <w:pStyle w:val="Heading1"/>
       </w:pPr>
@@ -8130,6 +13788,60 @@
       </w:r>
     </w:p>
     <w:p>
+      <w:pPr/>
+      <w:r>
+        <w:rPr>
+          <w:i w:val="0"/>
+        </w:rPr>
+        <w:t>Chain efficiency η = η₁η₂…ηₙ. LDO junction TJ = TA + (Vin − Vout)Iout θJA. Buck input capacitor Irms = Iout√(D(1 − D)); minimum output Vin ton,min fsw.</w:t>
+      </w:r>
+    </w:p>
+    <w:p>
+      <w:pPr/>
+      <w:r>
+        <w:rPr>
+          <w:i w:val="0"/>
+        </w:rPr>
+        <w:t>Boost with winding resistance: M = [1/(1 − D)]/[1 + RL/(R(1 − D)²)], Mmax ≈ 1/(2√(RL/R)). Slope compensation Se ≥ Sf/2. SEPIC Vout/Vin = D/(1 − D). LLC fr = 1/(2π√(LrCr)).</w:t>
+      </w:r>
+    </w:p>
+    <w:p>
+      <w:pPr/>
+      <w:r>
+        <w:rPr>
+          <w:i w:val="0"/>
+        </w:rPr>
+        <w:t>Area product Ap ≥ L Ipk Irms/(Bmax J Ku). Steinmetz Pv = k f^α B^β. PFC bulk ripple ΔV ≈ P/(2π fline C Vbus). Marx Vout ≈ NV, C/N, energy N·½CV².</w:t>
+      </w:r>
+    </w:p>
+    <w:p>
+      <w:pPr/>
+      <w:r>
+        <w:rPr>
+          <w:i w:val="0"/>
+        </w:rPr>
+        <w:t>Electrolytic life L = L0·2^((T0 − T)/10). Digital-delay phase 360° fc Td. Load-step dip ΔV ≈ ΔI/(2π fc C). Heatsink θSA ≤ (TJ − TA)/P − θJC − θCS.</w:t>
+      </w:r>
+    </w:p>
+    <w:p>
+      <w:pPr/>
+      <w:r>
+        <w:rPr>
+          <w:i w:val="0"/>
+        </w:rPr>
+        <w:t>PM motor torque T = (3/2)pψiq. Dead-time error Vdc td fsw. SCR = Ssc/Pplant. Transformer aging F_AA = exp[15 000/383 − 15 000/(θH + 273)]. TT earthing RA·IΔn ≤ 50 V.</w:t>
+      </w:r>
+    </w:p>
+    <w:p>
+      <w:pPr/>
+      <w:r>
+        <w:rPr>
+          <w:i w:val="0"/>
+        </w:rPr>
+        <w:t>Resonant charging to 2V in π√(LC). Supercapacitor E = ½C(V1² − V2²). Parallel availability 1 − (1 − A)². Capacity factor = specific yield/8760 h. Gate-loop critical damping R ≈ 2√(L/C); Icm = C dv/dt.</w:t>
+      </w:r>
+    </w:p>
+    <w:p>
       <w:pPr>
         <w:pStyle w:val="Heading1"/>
       </w:pPr>
@@ -8242,6 +13954,51 @@
       </w:r>
     </w:p>
     <w:p>
+      <w:pPr/>
+      <w:r>
+        <w:rPr>
+          <w:b/>
+        </w:rPr>
+        <w:t xml:space="preserve">7. </w:t>
+      </w:r>
+      <w:r>
+        <w:rPr>
+          <w:i w:val="0"/>
+        </w:rPr>
+        <w:t>0.97 × 0.95 × 0.92 = 0.848.</w:t>
+      </w:r>
+    </w:p>
+    <w:p>
+      <w:pPr/>
+      <w:r>
+        <w:rPr>
+          <w:b/>
+        </w:rPr>
+        <w:t xml:space="preserve">8. </w:t>
+      </w:r>
+      <w:r>
+        <w:rPr>
+          <w:i w:val="0"/>
+        </w:rPr>
+        <w:t>500 × (1/0.92 − 1) = 43.5 W; at 95 %, 26.3 W.</w:t>
+      </w:r>
+    </w:p>
+    <w:p>
+      <w:pPr/>
+      <w:r>
+        <w:rPr>
+          <w:b/>
+        </w:rPr>
+        <w:t xml:space="preserve">9. </w:t>
+      </w:r>
+      <w:r>
+        <w:rPr>
+          <w:i w:val="0"/>
+        </w:rPr>
+        <w:t>10 W × 8766 h = 87.7 kWh, $17.53.</w:t>
+      </w:r>
+    </w:p>
+    <w:p>
       <w:pPr>
         <w:pStyle w:val="Heading2"/>
       </w:pPr>
@@ -8343,6 +14100,51 @@
       </w:r>
     </w:p>
     <w:p>
+      <w:pPr/>
+      <w:r>
+        <w:rPr>
+          <w:b/>
+        </w:rPr>
+        <w:t xml:space="preserve">7. </w:t>
+      </w:r>
+      <w:r>
+        <w:rPr>
+          <w:i w:val="0"/>
+        </w:rPr>
+        <w:t>P = 0.7 W, TJ = 40 + 56 = 96 °C.</w:t>
+      </w:r>
+    </w:p>
+    <w:p>
+      <w:pPr/>
+      <w:r>
+        <w:rPr>
+          <w:b/>
+        </w:rPr>
+        <w:t xml:space="preserve">8. </w:t>
+      </w:r>
+      <w:r>
+        <w:rPr>
+          <w:i w:val="0"/>
+        </w:rPr>
+        <w:t>50 mV/10 µV = 5000, 74 dB.</w:t>
+      </w:r>
+    </w:p>
+    <w:p>
+      <w:pPr/>
+      <w:r>
+        <w:rPr>
+          <w:b/>
+        </w:rPr>
+        <w:t xml:space="preserve">9. </w:t>
+      </w:r>
+      <w:r>
+        <w:rPr>
+          <w:i w:val="0"/>
+        </w:rPr>
+        <w:t>2.495 × 2.5 = 6.24 V.</w:t>
+      </w:r>
+    </w:p>
+    <w:p>
       <w:pPr>
         <w:pStyle w:val="Heading2"/>
       </w:pPr>
@@ -8444,6 +14246,51 @@
       </w:r>
     </w:p>
     <w:p>
+      <w:pPr/>
+      <w:r>
+        <w:rPr>
+          <w:b/>
+        </w:rPr>
+        <w:t xml:space="preserve">7. </w:t>
+      </w:r>
+      <w:r>
+        <w:rPr>
+          <w:i w:val="0"/>
+        </w:rPr>
+        <w:t>D = 0.25, so 20 × √(0.25 × 0.75) = 8.66 A.</w:t>
+      </w:r>
+    </w:p>
+    <w:p>
+      <w:pPr/>
+      <w:r>
+        <w:rPr>
+          <w:b/>
+        </w:rPr>
+        <w:t xml:space="preserve">8. </w:t>
+      </w:r>
+      <w:r>
+        <w:rPr>
+          <w:i w:val="0"/>
+        </w:rPr>
+        <w:t>The peak is 7 A; specify at least 8.5 to 9 A to cover transients and current-limit overshoot.</w:t>
+      </w:r>
+    </w:p>
+    <w:p>
+      <w:pPr/>
+      <w:r>
+        <w:rPr>
+          <w:b/>
+        </w:rPr>
+        <w:t xml:space="preserve">9. </w:t>
+      </w:r>
+      <w:r>
+        <w:rPr>
+          <w:i w:val="0"/>
+        </w:rPr>
+        <w:t>D = 1/12 = 0.0833, so fsw ≤ 0.0833/60 ns = 1.39 MHz.</w:t>
+      </w:r>
+    </w:p>
+    <w:p>
       <w:pPr>
         <w:pStyle w:val="Heading2"/>
       </w:pPr>
@@ -8545,6 +14392,51 @@
       </w:r>
     </w:p>
     <w:p>
+      <w:pPr/>
+      <w:r>
+        <w:rPr>
+          <w:b/>
+        </w:rPr>
+        <w:t xml:space="preserve">7. </w:t>
+      </w:r>
+      <w:r>
+        <w:rPr>
+          <w:i w:val="0"/>
+        </w:rPr>
+        <w:t>1/(2√(0.1/50)) = 11.2.</w:t>
+      </w:r>
+    </w:p>
+    <w:p>
+      <w:pPr/>
+      <w:r>
+        <w:rPr>
+          <w:b/>
+        </w:rPr>
+        <w:t xml:space="preserve">8. </w:t>
+      </w:r>
+      <w:r>
+        <w:rPr>
+          <w:i w:val="0"/>
+        </w:rPr>
+        <w:t>D = 0.083 is far below 0.5, so subharmonic oscillation does not arise at steady state, though most controllers add a ramp anyway for noise immunity; Sf = 1 V/0.47 µH = 2.1 A/µs.</w:t>
+      </w:r>
+    </w:p>
+    <w:p>
+      <w:pPr/>
+      <w:r>
+        <w:rPr>
+          <w:b/>
+        </w:rPr>
+        <w:t xml:space="preserve">9. </w:t>
+      </w:r>
+      <w:r>
+        <w:rPr>
+          <w:i w:val="0"/>
+        </w:rPr>
+        <w:t>5/8 = 0.625.</w:t>
+      </w:r>
+    </w:p>
+    <w:p>
       <w:pPr>
         <w:pStyle w:val="Heading2"/>
       </w:pPr>
@@ -8646,6 +14538,51 @@
       </w:r>
     </w:p>
     <w:p>
+      <w:pPr/>
+      <w:r>
+        <w:rPr>
+          <w:b/>
+        </w:rPr>
+        <w:t xml:space="preserve">7. </w:t>
+      </w:r>
+      <w:r>
+        <w:rPr>
+          <w:i w:val="0"/>
+        </w:rPr>
+        <w:t>80/12.4 = 6.45.</w:t>
+      </w:r>
+    </w:p>
+    <w:p>
+      <w:pPr/>
+      <w:r>
+        <w:rPr>
+          <w:b/>
+        </w:rPr>
+        <w:t xml:space="preserve">8. </w:t>
+      </w:r>
+      <w:r>
+        <w:rPr>
+          <w:i w:val="0"/>
+        </w:rPr>
+        <w:t>The leakage energy, ½LlkIpk², is lost once per cycle, so its power grows in proportion to the switching frequency.</w:t>
+      </w:r>
+    </w:p>
+    <w:p>
+      <w:pPr/>
+      <w:r>
+        <w:rPr>
+          <w:b/>
+        </w:rPr>
+        <w:t xml:space="preserve">9. </w:t>
+      </w:r>
+      <w:r>
+        <w:rPr>
+          <w:i w:val="0"/>
+        </w:rPr>
+        <w:t>C = 1/((2π × 2 × 10⁵)² × 20 × 10⁻⁶) = 31.7 nF.</w:t>
+      </w:r>
+    </w:p>
+    <w:p>
       <w:pPr>
         <w:pStyle w:val="Heading2"/>
       </w:pPr>
@@ -8747,6 +14684,51 @@
       </w:r>
     </w:p>
     <w:p>
+      <w:pPr/>
+      <w:r>
+        <w:rPr>
+          <w:b/>
+        </w:rPr>
+        <w:t xml:space="preserve">7. </w:t>
+      </w:r>
+      <w:r>
+        <w:rPr>
+          <w:i w:val="0"/>
+        </w:rPr>
+        <w:t>1.25^2.7 = 1.83, an 83 % increase.</w:t>
+      </w:r>
+    </w:p>
+    <w:p>
+      <w:pPr/>
+      <w:r>
+        <w:rPr>
+          <w:b/>
+        </w:rPr>
+        <w:t xml:space="preserve">8. </w:t>
+      </w:r>
+      <w:r>
+        <w:rPr>
+          <w:i w:val="0"/>
+        </w:rPr>
+        <w:t>N = 22 × 10⁻⁶ × 5/(0.25 × 0.4 × 10⁻⁴) = 11 turns.</w:t>
+      </w:r>
+    </w:p>
+    <w:p>
+      <w:pPr/>
+      <w:r>
+        <w:rPr>
+          <w:b/>
+        </w:rPr>
+        <w:t xml:space="preserve">9. </w:t>
+      </w:r>
+      <w:r>
+        <w:rPr>
+          <w:i w:val="0"/>
+        </w:rPr>
+        <w:t>66/1000 = 0.066 mm.</w:t>
+      </w:r>
+    </w:p>
+    <w:p>
       <w:pPr>
         <w:pStyle w:val="Heading2"/>
       </w:pPr>
@@ -8848,6 +14830,51 @@
       </w:r>
     </w:p>
     <w:p>
+      <w:pPr/>
+      <w:r>
+        <w:rPr>
+          <w:b/>
+        </w:rPr>
+        <w:t xml:space="preserve">7. </w:t>
+      </w:r>
+      <w:r>
+        <w:rPr>
+          <w:i w:val="0"/>
+        </w:rPr>
+        <w:t>500/(2π × 60 × 400 × 15) = 221 µF.</w:t>
+      </w:r>
+    </w:p>
+    <w:p>
+      <w:pPr/>
+      <w:r>
+        <w:rPr>
+          <w:b/>
+        </w:rPr>
+        <w:t xml:space="preserve">8. </w:t>
+      </w:r>
+      <w:r>
+        <w:rPr>
+          <w:i w:val="0"/>
+        </w:rPr>
+        <w:t>In continuous conduction the fast leg's switches must be hard-switched while the opposite switch's body diode conducts; silicon MOSFET body diodes have large reverse-recovery charge that would cause severe loss and stress, while GaN has none and SiC's is small.</w:t>
+      </w:r>
+    </w:p>
+    <w:p>
+      <w:pPr/>
+      <w:r>
+        <w:rPr>
+          <w:b/>
+        </w:rPr>
+        <w:t xml:space="preserve">9. </w:t>
+      </w:r>
+      <w:r>
+        <w:rPr>
+          <w:i w:val="0"/>
+        </w:rPr>
+        <w:t>1.9 mA/W × 200 W = 0.38 A.</w:t>
+      </w:r>
+    </w:p>
+    <w:p>
       <w:pPr>
         <w:pStyle w:val="Heading2"/>
       </w:pPr>
@@ -8949,6 +14976,51 @@
       </w:r>
     </w:p>
     <w:p>
+      <w:pPr/>
+      <w:r>
+        <w:rPr>
+          <w:b/>
+        </w:rPr>
+        <w:t xml:space="preserve">7. </w:t>
+      </w:r>
+      <w:r>
+        <w:rPr>
+          <w:i w:val="0"/>
+        </w:rPr>
+        <w:t>5 × ½ × 10⁻⁶ × (2 × 10⁴)² = 1000 J; about 100 kV.</w:t>
+      </w:r>
+    </w:p>
+    <w:p>
+      <w:pPr/>
+      <w:r>
+        <w:rPr>
+          <w:b/>
+        </w:rPr>
+        <w:t xml:space="preserve">8. </w:t>
+      </w:r>
+      <w:r>
+        <w:rPr>
+          <w:i w:val="0"/>
+        </w:rPr>
+        <w:t>Creepage protects against surface tracking under contamination and moisture at the working voltage, which does not depend on air pressure; clearance protects against breakdown through the air, which does.</w:t>
+      </w:r>
+    </w:p>
+    <w:p>
+      <w:pPr/>
+      <w:r>
+        <w:rPr>
+          <w:b/>
+        </w:rPr>
+        <w:t xml:space="preserve">9. </w:t>
+      </w:r>
+      <w:r>
+        <w:rPr>
+          <w:i w:val="0"/>
+        </w:rPr>
+        <w:t>½ × 2 × 10⁻⁹ × (3 × 10⁴)² = 0.9 J.</w:t>
+      </w:r>
+    </w:p>
+    <w:p>
       <w:pPr>
         <w:pStyle w:val="Heading2"/>
       </w:pPr>
@@ -9050,6 +15122,51 @@
       </w:r>
     </w:p>
     <w:p>
+      <w:pPr/>
+      <w:r>
+        <w:rPr>
+          <w:b/>
+        </w:rPr>
+        <w:t xml:space="preserve">7. </w:t>
+      </w:r>
+      <w:r>
+        <w:rPr>
+          <w:i w:val="0"/>
+        </w:rPr>
+        <w:t>2000 × 2³ = 16 000 h.</w:t>
+      </w:r>
+    </w:p>
+    <w:p>
+      <w:pPr/>
+      <w:r>
+        <w:rPr>
+          <w:b/>
+        </w:rPr>
+        <w:t xml:space="preserve">8. </w:t>
+      </w:r>
+      <w:r>
+        <w:rPr>
+          <w:i w:val="0"/>
+        </w:rPr>
+        <w:t>Input 520.8 W ± 1.04 W, output 500 W ± 1.00 W, so up to ±2.0 W on a 20.8 W loss, about ±10 %.</w:t>
+      </w:r>
+    </w:p>
+    <w:p>
+      <w:pPr/>
+      <w:r>
+        <w:rPr>
+          <w:b/>
+        </w:rPr>
+        <w:t xml:space="preserve">9. </w:t>
+      </w:r>
+      <w:r>
+        <w:rPr>
+          <w:i w:val="0"/>
+        </w:rPr>
+        <w:t>(110 − 40)/10 − 1.5 = 5.5 °C/W.</w:t>
+      </w:r>
+    </w:p>
+    <w:p>
       <w:pPr>
         <w:pStyle w:val="Heading2"/>
       </w:pPr>
@@ -9151,6 +15268,51 @@
       </w:r>
     </w:p>
     <w:p>
+      <w:pPr/>
+      <w:r>
+        <w:rPr>
+          <w:b/>
+        </w:rPr>
+        <w:t xml:space="preserve">7. </w:t>
+      </w:r>
+      <w:r>
+        <w:rPr>
+          <w:i w:val="0"/>
+        </w:rPr>
+        <w:t>360 × 20 × 10³ × 4 × 10⁻⁶ = 28.8°.</w:t>
+      </w:r>
+    </w:p>
+    <w:p>
+      <w:pPr/>
+      <w:r>
+        <w:rPr>
+          <w:b/>
+        </w:rPr>
+        <w:t xml:space="preserve">8. </w:t>
+      </w:r>
+      <w:r>
+        <w:rPr>
+          <w:i w:val="0"/>
+        </w:rPr>
+        <w:t>The inner current loop removes the inductor from the outer loop's low-frequency dynamics, leaving a single pole from the output capacitor and load, which a Type II compensator's zero can cancel.</w:t>
+      </w:r>
+    </w:p>
+    <w:p>
+      <w:pPr/>
+      <w:r>
+        <w:rPr>
+          <w:b/>
+        </w:rPr>
+        <w:t xml:space="preserve">9. </w:t>
+      </w:r>
+      <w:r>
+        <w:rPr>
+          <w:i w:val="0"/>
+        </w:rPr>
+        <w:t>fc = 1/(2π × 0.001 × 0.002) = 80 kHz.</w:t>
+      </w:r>
+    </w:p>
+    <w:p>
       <w:pPr>
         <w:pStyle w:val="Heading2"/>
       </w:pPr>
@@ -9252,6 +15414,51 @@
       </w:r>
     </w:p>
     <w:p>
+      <w:pPr/>
+      <w:r>
+        <w:rPr>
+          <w:b/>
+        </w:rPr>
+        <w:t xml:space="preserve">7. </w:t>
+      </w:r>
+      <w:r>
+        <w:rPr>
+          <w:i w:val="0"/>
+        </w:rPr>
+        <w:t>120 − 120 = 0 V, so the turn-on is essentially lossless.</w:t>
+      </w:r>
+    </w:p>
+    <w:p>
+      <w:pPr/>
+      <w:r>
+        <w:rPr>
+          <w:b/>
+        </w:rPr>
+        <w:t xml:space="preserve">8. </w:t>
+      </w:r>
+      <w:r>
+        <w:rPr>
+          <w:i w:val="0"/>
+        </w:rPr>
+        <w:t>The switching frequency rises as the load falls; skipping valleys limits it, keeping switching losses and EMI within bounds.</w:t>
+      </w:r>
+    </w:p>
+    <w:p>
+      <w:pPr/>
+      <w:r>
+        <w:rPr>
+          <w:b/>
+        </w:rPr>
+        <w:t xml:space="preserve">9. </w:t>
+      </w:r>
+      <w:r>
+        <w:rPr>
+          <w:i w:val="0"/>
+        </w:rPr>
+        <w:t>20 kHz × 50 nC = 1 mA.</w:t>
+      </w:r>
+    </w:p>
+    <w:p>
       <w:pPr>
         <w:pStyle w:val="Heading2"/>
       </w:pPr>
@@ -9353,6 +15560,51 @@
       </w:r>
     </w:p>
     <w:p>
+      <w:pPr/>
+      <w:r>
+        <w:rPr>
+          <w:b/>
+        </w:rPr>
+        <w:t xml:space="preserve">7. </w:t>
+      </w:r>
+      <w:r>
+        <w:rPr>
+          <w:i w:val="0"/>
+        </w:rPr>
+        <w:t>50 mAh/3 mA = 16.7 h.</w:t>
+      </w:r>
+    </w:p>
+    <w:p>
+      <w:pPr/>
+      <w:r>
+        <w:rPr>
+          <w:b/>
+        </w:rPr>
+        <w:t xml:space="preserve">8. </w:t>
+      </w:r>
+      <w:r>
+        <w:rPr>
+          <w:i w:val="0"/>
+        </w:rPr>
+        <w:t>The LFP voltage curve is nearly flat between about 20 and 80 % state of charge, so a small voltage error corresponds to a large charge error; NMC's curve slopes throughout.</w:t>
+      </w:r>
+    </w:p>
+    <w:p>
+      <w:pPr/>
+      <w:r>
+        <w:rPr>
+          <w:b/>
+        </w:rPr>
+        <w:t xml:space="preserve">9. </w:t>
+      </w:r>
+      <w:r>
+        <w:rPr>
+          <w:i w:val="0"/>
+        </w:rPr>
+        <w:t>25/3.85 = 6.5 A, 1.3 C.</w:t>
+      </w:r>
+    </w:p>
+    <w:p>
       <w:pPr>
         <w:pStyle w:val="Heading2"/>
       </w:pPr>
@@ -9454,6 +15706,51 @@
       </w:r>
     </w:p>
     <w:p>
+      <w:pPr/>
+      <w:r>
+        <w:rPr>
+          <w:b/>
+        </w:rPr>
+        <w:t xml:space="preserve">7. </w:t>
+      </w:r>
+      <w:r>
+        <w:rPr>
+          <w:i w:val="0"/>
+        </w:rPr>
+        <w:t>iq = 150/(1.5 × 3 × 0.1) = 333 A.</w:t>
+      </w:r>
+    </w:p>
+    <w:p>
+      <w:pPr/>
+      <w:r>
+        <w:rPr>
+          <w:b/>
+        </w:rPr>
+        <w:t xml:space="preserve">8. </w:t>
+      </w:r>
+      <w:r>
+        <w:rPr>
+          <w:i w:val="0"/>
+        </w:rPr>
+        <w:t>An IGBT has a fixed knee voltage that costs loss even at low current, and a tail current at turn-off; a SiC MOSFET's resistive on-state loss falls with the square of current and its switching loss is lower, so the advantage is largest at the low currents of cruising.</w:t>
+      </w:r>
+    </w:p>
+    <w:p>
+      <w:pPr/>
+      <w:r>
+        <w:rPr>
+          <w:b/>
+        </w:rPr>
+        <w:t xml:space="preserve">9. </w:t>
+      </w:r>
+      <w:r>
+        <w:rPr>
+          <w:i w:val="0"/>
+        </w:rPr>
+        <w:t>400 × 300 × 10⁻⁹ × 16 × 10³ = 1.9 V.</w:t>
+      </w:r>
+    </w:p>
+    <w:p>
       <w:pPr>
         <w:pStyle w:val="Heading2"/>
       </w:pPr>
@@ -9555,6 +15852,51 @@
       </w:r>
     </w:p>
     <w:p>
+      <w:pPr/>
+      <w:r>
+        <w:rPr>
+          <w:b/>
+        </w:rPr>
+        <w:t xml:space="preserve">7. </w:t>
+      </w:r>
+      <w:r>
+        <w:rPr>
+          <w:i w:val="0"/>
+        </w:rPr>
+        <w:t>0.975 × 0.89 = 0.868.</w:t>
+      </w:r>
+    </w:p>
+    <w:p>
+      <w:pPr/>
+      <w:r>
+        <w:rPr>
+          <w:b/>
+        </w:rPr>
+        <w:t xml:space="preserve">8. </w:t>
+      </w:r>
+      <w:r>
+        <w:rPr>
+          <w:i w:val="0"/>
+        </w:rPr>
+        <w:t>80 kW × 60 s = 4.8 MJ = 1.33 kWh delivered; 1.33/0.75 = 1.78 kWh installed.</w:t>
+      </w:r>
+    </w:p>
+    <w:p>
+      <w:pPr/>
+      <w:r>
+        <w:rPr>
+          <w:b/>
+        </w:rPr>
+        <w:t xml:space="preserve">9. </w:t>
+      </w:r>
+      <w:r>
+        <w:rPr>
+          <w:i w:val="0"/>
+        </w:rPr>
+        <w:t>10 MW × 1.1/1.2 kW = 9167 servers.</w:t>
+      </w:r>
+    </w:p>
+    <w:p>
       <w:pPr>
         <w:pStyle w:val="Heading2"/>
       </w:pPr>
@@ -9656,6 +15998,51 @@
       </w:r>
     </w:p>
     <w:p>
+      <w:pPr/>
+      <w:r>
+        <w:rPr>
+          <w:b/>
+        </w:rPr>
+        <w:t xml:space="preserve">7. </w:t>
+      </w:r>
+      <w:r>
+        <w:rPr>
+          <w:i w:val="0"/>
+        </w:rPr>
+        <w:t>½ × 100 × (256 − 64) = 9600 J.</w:t>
+      </w:r>
+    </w:p>
+    <w:p>
+      <w:pPr/>
+      <w:r>
+        <w:rPr>
+          <w:b/>
+        </w:rPr>
+        <w:t xml:space="preserve">8. </w:t>
+      </w:r>
+      <w:r>
+        <w:rPr>
+          <w:i w:val="0"/>
+        </w:rPr>
+        <w:t>The capacitor's voltage falls as it discharges, as the square root of the remaining energy, so using three quarters of its energy means the voltage drops to half.</w:t>
+      </w:r>
+    </w:p>
+    <w:p>
+      <w:pPr/>
+      <w:r>
+        <w:rPr>
+          <w:b/>
+        </w:rPr>
+        <w:t xml:space="preserve">9. </w:t>
+      </w:r>
+      <w:r>
+        <w:rPr>
+          <w:i w:val="0"/>
+        </w:rPr>
+        <w:t>1 − 0.01³ = 99.9999 %.</w:t>
+      </w:r>
+    </w:p>
+    <w:p>
       <w:pPr>
         <w:pStyle w:val="Heading2"/>
       </w:pPr>
@@ -9757,6 +16144,51 @@
       </w:r>
     </w:p>
     <w:p>
+      <w:pPr/>
+      <w:r>
+        <w:rPr>
+          <w:b/>
+        </w:rPr>
+        <w:t xml:space="preserve">7. </w:t>
+      </w:r>
+      <w:r>
+        <w:rPr>
+          <w:i w:val="0"/>
+        </w:rPr>
+        <w:t>120/50 = 2.4.</w:t>
+      </w:r>
+    </w:p>
+    <w:p>
+      <w:pPr/>
+      <w:r>
+        <w:rPr>
+          <w:b/>
+        </w:rPr>
+        <w:t xml:space="preserve">8. </w:t>
+      </w:r>
+      <w:r>
+        <w:rPr>
+          <w:i w:val="0"/>
+        </w:rPr>
+        <w:t>In a weak grid the inverter's own current changes the voltage at its terminals noticeably, so the PLL that measures that voltage interacts with the current controller, and the loop can oscillate or lose synchronism.</w:t>
+      </w:r>
+    </w:p>
+    <w:p>
+      <w:pPr/>
+      <w:r>
+        <w:rPr>
+          <w:b/>
+        </w:rPr>
+        <w:t xml:space="preserve">9. </w:t>
+      </w:r>
+      <w:r>
+        <w:rPr>
+          <w:i w:val="0"/>
+        </w:rPr>
+        <w:t>At resonance the filter's impedance is very low or very high, so grid harmonics or control disturbances near that frequency are amplified, which can make the inverter unstable or violate the harmonic limits.</w:t>
+      </w:r>
+    </w:p>
+    <w:p>
       <w:pPr>
         <w:pStyle w:val="Heading2"/>
       </w:pPr>
@@ -9858,6 +16290,51 @@
       </w:r>
     </w:p>
     <w:p>
+      <w:pPr/>
+      <w:r>
+        <w:rPr>
+          <w:b/>
+        </w:rPr>
+        <w:t xml:space="preserve">7. </w:t>
+      </w:r>
+      <w:r>
+        <w:rPr>
+          <w:i w:val="0"/>
+        </w:rPr>
+        <w:t>exp(39.16 − 15 000/413) = 17.2.</w:t>
+      </w:r>
+    </w:p>
+    <w:p>
+      <w:pPr/>
+      <w:r>
+        <w:rPr>
+          <w:b/>
+        </w:rPr>
+        <w:t xml:space="preserve">8. </w:t>
+      </w:r>
+      <w:r>
+        <w:rPr>
+          <w:i w:val="0"/>
+        </w:rPr>
+        <w:t>Selectivity requires upstream devices to wait for downstream ones to clear, but every millisecond of delay lengthens an arc and raises the incident energy at a worker's position.</w:t>
+      </w:r>
+    </w:p>
+    <w:p>
+      <w:pPr/>
+      <w:r>
+        <w:rPr>
+          <w:b/>
+        </w:rPr>
+        <w:t xml:space="preserve">9. </w:t>
+      </w:r>
+      <w:r>
+        <w:rPr>
+          <w:i w:val="0"/>
+        </w:rPr>
+        <w:t>10 mA.</w:t>
+      </w:r>
+    </w:p>
+    <w:p>
       <w:pPr>
         <w:pStyle w:val="Heading2"/>
       </w:pPr>
@@ -9959,6 +16436,51 @@
       </w:r>
     </w:p>
     <w:p>
+      <w:pPr/>
+      <w:r>
+        <w:rPr>
+          <w:b/>
+        </w:rPr>
+        <w:t xml:space="preserve">7. </w:t>
+      </w:r>
+      <w:r>
+        <w:rPr>
+          <w:i w:val="0"/>
+        </w:rPr>
+        <w:t>With one phase the loss is 0.6 + 0.006I², with two 1.2 + 0.003I²; they are equal when 0.003I² = 0.6, I = 14.1 A. Above about 14 A two phases lose less, which is why two phases win at 20 A.</w:t>
+      </w:r>
+    </w:p>
+    <w:p>
+      <w:pPr/>
+      <w:r>
+        <w:rPr>
+          <w:b/>
+        </w:rPr>
+        <w:t xml:space="preserve">8. </w:t>
+      </w:r>
+      <w:r>
+        <w:rPr>
+          <w:i w:val="0"/>
+        </w:rPr>
+        <w:t>Ripple currents are out of phase between the coupled windings and see a large effective inductance, while a load step drives all phases in the same direction, where the coupling cancels and only the small leakage inductance limits the slew.</w:t>
+      </w:r>
+    </w:p>
+    <w:p>
+      <w:pPr/>
+      <w:r>
+        <w:rPr>
+          <w:b/>
+        </w:rPr>
+        <w:t xml:space="preserve">9. </w:t>
+      </w:r>
+      <w:r>
+        <w:rPr>
+          <w:i w:val="0"/>
+        </w:rPr>
+        <w:t>1.0039⁷⁵ = 1.34, a 34 % rise.</w:t>
+      </w:r>
+    </w:p>
+    <w:p>
       <w:pPr>
         <w:pStyle w:val="Heading2"/>
       </w:pPr>
@@ -10060,6 +16582,51 @@
       </w:r>
     </w:p>
     <w:p>
+      <w:pPr/>
+      <w:r>
+        <w:rPr>
+          <w:b/>
+        </w:rPr>
+        <w:t xml:space="preserve">7. </w:t>
+      </w:r>
+      <w:r>
+        <w:rPr>
+          <w:i w:val="0"/>
+        </w:rPr>
+        <w:t>1/(2π√(2 × 10⁻¹⁷)) = 35.6 MHz.</w:t>
+      </w:r>
+    </w:p>
+    <w:p>
+      <w:pPr/>
+      <w:r>
+        <w:rPr>
+          <w:b/>
+        </w:rPr>
+        <w:t xml:space="preserve">8. </w:t>
+      </w:r>
+      <w:r>
+        <w:rPr>
+          <w:i w:val="0"/>
+        </w:rPr>
+        <w:t>A fast turn-off of a large fault current through the loop inductance produces a voltage spike L di/dt that can exceed the device's breakdown voltage.</w:t>
+      </w:r>
+    </w:p>
+    <w:p>
+      <w:pPr/>
+      <w:r>
+        <w:rPr>
+          <w:b/>
+        </w:rPr>
+        <w:t xml:space="preserve">9. </w:t>
+      </w:r>
+      <w:r>
+        <w:rPr>
+          <w:i w:val="0"/>
+        </w:rPr>
+        <w:t>0.1/(5 × 10¹⁰) = 2 pF.</w:t>
+      </w:r>
+    </w:p>
+    <w:p>
       <w:pPr>
         <w:pStyle w:val="Heading2"/>
       </w:pPr>
@@ -10161,6 +16728,51 @@
       </w:r>
     </w:p>
     <w:p>
+      <w:pPr/>
+      <w:r>
+        <w:rPr>
+          <w:b/>
+        </w:rPr>
+        <w:t xml:space="preserve">7. </w:t>
+      </w:r>
+      <w:r>
+        <w:rPr>
+          <w:i w:val="0"/>
+        </w:rPr>
+        <w:t>π√(2 × 10⁻³ × 0.5 × 10⁻⁶) = 99 µs.</w:t>
+      </w:r>
+    </w:p>
+    <w:p>
+      <w:pPr/>
+      <w:r>
+        <w:rPr>
+          <w:b/>
+        </w:rPr>
+        <w:t xml:space="preserve">8. </w:t>
+      </w:r>
+      <w:r>
+        <w:rPr>
+          <w:i w:val="0"/>
+        </w:rPr>
+        <w:t>2000/100 = 20 pulses per second.</w:t>
+      </w:r>
+    </w:p>
+    <w:p>
+      <w:pPr/>
+      <w:r>
+        <w:rPr>
+          <w:b/>
+        </w:rPr>
+        <w:t xml:space="preserve">9. </w:t>
+      </w:r>
+      <w:r>
+        <w:rPr>
+          <w:i w:val="0"/>
+        </w:rPr>
+        <w:t>30/1.2 = 25 stages.</w:t>
+      </w:r>
+    </w:p>
+    <w:p>
       <w:pPr>
         <w:pStyle w:val="Heading2"/>
       </w:pPr>
@@ -10262,6 +16874,51 @@
       </w:r>
     </w:p>
     <w:p>
+      <w:pPr/>
+      <w:r>
+        <w:rPr>
+          <w:b/>
+        </w:rPr>
+        <w:t xml:space="preserve">7. </w:t>
+      </w:r>
+      <w:r>
+        <w:rPr>
+          <w:i w:val="0"/>
+        </w:rPr>
+        <w:t>About one third, with two diodes conducting.</w:t>
+      </w:r>
+    </w:p>
+    <w:p>
+      <w:pPr/>
+      <w:r>
+        <w:rPr>
+          <w:b/>
+        </w:rPr>
+        <w:t xml:space="preserve">8. </w:t>
+      </w:r>
+      <w:r>
+        <w:rPr>
+          <w:i w:val="0"/>
+        </w:rPr>
+        <w:t>Shading creates several local maxima in the power-voltage curve, and a hill-climbing tracker stops at the first maximum it reaches, which may not be the global one.</w:t>
+      </w:r>
+    </w:p>
+    <w:p>
+      <w:pPr/>
+      <w:r>
+        <w:rPr>
+          <w:b/>
+        </w:rPr>
+        <w:t xml:space="preserve">9. </w:t>
+      </w:r>
+      <w:r>
+        <w:rPr>
+          <w:i w:val="0"/>
+        </w:rPr>
+        <w:t>1900/8760 = 21.7 %.</w:t>
+      </w:r>
+    </w:p>
+    <w:p>
       <w:pPr>
         <w:pStyle w:val="Heading2"/>
       </w:pPr>
@@ -10363,6 +17020,51 @@
       </w:r>
     </w:p>
     <w:p>
+      <w:pPr/>
+      <w:r>
+        <w:rPr>
+          <w:b/>
+        </w:rPr>
+        <w:t xml:space="preserve">7. </w:t>
+      </w:r>
+      <w:r>
+        <w:rPr>
+          <w:i w:val="0"/>
+        </w:rPr>
+        <w:t>2π × 140 × 10³ × 20 × 10⁻⁶ = 17.6 Ω; 88 V RMS.</w:t>
+      </w:r>
+    </w:p>
+    <w:p>
+      <w:pPr/>
+      <w:r>
+        <w:rPr>
+          <w:b/>
+        </w:rPr>
+        <w:t xml:space="preserve">8. </w:t>
+      </w:r>
+      <w:r>
+        <w:rPr>
+          <w:i w:val="0"/>
+        </w:rPr>
+        <w:t>Metal objects in the alternating magnetic field heat by eddy currents, potentially to dangerous temperatures, and they also detune the link.</w:t>
+      </w:r>
+    </w:p>
+    <w:p>
+      <w:pPr/>
+      <w:r>
+        <w:rPr>
+          <w:b/>
+        </w:rPr>
+        <w:t xml:space="preserve">9. </w:t>
+      </w:r>
+      <w:r>
+        <w:rPr>
+          <w:i w:val="0"/>
+        </w:rPr>
+        <w:t>11 × (1/0.95 − 1) = 0.58 kW.</w:t>
+      </w:r>
+    </w:p>
+    <w:p>
       <w:pPr>
         <w:pStyle w:val="Heading1"/>
       </w:pPr>
@@ -10506,6 +17208,24 @@
           <w:i w:val="0"/>
         </w:rPr>
         <w:t>Wireless Power Consortium Qi specification and SAE J2954, for Chapter 22.</w:t>
+      </w:r>
+    </w:p>
+    <w:p>
+      <w:pPr/>
+      <w:r>
+        <w:rPr>
+          <w:i w:val="0"/>
+        </w:rPr>
+        <w:t>CLEAResult/80 PLUS program requirements; IEC 61000-3-2 (harmonic limits), IEC 60664-1 and IEC 62368-1 (insulation coordination and safety), IEC 60364 (earthing and RCDs), IEEE C57.91 (transformer loading), IEEE 1547 and IEEE 2800 (inverter-based resources), SAE J2954 and the WPC Qi2 specification.</w:t>
+      </w:r>
+    </w:p>
+    <w:p>
+      <w:pPr/>
+      <w:r>
+        <w:rPr>
+          <w:i w:val="0"/>
+        </w:rPr>
+        <w:t>Open Compute Project Open Rack specifications for 48 V racks and battery backup units; Uptime Institute tier standard; Vendor application notes and data sheets for TL431, LT3045, smart power stages, and isolated gate drivers (TI UCC21750, Infineon 1ED34).</w:t>
       </w:r>
     </w:p>
     <w:sectPr>
